--- a/雾灯协议V3.5.docx
+++ b/雾灯协议V3.5.docx
@@ -1733,6 +1733,183 @@
                 <w:lang w:val="en-US" w:eastAsia="zh-CN" w:bidi="ar-SA"/>
               </w:rPr>
               <w:t>请求的数据结构更新</w:t>
+            </w:r>
+          </w:p>
+        </w:tc>
+      </w:tr>
+      <w:tr>
+        <w:tblPrEx>
+          <w:tblBorders>
+            <w:top w:val="single" w:color="auto" w:sz="4" w:space="0"/>
+            <w:left w:val="single" w:color="auto" w:sz="4" w:space="0"/>
+            <w:bottom w:val="single" w:color="auto" w:sz="4" w:space="0"/>
+            <w:right w:val="single" w:color="auto" w:sz="4" w:space="0"/>
+            <w:insideH w:val="single" w:color="auto" w:sz="4" w:space="0"/>
+            <w:insideV w:val="single" w:color="auto" w:sz="4" w:space="0"/>
+          </w:tblBorders>
+          <w:tblCellMar>
+            <w:top w:w="0" w:type="dxa"/>
+            <w:left w:w="108" w:type="dxa"/>
+            <w:bottom w:w="0" w:type="dxa"/>
+            <w:right w:w="108" w:type="dxa"/>
+          </w:tblCellMar>
+        </w:tblPrEx>
+        <w:tc>
+          <w:tcPr>
+            <w:tcW w:w="3320" w:type="dxa"/>
+          </w:tcPr>
+          <w:p>
+            <w:pPr>
+              <w:rPr>
+                <w:rFonts w:hint="eastAsia"/>
+                <w:b/>
+                <w:bCs/>
+                <w:sz w:val="24"/>
+                <w:szCs w:val="24"/>
+                <w:lang w:val="en-US" w:eastAsia="zh-CN"/>
+              </w:rPr>
+            </w:pPr>
+            <w:r>
+              <w:rPr>
+                <w:rFonts w:hint="eastAsia"/>
+                <w:b/>
+                <w:bCs/>
+                <w:sz w:val="24"/>
+                <w:szCs w:val="24"/>
+                <w:lang w:val="en-US" w:eastAsia="zh-CN"/>
+              </w:rPr>
+              <w:t>2025年0</w:t>
+            </w:r>
+            <w:r>
+              <w:rPr>
+                <w:rFonts w:hint="default"/>
+                <w:b/>
+                <w:bCs/>
+                <w:sz w:val="24"/>
+                <w:szCs w:val="24"/>
+                <w:lang w:val="en-US" w:eastAsia="zh-CN"/>
+              </w:rPr>
+              <w:t>2</w:t>
+            </w:r>
+            <w:r>
+              <w:rPr>
+                <w:rFonts w:hint="eastAsia"/>
+                <w:b/>
+                <w:bCs/>
+                <w:sz w:val="24"/>
+                <w:szCs w:val="24"/>
+                <w:lang w:val="en-US" w:eastAsia="zh-CN"/>
+              </w:rPr>
+              <w:t>月</w:t>
+            </w:r>
+            <w:r>
+              <w:rPr>
+                <w:rFonts w:hint="default"/>
+                <w:b/>
+                <w:bCs/>
+                <w:sz w:val="24"/>
+                <w:szCs w:val="24"/>
+                <w:lang w:val="en-US" w:eastAsia="zh-CN"/>
+              </w:rPr>
+              <w:t>20</w:t>
+            </w:r>
+            <w:r>
+              <w:rPr>
+                <w:rFonts w:hint="eastAsia"/>
+                <w:b/>
+                <w:bCs/>
+                <w:sz w:val="24"/>
+                <w:szCs w:val="24"/>
+                <w:lang w:val="en-US" w:eastAsia="zh-CN"/>
+              </w:rPr>
+              <w:t>日</w:t>
+            </w:r>
+          </w:p>
+        </w:tc>
+        <w:tc>
+          <w:tcPr>
+            <w:tcW w:w="6514" w:type="dxa"/>
+          </w:tcPr>
+          <w:p>
+            <w:pPr>
+              <w:pStyle w:val="4"/>
+              <w:keepNext w:val="0"/>
+              <w:keepLines w:val="0"/>
+              <w:widowControl/>
+              <w:suppressLineNumbers w:val="0"/>
+              <w:spacing w:before="0" w:beforeAutospacing="0" w:after="0" w:afterAutospacing="0"/>
+              <w:ind w:left="0" w:right="0" w:firstLine="0"/>
+              <w:rPr>
+                <w:rFonts w:hint="default" w:eastAsia="宋体"/>
+                <w:b/>
+                <w:bCs/>
+                <w:lang w:val="en-US" w:eastAsia="zh-CN"/>
+              </w:rPr>
+            </w:pPr>
+            <w:r>
+              <w:rPr>
+                <w:rFonts w:hint="eastAsia"/>
+                <w:b/>
+                <w:bCs/>
+                <w:lang w:val="en-US" w:eastAsia="zh-CN"/>
+              </w:rPr>
+              <w:fldChar w:fldCharType="begin"/>
+            </w:r>
+            <w:r>
+              <w:rPr>
+                <w:rFonts w:hint="eastAsia"/>
+                <w:b/>
+                <w:bCs/>
+                <w:lang w:val="en-US" w:eastAsia="zh-CN"/>
+              </w:rPr>
+              <w:instrText xml:space="preserve"> HYPERLINK \l "雾灯协议v4" </w:instrText>
+            </w:r>
+            <w:r>
+              <w:rPr>
+                <w:rFonts w:hint="eastAsia"/>
+                <w:b/>
+                <w:bCs/>
+                <w:lang w:val="en-US" w:eastAsia="zh-CN"/>
+              </w:rPr>
+              <w:fldChar w:fldCharType="separate"/>
+            </w:r>
+            <w:r>
+              <w:rPr>
+                <w:rStyle w:val="9"/>
+                <w:rFonts w:hint="eastAsia"/>
+                <w:b/>
+                <w:bCs/>
+                <w:lang w:val="en-US" w:eastAsia="zh-CN"/>
+              </w:rPr>
+              <w:t>雾灯协议v</w:t>
+            </w:r>
+            <w:r>
+              <w:rPr>
+                <w:rStyle w:val="9"/>
+                <w:rFonts w:hint="default"/>
+                <w:b/>
+                <w:bCs/>
+                <w:lang w:val="en-US" w:eastAsia="zh-CN"/>
+              </w:rPr>
+              <w:t>4.0</w:t>
+            </w:r>
+            <w:r>
+              <w:rPr>
+                <w:rFonts w:hint="eastAsia"/>
+                <w:b/>
+                <w:bCs/>
+                <w:lang w:val="en-US" w:eastAsia="zh-CN"/>
+              </w:rPr>
+              <w:fldChar w:fldCharType="end"/>
+            </w:r>
+            <w:r>
+              <w:rPr>
+                <w:rFonts w:hint="eastAsia"/>
+                <w:b/>
+                <w:bCs/>
+                <w:lang w:val="en-US" w:eastAsia="zh-CN"/>
+              </w:rPr>
+              <w:t xml:space="preserve"> 数据结构与结构全部更新</w:t>
             </w:r>
           </w:p>
         </w:tc>
@@ -7184,6 +7361,12 @@
             <w:insideH w:val="single" w:color="auto" w:sz="4" w:space="0"/>
             <w:insideV w:val="single" w:color="auto" w:sz="4" w:space="0"/>
           </w:tblBorders>
+          <w:tblCellMar>
+            <w:top w:w="0" w:type="dxa"/>
+            <w:left w:w="108" w:type="dxa"/>
+            <w:bottom w:w="0" w:type="dxa"/>
+            <w:right w:w="108" w:type="dxa"/>
+          </w:tblCellMar>
         </w:tblPrEx>
         <w:tc>
           <w:tcPr>
@@ -12434,12 +12617,6 @@
             <w:insideH w:val="single" w:color="auto" w:sz="4" w:space="0"/>
             <w:insideV w:val="single" w:color="auto" w:sz="4" w:space="0"/>
           </w:tblBorders>
-          <w:tblCellMar>
-            <w:top w:w="0" w:type="dxa"/>
-            <w:left w:w="108" w:type="dxa"/>
-            <w:bottom w:w="0" w:type="dxa"/>
-            <w:right w:w="108" w:type="dxa"/>
-          </w:tblCellMar>
         </w:tblPrEx>
         <w:tc>
           <w:tcPr>
@@ -13882,15 +14059,6 @@
           <w:rFonts w:hint="default"/>
           <w:b/>
           <w:bCs/>
-          <w:vertAlign w:val="baseline"/>
-          <w:lang w:val="en-US" w:eastAsia="zh-CN"/>
-        </w:rPr>
-      </w:pPr>
-      <w:r>
-        <w:rPr>
-          <w:rFonts w:hint="default"/>
-          <w:b/>
-          <w:bCs/>
           <w:color w:val="000000" w:themeColor="text1"/>
           <w:vertAlign w:val="baseline"/>
           <w:lang w:val="en-US" w:eastAsia="zh-CN"/>
@@ -13900,10 +14068,5186 @@
             </w14:solidFill>
           </w14:textFill>
         </w:rPr>
+      </w:pPr>
+      <w:r>
+        <w:rPr>
+          <w:rFonts w:hint="default"/>
+          <w:b/>
+          <w:bCs/>
+          <w:color w:val="000000" w:themeColor="text1"/>
+          <w:vertAlign w:val="baseline"/>
+          <w:lang w:val="en-US" w:eastAsia="zh-CN"/>
+          <w14:textFill>
+            <w14:solidFill>
+              <w14:schemeClr w14:val="tx1"/>
+            </w14:solidFill>
+          </w14:textFill>
+        </w:rPr>
         <w:t>A0 FA 动_线形诱导标上双</w:t>
       </w:r>
-      <w:bookmarkStart w:id="2" w:name="_GoBack"/>
-      <w:bookmarkEnd w:id="2"/>
+    </w:p>
+    <w:p>
+      <w:pPr>
+        <w:rPr>
+          <w:rFonts w:hint="default"/>
+          <w:b/>
+          <w:bCs/>
+          <w:color w:val="000000" w:themeColor="text1"/>
+          <w:vertAlign w:val="baseline"/>
+          <w:lang w:val="en-US" w:eastAsia="zh-CN"/>
+          <w14:textFill>
+            <w14:solidFill>
+              <w14:schemeClr w14:val="tx1"/>
+            </w14:solidFill>
+          </w14:textFill>
+        </w:rPr>
+      </w:pPr>
+      <w:r>
+        <w:rPr>
+          <w:rFonts w:hint="default"/>
+          <w:b/>
+          <w:bCs/>
+          <w:color w:val="000000" w:themeColor="text1"/>
+          <w:vertAlign w:val="baseline"/>
+          <w:lang w:val="en-US" w:eastAsia="zh-CN"/>
+          <w14:textFill>
+            <w14:solidFill>
+              <w14:schemeClr w14:val="tx1"/>
+            </w14:solidFill>
+          </w14:textFill>
+        </w:rPr>
+        <w:br w:type="page"/>
+      </w:r>
+    </w:p>
+    <w:p>
+      <w:pPr>
+        <w:jc w:val="center"/>
+        <w:rPr>
+          <w:rFonts w:hint="default"/>
+          <w:b/>
+          <w:bCs/>
+          <w:sz w:val="44"/>
+          <w:szCs w:val="44"/>
+          <w:lang w:val="en-US" w:eastAsia="zh-CN"/>
+        </w:rPr>
+      </w:pPr>
+      <w:bookmarkStart w:id="2" w:name="雾灯协议v4"/>
+      <w:r>
+        <w:rPr>
+          <w:rFonts w:hint="eastAsia"/>
+          <w:b/>
+          <w:bCs/>
+          <w:sz w:val="44"/>
+          <w:szCs w:val="44"/>
+          <w:lang w:val="en-US" w:eastAsia="zh-CN"/>
+        </w:rPr>
+        <w:t>雾灯协议v4.0</w:t>
+      </w:r>
+    </w:p>
+    <w:bookmarkEnd w:id="2"/>
+    <w:p>
+      <w:pPr>
+        <w:rPr>
+          <w:rFonts w:hint="default" w:cstheme="minorBidi"/>
+          <w:b/>
+          <w:bCs/>
+          <w:color w:val="FF0000"/>
+          <w:kern w:val="2"/>
+          <w:sz w:val="24"/>
+          <w:szCs w:val="24"/>
+          <w:vertAlign w:val="baseline"/>
+          <w:lang w:val="en-US" w:eastAsia="zh-CN" w:bidi="ar-SA"/>
+        </w:rPr>
+      </w:pPr>
+      <w:r>
+        <w:rPr>
+          <w:rFonts w:hint="eastAsia" w:cstheme="minorBidi"/>
+          <w:b/>
+          <w:bCs/>
+          <w:color w:val="FF0000"/>
+          <w:kern w:val="2"/>
+          <w:sz w:val="24"/>
+          <w:szCs w:val="24"/>
+          <w:vertAlign w:val="baseline"/>
+          <w:lang w:val="en-US" w:eastAsia="zh-CN" w:bidi="ar-SA"/>
+        </w:rPr>
+        <w:t>端口通过配置文件设置，V3.5协议兼容</w:t>
+      </w:r>
+    </w:p>
+    <w:p>
+      <w:pPr>
+        <w:pStyle w:val="4"/>
+        <w:keepNext w:val="0"/>
+        <w:keepLines w:val="0"/>
+        <w:widowControl/>
+        <w:suppressLineNumbers w:val="0"/>
+        <w:spacing w:before="0" w:beforeAutospacing="0" w:after="0" w:afterAutospacing="0"/>
+        <w:ind w:left="0" w:right="0" w:firstLine="0"/>
+        <w:rPr>
+          <w:rFonts w:hint="eastAsia" w:asciiTheme="minorHAnsi" w:hAnsiTheme="minorHAnsi" w:eastAsiaTheme="minorEastAsia" w:cstheme="minorBidi"/>
+          <w:b/>
+          <w:bCs/>
+          <w:color w:val="00B050"/>
+          <w:kern w:val="2"/>
+          <w:sz w:val="21"/>
+          <w:szCs w:val="24"/>
+          <w:vertAlign w:val="baseline"/>
+          <w:lang w:val="en-US" w:eastAsia="zh-CN" w:bidi="ar-SA"/>
+        </w:rPr>
+      </w:pPr>
+      <w:r>
+        <w:rPr>
+          <w:rFonts w:hint="eastAsia"/>
+          <w:b/>
+          <w:bCs/>
+          <w:lang w:val="en-US" w:eastAsia="zh-CN"/>
+        </w:rPr>
+        <w:t>接口：</w:t>
+      </w:r>
+      <w:r>
+        <w:rPr>
+          <w:rFonts w:hint="eastAsia" w:asciiTheme="minorHAnsi" w:hAnsiTheme="minorHAnsi" w:eastAsiaTheme="minorEastAsia" w:cstheme="minorBidi"/>
+          <w:b/>
+          <w:bCs/>
+          <w:color w:val="00B050"/>
+          <w:kern w:val="2"/>
+          <w:sz w:val="21"/>
+          <w:szCs w:val="24"/>
+          <w:vertAlign w:val="baseline"/>
+          <w:lang w:val="en-US" w:eastAsia="zh-CN" w:bidi="ar-SA"/>
+        </w:rPr>
+        <w:t>/light</w:t>
+      </w:r>
+    </w:p>
+    <w:p>
+      <w:pPr>
+        <w:rPr>
+          <w:rFonts w:hint="eastAsia" w:cstheme="minorBidi"/>
+          <w:b/>
+          <w:bCs/>
+          <w:color w:val="00B050"/>
+          <w:kern w:val="2"/>
+          <w:sz w:val="21"/>
+          <w:szCs w:val="24"/>
+          <w:vertAlign w:val="baseline"/>
+          <w:lang w:val="en-US" w:eastAsia="zh-CN" w:bidi="ar-SA"/>
+        </w:rPr>
+      </w:pPr>
+      <w:r>
+        <w:rPr>
+          <w:rFonts w:hint="eastAsia"/>
+          <w:b/>
+          <w:bCs/>
+          <w:lang w:val="en-US" w:eastAsia="zh-CN"/>
+        </w:rPr>
+        <w:t>功能：</w:t>
+      </w:r>
+      <w:r>
+        <w:rPr>
+          <w:rFonts w:hint="eastAsia" w:asciiTheme="minorHAnsi" w:hAnsiTheme="minorHAnsi" w:eastAsiaTheme="minorEastAsia" w:cstheme="minorBidi"/>
+          <w:b/>
+          <w:bCs/>
+          <w:color w:val="00B050"/>
+          <w:kern w:val="2"/>
+          <w:sz w:val="21"/>
+          <w:szCs w:val="24"/>
+          <w:vertAlign w:val="baseline"/>
+          <w:lang w:val="en-US" w:eastAsia="zh-CN" w:bidi="ar-SA"/>
+        </w:rPr>
+        <w:t>修改雾灯显示</w:t>
+      </w:r>
+    </w:p>
+    <w:p>
+      <w:pPr>
+        <w:rPr>
+          <w:rFonts w:hint="eastAsia" w:asciiTheme="minorHAnsi" w:hAnsiTheme="minorHAnsi" w:eastAsiaTheme="minorEastAsia" w:cstheme="minorBidi"/>
+          <w:b/>
+          <w:bCs/>
+          <w:color w:val="00B050"/>
+          <w:kern w:val="2"/>
+          <w:sz w:val="21"/>
+          <w:szCs w:val="24"/>
+          <w:vertAlign w:val="baseline"/>
+          <w:lang w:val="en-US" w:eastAsia="zh-CN" w:bidi="ar-SA"/>
+        </w:rPr>
+      </w:pPr>
+      <w:r>
+        <w:rPr>
+          <w:rFonts w:hint="eastAsia"/>
+          <w:b/>
+          <w:bCs/>
+          <w:lang w:val="en-US" w:eastAsia="zh-CN"/>
+        </w:rPr>
+        <w:t>方法：</w:t>
+      </w:r>
+      <w:r>
+        <w:rPr>
+          <w:rFonts w:hint="eastAsia" w:cstheme="minorBidi"/>
+          <w:b/>
+          <w:bCs/>
+          <w:color w:val="00B050"/>
+          <w:kern w:val="2"/>
+          <w:sz w:val="21"/>
+          <w:szCs w:val="24"/>
+          <w:vertAlign w:val="baseline"/>
+          <w:lang w:val="en-US" w:eastAsia="zh-CN" w:bidi="ar-SA"/>
+        </w:rPr>
+        <w:t>POST</w:t>
+      </w:r>
+    </w:p>
+    <w:p>
+      <w:pPr>
+        <w:rPr>
+          <w:rFonts w:hint="default" w:asciiTheme="minorHAnsi" w:hAnsiTheme="minorHAnsi" w:eastAsiaTheme="minorEastAsia" w:cstheme="minorBidi"/>
+          <w:b/>
+          <w:bCs/>
+          <w:color w:val="00B050"/>
+          <w:kern w:val="2"/>
+          <w:sz w:val="21"/>
+          <w:szCs w:val="24"/>
+          <w:vertAlign w:val="baseline"/>
+          <w:lang w:val="en-US" w:eastAsia="zh-CN" w:bidi="ar-SA"/>
+        </w:rPr>
+      </w:pPr>
+    </w:p>
+    <w:p>
+      <w:pPr>
+        <w:rPr>
+          <w:rFonts w:hint="eastAsia"/>
+          <w:b/>
+          <w:bCs/>
+          <w:lang w:val="en-US" w:eastAsia="zh-CN"/>
+        </w:rPr>
+      </w:pPr>
+      <w:r>
+        <w:rPr>
+          <w:rFonts w:hint="eastAsia"/>
+          <w:b/>
+          <w:bCs/>
+          <w:lang w:val="en-US" w:eastAsia="zh-CN"/>
+        </w:rPr>
+        <w:t>字段：</w:t>
+      </w:r>
+    </w:p>
+    <w:tbl>
+      <w:tblPr>
+        <w:tblStyle w:val="7"/>
+        <w:tblW w:w="0" w:type="auto"/>
+        <w:tblInd w:w="0" w:type="dxa"/>
+        <w:tblBorders>
+          <w:top w:val="single" w:color="auto" w:sz="4" w:space="0"/>
+          <w:left w:val="single" w:color="auto" w:sz="4" w:space="0"/>
+          <w:bottom w:val="single" w:color="auto" w:sz="4" w:space="0"/>
+          <w:right w:val="single" w:color="auto" w:sz="4" w:space="0"/>
+          <w:insideH w:val="single" w:color="auto" w:sz="4" w:space="0"/>
+          <w:insideV w:val="single" w:color="auto" w:sz="4" w:space="0"/>
+        </w:tblBorders>
+        <w:tblLayout w:type="autofit"/>
+        <w:tblCellMar>
+          <w:top w:w="0" w:type="dxa"/>
+          <w:left w:w="108" w:type="dxa"/>
+          <w:bottom w:w="0" w:type="dxa"/>
+          <w:right w:w="108" w:type="dxa"/>
+        </w:tblCellMar>
+      </w:tblPr>
+      <w:tblGrid>
+        <w:gridCol w:w="1331"/>
+        <w:gridCol w:w="1067"/>
+        <w:gridCol w:w="1262"/>
+        <w:gridCol w:w="6302"/>
+      </w:tblGrid>
+      <w:tr>
+        <w:tblPrEx>
+          <w:tblBorders>
+            <w:top w:val="single" w:color="auto" w:sz="4" w:space="0"/>
+            <w:left w:val="single" w:color="auto" w:sz="4" w:space="0"/>
+            <w:bottom w:val="single" w:color="auto" w:sz="4" w:space="0"/>
+            <w:right w:val="single" w:color="auto" w:sz="4" w:space="0"/>
+            <w:insideH w:val="single" w:color="auto" w:sz="4" w:space="0"/>
+            <w:insideV w:val="single" w:color="auto" w:sz="4" w:space="0"/>
+          </w:tblBorders>
+          <w:tblCellMar>
+            <w:top w:w="0" w:type="dxa"/>
+            <w:left w:w="108" w:type="dxa"/>
+            <w:bottom w:w="0" w:type="dxa"/>
+            <w:right w:w="108" w:type="dxa"/>
+          </w:tblCellMar>
+        </w:tblPrEx>
+        <w:tc>
+          <w:tcPr>
+            <w:tcW w:w="1331" w:type="dxa"/>
+            <w:vAlign w:val="center"/>
+          </w:tcPr>
+          <w:p>
+            <w:pPr>
+              <w:pStyle w:val="4"/>
+              <w:keepNext w:val="0"/>
+              <w:keepLines w:val="0"/>
+              <w:widowControl/>
+              <w:suppressLineNumbers w:val="0"/>
+              <w:spacing w:before="0" w:beforeAutospacing="0" w:after="0" w:afterAutospacing="0"/>
+              <w:ind w:left="0" w:leftChars="0" w:right="0" w:rightChars="0" w:firstLine="0" w:firstLineChars="0"/>
+              <w:jc w:val="center"/>
+              <w:rPr>
+                <w:rFonts w:hint="eastAsia" w:ascii="宋体" w:hAnsi="宋体" w:eastAsia="宋体" w:cs="宋体"/>
+                <w:b/>
+                <w:bCs/>
+                <w:kern w:val="0"/>
+                <w:sz w:val="24"/>
+                <w:szCs w:val="24"/>
+                <w:vertAlign w:val="baseline"/>
+                <w:lang w:val="en-US" w:eastAsia="zh-CN" w:bidi="ar"/>
+              </w:rPr>
+            </w:pPr>
+            <w:r>
+              <w:rPr>
+                <w:rFonts w:hint="eastAsia" w:asciiTheme="minorHAnsi" w:hAnsiTheme="minorHAnsi" w:eastAsiaTheme="minorEastAsia" w:cstheme="minorBidi"/>
+                <w:b/>
+                <w:bCs/>
+                <w:kern w:val="2"/>
+                <w:sz w:val="21"/>
+                <w:szCs w:val="24"/>
+                <w:vertAlign w:val="baseline"/>
+                <w:lang w:val="en-US" w:eastAsia="zh-CN" w:bidi="ar-SA"/>
+              </w:rPr>
+              <w:t>名称</w:t>
+            </w:r>
+          </w:p>
+        </w:tc>
+        <w:tc>
+          <w:tcPr>
+            <w:tcW w:w="1067" w:type="dxa"/>
+            <w:vAlign w:val="center"/>
+          </w:tcPr>
+          <w:p>
+            <w:pPr>
+              <w:tabs>
+                <w:tab w:val="left" w:pos="440"/>
+              </w:tabs>
+              <w:jc w:val="center"/>
+              <w:rPr>
+                <w:rFonts w:hint="default"/>
+                <w:b/>
+                <w:bCs/>
+                <w:vertAlign w:val="baseline"/>
+                <w:lang w:val="en-US" w:eastAsia="zh-CN"/>
+              </w:rPr>
+            </w:pPr>
+            <w:r>
+              <w:rPr>
+                <w:rFonts w:hint="eastAsia"/>
+                <w:b/>
+                <w:bCs/>
+                <w:vertAlign w:val="baseline"/>
+                <w:lang w:val="en-US" w:eastAsia="zh-CN"/>
+              </w:rPr>
+              <w:t>类型</w:t>
+            </w:r>
+          </w:p>
+        </w:tc>
+        <w:tc>
+          <w:tcPr>
+            <w:tcW w:w="1262" w:type="dxa"/>
+            <w:vAlign w:val="center"/>
+          </w:tcPr>
+          <w:p>
+            <w:pPr>
+              <w:tabs>
+                <w:tab w:val="left" w:pos="295"/>
+                <w:tab w:val="left" w:pos="440"/>
+              </w:tabs>
+              <w:jc w:val="center"/>
+              <w:rPr>
+                <w:rFonts w:hint="default"/>
+                <w:b/>
+                <w:bCs/>
+                <w:vertAlign w:val="baseline"/>
+                <w:lang w:val="en-US" w:eastAsia="zh-CN"/>
+              </w:rPr>
+            </w:pPr>
+            <w:r>
+              <w:rPr>
+                <w:rFonts w:hint="eastAsia"/>
+                <w:b/>
+                <w:bCs/>
+                <w:vertAlign w:val="baseline"/>
+                <w:lang w:val="en-US" w:eastAsia="zh-CN"/>
+              </w:rPr>
+              <w:t>字段可不发</w:t>
+            </w:r>
+          </w:p>
+        </w:tc>
+        <w:tc>
+          <w:tcPr>
+            <w:tcW w:w="6302" w:type="dxa"/>
+            <w:vAlign w:val="center"/>
+          </w:tcPr>
+          <w:p>
+            <w:pPr>
+              <w:jc w:val="center"/>
+              <w:rPr>
+                <w:rFonts w:hint="default" w:asciiTheme="minorHAnsi" w:hAnsiTheme="minorHAnsi" w:eastAsiaTheme="minorEastAsia" w:cstheme="minorBidi"/>
+                <w:b/>
+                <w:bCs/>
+                <w:kern w:val="2"/>
+                <w:sz w:val="21"/>
+                <w:szCs w:val="24"/>
+                <w:vertAlign w:val="baseline"/>
+                <w:lang w:val="en-US" w:eastAsia="zh-CN" w:bidi="ar-SA"/>
+              </w:rPr>
+            </w:pPr>
+            <w:r>
+              <w:rPr>
+                <w:rFonts w:hint="eastAsia"/>
+                <w:b/>
+                <w:bCs/>
+                <w:vertAlign w:val="baseline"/>
+                <w:lang w:val="en-US" w:eastAsia="zh-CN"/>
+              </w:rPr>
+              <w:t>注释</w:t>
+            </w:r>
+          </w:p>
+        </w:tc>
+      </w:tr>
+      <w:tr>
+        <w:tblPrEx>
+          <w:tblBorders>
+            <w:top w:val="single" w:color="auto" w:sz="4" w:space="0"/>
+            <w:left w:val="single" w:color="auto" w:sz="4" w:space="0"/>
+            <w:bottom w:val="single" w:color="auto" w:sz="4" w:space="0"/>
+            <w:right w:val="single" w:color="auto" w:sz="4" w:space="0"/>
+            <w:insideH w:val="single" w:color="auto" w:sz="4" w:space="0"/>
+            <w:insideV w:val="single" w:color="auto" w:sz="4" w:space="0"/>
+          </w:tblBorders>
+          <w:tblCellMar>
+            <w:top w:w="0" w:type="dxa"/>
+            <w:left w:w="108" w:type="dxa"/>
+            <w:bottom w:w="0" w:type="dxa"/>
+            <w:right w:w="108" w:type="dxa"/>
+          </w:tblCellMar>
+        </w:tblPrEx>
+        <w:tc>
+          <w:tcPr>
+            <w:tcW w:w="1331" w:type="dxa"/>
+            <w:vAlign w:val="center"/>
+          </w:tcPr>
+          <w:p>
+            <w:pPr>
+              <w:pStyle w:val="4"/>
+              <w:keepNext w:val="0"/>
+              <w:keepLines w:val="0"/>
+              <w:widowControl/>
+              <w:suppressLineNumbers w:val="0"/>
+              <w:spacing w:before="0" w:beforeAutospacing="0" w:after="0" w:afterAutospacing="0"/>
+              <w:ind w:left="0" w:leftChars="0" w:right="0" w:rightChars="0" w:firstLine="0" w:firstLineChars="0"/>
+              <w:jc w:val="center"/>
+              <w:rPr>
+                <w:rFonts w:hint="eastAsia" w:ascii="宋体" w:hAnsi="宋体" w:eastAsia="宋体" w:cs="宋体"/>
+                <w:b/>
+                <w:bCs/>
+                <w:color w:val="0070C0"/>
+                <w:kern w:val="0"/>
+                <w:sz w:val="24"/>
+                <w:szCs w:val="24"/>
+                <w:vertAlign w:val="baseline"/>
+                <w:lang w:val="en-US" w:eastAsia="zh-CN" w:bidi="ar"/>
+              </w:rPr>
+            </w:pPr>
+            <w:r>
+              <w:rPr>
+                <w:rFonts w:hint="eastAsia" w:asciiTheme="minorHAnsi" w:hAnsiTheme="minorHAnsi" w:eastAsiaTheme="minorEastAsia" w:cstheme="minorBidi"/>
+                <w:b/>
+                <w:bCs/>
+                <w:color w:val="0070C0"/>
+                <w:kern w:val="2"/>
+                <w:sz w:val="21"/>
+                <w:szCs w:val="24"/>
+                <w:vertAlign w:val="baseline"/>
+                <w:lang w:val="en-US" w:eastAsia="zh-CN" w:bidi="ar-SA"/>
+              </w:rPr>
+              <w:t>TermIp</w:t>
+            </w:r>
+          </w:p>
+        </w:tc>
+        <w:tc>
+          <w:tcPr>
+            <w:tcW w:w="1067" w:type="dxa"/>
+            <w:vAlign w:val="center"/>
+          </w:tcPr>
+          <w:p>
+            <w:pPr>
+              <w:jc w:val="center"/>
+              <w:rPr>
+                <w:rFonts w:hint="default" w:cstheme="minorBidi"/>
+                <w:b/>
+                <w:bCs/>
+                <w:color w:val="FFC000"/>
+                <w:kern w:val="2"/>
+                <w:sz w:val="21"/>
+                <w:szCs w:val="24"/>
+                <w:vertAlign w:val="baseline"/>
+                <w:lang w:val="en-US" w:eastAsia="zh-CN" w:bidi="ar-SA"/>
+              </w:rPr>
+            </w:pPr>
+            <w:r>
+              <w:rPr>
+                <w:rFonts w:hint="eastAsia" w:cstheme="minorBidi"/>
+                <w:b/>
+                <w:bCs/>
+                <w:color w:val="FFC000"/>
+                <w:kern w:val="2"/>
+                <w:sz w:val="21"/>
+                <w:szCs w:val="24"/>
+                <w:vertAlign w:val="baseline"/>
+                <w:lang w:val="en-US" w:eastAsia="zh-CN" w:bidi="ar-SA"/>
+              </w:rPr>
+              <w:t>string</w:t>
+            </w:r>
+          </w:p>
+        </w:tc>
+        <w:tc>
+          <w:tcPr>
+            <w:tcW w:w="1262" w:type="dxa"/>
+            <w:vAlign w:val="center"/>
+          </w:tcPr>
+          <w:p>
+            <w:pPr>
+              <w:jc w:val="center"/>
+              <w:rPr>
+                <w:rFonts w:hint="default" w:cstheme="minorBidi"/>
+                <w:b/>
+                <w:bCs/>
+                <w:color w:val="FFC000"/>
+                <w:kern w:val="2"/>
+                <w:sz w:val="21"/>
+                <w:szCs w:val="24"/>
+                <w:vertAlign w:val="baseline"/>
+                <w:lang w:val="en-US" w:eastAsia="zh-CN" w:bidi="ar-SA"/>
+              </w:rPr>
+            </w:pPr>
+            <w:r>
+              <w:rPr>
+                <w:rFonts w:hint="eastAsia" w:cstheme="minorBidi"/>
+                <w:b/>
+                <w:bCs/>
+                <w:color w:val="FF0000"/>
+                <w:kern w:val="2"/>
+                <w:sz w:val="21"/>
+                <w:szCs w:val="24"/>
+                <w:vertAlign w:val="baseline"/>
+                <w:lang w:val="en-US" w:eastAsia="zh-CN" w:bidi="ar-SA"/>
+              </w:rPr>
+              <w:t>否</w:t>
+            </w:r>
+          </w:p>
+        </w:tc>
+        <w:tc>
+          <w:tcPr>
+            <w:tcW w:w="6302" w:type="dxa"/>
+            <w:vAlign w:val="center"/>
+          </w:tcPr>
+          <w:p>
+            <w:pPr>
+              <w:jc w:val="left"/>
+              <w:rPr>
+                <w:rFonts w:hint="eastAsia" w:cstheme="minorBidi"/>
+                <w:b/>
+                <w:bCs/>
+                <w:color w:val="ED7D31" w:themeColor="accent2"/>
+                <w:kern w:val="2"/>
+                <w:sz w:val="21"/>
+                <w:szCs w:val="24"/>
+                <w:vertAlign w:val="baseline"/>
+                <w:lang w:val="en-US" w:eastAsia="zh-CN" w:bidi="ar-SA"/>
+                <w14:textFill>
+                  <w14:solidFill>
+                    <w14:schemeClr w14:val="accent2"/>
+                  </w14:solidFill>
+                </w14:textFill>
+              </w:rPr>
+            </w:pPr>
+            <w:r>
+              <w:rPr>
+                <w:rFonts w:hint="eastAsia" w:cstheme="minorBidi"/>
+                <w:b/>
+                <w:bCs/>
+                <w:color w:val="ED7D31" w:themeColor="accent2"/>
+                <w:kern w:val="2"/>
+                <w:sz w:val="21"/>
+                <w:szCs w:val="24"/>
+                <w:vertAlign w:val="baseline"/>
+                <w:lang w:val="en-US" w:eastAsia="zh-CN" w:bidi="ar-SA"/>
+                <w14:textFill>
+                  <w14:solidFill>
+                    <w14:schemeClr w14:val="accent2"/>
+                  </w14:solidFill>
+                </w14:textFill>
+              </w:rPr>
+              <w:t>控制器IP：</w:t>
+            </w:r>
+          </w:p>
+          <w:p>
+            <w:pPr>
+              <w:numPr>
+                <w:ilvl w:val="0"/>
+                <w:numId w:val="2"/>
+              </w:numPr>
+              <w:jc w:val="left"/>
+              <w:rPr>
+                <w:rFonts w:hint="default" w:asciiTheme="minorHAnsi" w:hAnsiTheme="minorHAnsi" w:eastAsiaTheme="minorEastAsia" w:cstheme="minorBidi"/>
+                <w:b/>
+                <w:bCs/>
+                <w:kern w:val="2"/>
+                <w:sz w:val="21"/>
+                <w:szCs w:val="24"/>
+                <w:vertAlign w:val="baseline"/>
+                <w:lang w:val="en-US" w:eastAsia="zh-CN" w:bidi="ar-SA"/>
+              </w:rPr>
+            </w:pPr>
+            <w:r>
+              <w:rPr>
+                <w:rFonts w:hint="eastAsia" w:cstheme="minorBidi"/>
+                <w:b/>
+                <w:bCs/>
+                <w:kern w:val="2"/>
+                <w:sz w:val="21"/>
+                <w:szCs w:val="24"/>
+                <w:vertAlign w:val="baseline"/>
+                <w:lang w:val="en-US" w:eastAsia="zh-CN" w:bidi="ar-SA"/>
+              </w:rPr>
+              <w:t>如果格式有误，或者此ip控制器不存在，会返回错误</w:t>
+            </w:r>
+          </w:p>
+          <w:p>
+            <w:pPr>
+              <w:numPr>
+                <w:ilvl w:val="0"/>
+                <w:numId w:val="2"/>
+              </w:numPr>
+              <w:jc w:val="left"/>
+              <w:rPr>
+                <w:rFonts w:hint="default" w:asciiTheme="minorHAnsi" w:hAnsiTheme="minorHAnsi" w:eastAsiaTheme="minorEastAsia" w:cstheme="minorBidi"/>
+                <w:b/>
+                <w:bCs/>
+                <w:kern w:val="2"/>
+                <w:sz w:val="21"/>
+                <w:szCs w:val="24"/>
+                <w:vertAlign w:val="baseline"/>
+                <w:lang w:val="en-US" w:eastAsia="zh-CN" w:bidi="ar-SA"/>
+              </w:rPr>
+            </w:pPr>
+            <w:r>
+              <w:rPr>
+                <w:rFonts w:hint="eastAsia" w:cstheme="minorBidi"/>
+                <w:b/>
+                <w:bCs/>
+                <w:kern w:val="2"/>
+                <w:sz w:val="21"/>
+                <w:szCs w:val="24"/>
+                <w:vertAlign w:val="baseline"/>
+                <w:lang w:val="en-US" w:eastAsia="zh-CN" w:bidi="ar-SA"/>
+              </w:rPr>
+              <w:t>IP格式修改为ip+端口，例：192.168.1.1:8886</w:t>
+            </w:r>
+          </w:p>
+        </w:tc>
+      </w:tr>
+      <w:tr>
+        <w:tblPrEx>
+          <w:tblBorders>
+            <w:top w:val="single" w:color="auto" w:sz="4" w:space="0"/>
+            <w:left w:val="single" w:color="auto" w:sz="4" w:space="0"/>
+            <w:bottom w:val="single" w:color="auto" w:sz="4" w:space="0"/>
+            <w:right w:val="single" w:color="auto" w:sz="4" w:space="0"/>
+            <w:insideH w:val="single" w:color="auto" w:sz="4" w:space="0"/>
+            <w:insideV w:val="single" w:color="auto" w:sz="4" w:space="0"/>
+          </w:tblBorders>
+          <w:tblCellMar>
+            <w:top w:w="0" w:type="dxa"/>
+            <w:left w:w="108" w:type="dxa"/>
+            <w:bottom w:w="0" w:type="dxa"/>
+            <w:right w:w="108" w:type="dxa"/>
+          </w:tblCellMar>
+        </w:tblPrEx>
+        <w:tc>
+          <w:tcPr>
+            <w:tcW w:w="1331" w:type="dxa"/>
+            <w:vAlign w:val="center"/>
+          </w:tcPr>
+          <w:p>
+            <w:pPr>
+              <w:jc w:val="center"/>
+              <w:rPr>
+                <w:rFonts w:hint="eastAsia"/>
+                <w:b/>
+                <w:bCs/>
+                <w:color w:val="0070C0"/>
+                <w:vertAlign w:val="baseline"/>
+                <w:lang w:val="en-US" w:eastAsia="zh-CN"/>
+              </w:rPr>
+            </w:pPr>
+            <w:r>
+              <w:rPr>
+                <w:rFonts w:hint="eastAsia"/>
+                <w:b/>
+                <w:bCs/>
+                <w:color w:val="0070C0"/>
+                <w:vertAlign w:val="baseline"/>
+                <w:lang w:val="en-US" w:eastAsia="zh-CN"/>
+              </w:rPr>
+              <w:t>TermId</w:t>
+            </w:r>
+          </w:p>
+        </w:tc>
+        <w:tc>
+          <w:tcPr>
+            <w:tcW w:w="1067" w:type="dxa"/>
+            <w:vAlign w:val="center"/>
+          </w:tcPr>
+          <w:p>
+            <w:pPr>
+              <w:jc w:val="center"/>
+              <w:rPr>
+                <w:rFonts w:hint="eastAsia" w:cstheme="minorBidi"/>
+                <w:b/>
+                <w:bCs/>
+                <w:color w:val="FFC000"/>
+                <w:kern w:val="2"/>
+                <w:sz w:val="21"/>
+                <w:szCs w:val="24"/>
+                <w:vertAlign w:val="baseline"/>
+                <w:lang w:val="en-US" w:eastAsia="zh-CN" w:bidi="ar-SA"/>
+              </w:rPr>
+            </w:pPr>
+            <w:r>
+              <w:rPr>
+                <w:rFonts w:hint="eastAsia" w:cstheme="minorBidi"/>
+                <w:b/>
+                <w:bCs/>
+                <w:color w:val="FFC000"/>
+                <w:kern w:val="2"/>
+                <w:sz w:val="21"/>
+                <w:szCs w:val="24"/>
+                <w:vertAlign w:val="baseline"/>
+                <w:lang w:val="en-US" w:eastAsia="zh-CN" w:bidi="ar-SA"/>
+              </w:rPr>
+              <w:t>Array</w:t>
+            </w:r>
+          </w:p>
+          <w:p>
+            <w:pPr>
+              <w:jc w:val="center"/>
+              <w:rPr>
+                <w:rFonts w:hint="default" w:cstheme="minorBidi"/>
+                <w:b/>
+                <w:bCs/>
+                <w:color w:val="FFC000"/>
+                <w:kern w:val="2"/>
+                <w:sz w:val="21"/>
+                <w:szCs w:val="24"/>
+                <w:vertAlign w:val="baseline"/>
+                <w:lang w:val="en-US" w:eastAsia="zh-CN" w:bidi="ar-SA"/>
+              </w:rPr>
+            </w:pPr>
+            <w:r>
+              <w:rPr>
+                <w:rFonts w:hint="default" w:cstheme="minorBidi"/>
+                <w:b/>
+                <w:bCs/>
+                <w:color w:val="FFC000"/>
+                <w:kern w:val="2"/>
+                <w:sz w:val="21"/>
+                <w:szCs w:val="24"/>
+                <w:vertAlign w:val="baseline"/>
+                <w:lang w:val="en-US" w:eastAsia="zh-CN" w:bidi="ar-SA"/>
+              </w:rPr>
+              <w:t>[int]</w:t>
+            </w:r>
+          </w:p>
+        </w:tc>
+        <w:tc>
+          <w:tcPr>
+            <w:tcW w:w="1262" w:type="dxa"/>
+            <w:vAlign w:val="center"/>
+          </w:tcPr>
+          <w:p>
+            <w:pPr>
+              <w:jc w:val="center"/>
+              <w:rPr>
+                <w:rFonts w:hint="default" w:cstheme="minorBidi"/>
+                <w:b/>
+                <w:bCs/>
+                <w:color w:val="FFC000"/>
+                <w:kern w:val="2"/>
+                <w:sz w:val="21"/>
+                <w:szCs w:val="24"/>
+                <w:vertAlign w:val="baseline"/>
+                <w:lang w:val="en-US" w:eastAsia="zh-CN" w:bidi="ar-SA"/>
+              </w:rPr>
+            </w:pPr>
+            <w:r>
+              <w:rPr>
+                <w:rFonts w:hint="eastAsia" w:cstheme="minorBidi"/>
+                <w:b/>
+                <w:bCs/>
+                <w:color w:val="FF0000"/>
+                <w:kern w:val="2"/>
+                <w:sz w:val="21"/>
+                <w:szCs w:val="24"/>
+                <w:vertAlign w:val="baseline"/>
+                <w:lang w:val="en-US" w:eastAsia="zh-CN" w:bidi="ar-SA"/>
+              </w:rPr>
+              <w:t>否</w:t>
+            </w:r>
+          </w:p>
+        </w:tc>
+        <w:tc>
+          <w:tcPr>
+            <w:tcW w:w="6302" w:type="dxa"/>
+            <w:vAlign w:val="center"/>
+          </w:tcPr>
+          <w:p>
+            <w:pPr>
+              <w:numPr>
+                <w:ilvl w:val="0"/>
+                <w:numId w:val="0"/>
+              </w:numPr>
+              <w:jc w:val="left"/>
+              <w:rPr>
+                <w:rFonts w:hint="default"/>
+                <w:b/>
+                <w:bCs/>
+                <w:vertAlign w:val="baseline"/>
+                <w:lang w:val="en-US" w:eastAsia="zh-CN"/>
+              </w:rPr>
+            </w:pPr>
+            <w:r>
+              <w:rPr>
+                <w:rFonts w:hint="eastAsia" w:cstheme="minorBidi"/>
+                <w:b/>
+                <w:bCs/>
+                <w:color w:val="ED7D31" w:themeColor="accent2"/>
+                <w:kern w:val="2"/>
+                <w:sz w:val="21"/>
+                <w:szCs w:val="24"/>
+                <w:vertAlign w:val="baseline"/>
+                <w:lang w:val="en-US" w:eastAsia="zh-CN" w:bidi="ar-SA"/>
+                <w14:textFill>
+                  <w14:solidFill>
+                    <w14:schemeClr w14:val="accent2"/>
+                  </w14:solidFill>
+                </w14:textFill>
+              </w:rPr>
+              <w:t>雾灯编号：</w:t>
+            </w:r>
+          </w:p>
+          <w:p>
+            <w:pPr>
+              <w:numPr>
+                <w:ilvl w:val="0"/>
+                <w:numId w:val="3"/>
+              </w:numPr>
+              <w:jc w:val="left"/>
+              <w:rPr>
+                <w:rFonts w:hint="default"/>
+                <w:b/>
+                <w:bCs/>
+                <w:vertAlign w:val="baseline"/>
+                <w:lang w:val="en-US" w:eastAsia="zh-CN"/>
+              </w:rPr>
+            </w:pPr>
+            <w:r>
+              <w:rPr>
+                <w:rFonts w:hint="eastAsia"/>
+                <w:b/>
+                <w:bCs/>
+                <w:vertAlign w:val="baseline"/>
+                <w:lang w:val="en-US" w:eastAsia="zh-CN"/>
+              </w:rPr>
+              <w:t>为编号列表，修改编号对应的灯</w:t>
+            </w:r>
+          </w:p>
+          <w:p>
+            <w:pPr>
+              <w:numPr>
+                <w:ilvl w:val="0"/>
+                <w:numId w:val="3"/>
+              </w:numPr>
+              <w:jc w:val="left"/>
+              <w:rPr>
+                <w:rFonts w:hint="default"/>
+                <w:b/>
+                <w:bCs/>
+                <w:vertAlign w:val="baseline"/>
+                <w:lang w:val="en-US" w:eastAsia="zh-CN"/>
+              </w:rPr>
+            </w:pPr>
+            <w:r>
+              <w:rPr>
+                <w:rFonts w:hint="eastAsia"/>
+                <w:b/>
+                <w:bCs/>
+                <w:vertAlign w:val="baseline"/>
+                <w:lang w:val="en-US" w:eastAsia="zh-CN"/>
+              </w:rPr>
+              <w:t>多编号以</w:t>
+            </w:r>
+            <w:r>
+              <w:rPr>
+                <w:rFonts w:hint="default"/>
+                <w:b/>
+                <w:bCs/>
+                <w:color w:val="FF0000"/>
+                <w:vertAlign w:val="baseline"/>
+                <w:lang w:val="en-US" w:eastAsia="zh-CN"/>
+                <w14:textFill>
+                  <w14:gradFill>
+                    <w14:gsLst>
+                      <w14:gs w14:pos="0">
+                        <w14:srgbClr w14:val="14CD68"/>
+                      </w14:gs>
+                      <w14:gs w14:pos="100000">
+                        <w14:srgbClr w14:val="0B6E38"/>
+                      </w14:gs>
+                    </w14:gsLst>
+                    <w14:lin w14:scaled="0"/>
+                  </w14:gradFill>
+                </w14:textFill>
+              </w:rPr>
+              <w:t>Array</w:t>
+            </w:r>
+            <w:r>
+              <w:rPr>
+                <w:rFonts w:hint="eastAsia"/>
+                <w:b/>
+                <w:bCs/>
+                <w:vertAlign w:val="baseline"/>
+                <w:lang w:val="en-US" w:eastAsia="zh-CN"/>
+              </w:rPr>
+              <w:t>类型发送</w:t>
+            </w:r>
+            <w:r>
+              <w:rPr>
+                <w:rFonts w:hint="eastAsia"/>
+                <w:b/>
+                <w:bCs/>
+                <w:color w:val="FF0000"/>
+                <w:vertAlign w:val="baseline"/>
+                <w:lang w:val="en-US" w:eastAsia="zh-CN"/>
+                <w14:textFill>
+                  <w14:gradFill>
+                    <w14:gsLst>
+                      <w14:gs w14:pos="0">
+                        <w14:srgbClr w14:val="14CD68"/>
+                      </w14:gs>
+                      <w14:gs w14:pos="100000">
+                        <w14:srgbClr w14:val="0B6E38"/>
+                      </w14:gs>
+                    </w14:gsLst>
+                    <w14:lin w14:scaled="0"/>
+                  </w14:gradFill>
+                </w14:textFill>
+              </w:rPr>
+              <w:t>int</w:t>
+            </w:r>
+          </w:p>
+          <w:p>
+            <w:pPr>
+              <w:numPr>
+                <w:ilvl w:val="0"/>
+                <w:numId w:val="3"/>
+              </w:numPr>
+              <w:jc w:val="left"/>
+              <w:rPr>
+                <w:rFonts w:hint="default"/>
+                <w:b/>
+                <w:bCs/>
+                <w:vertAlign w:val="baseline"/>
+                <w:lang w:val="en-US" w:eastAsia="zh-CN"/>
+              </w:rPr>
+            </w:pPr>
+            <w:r>
+              <w:rPr>
+                <w:rFonts w:hint="eastAsia"/>
+                <w:b/>
+                <w:bCs/>
+                <w:vertAlign w:val="baseline"/>
+                <w:lang w:val="en-US" w:eastAsia="zh-CN"/>
+              </w:rPr>
+              <w:t>发送广播时必须将</w:t>
+            </w:r>
+            <w:r>
+              <w:rPr>
+                <w:rFonts w:hint="eastAsia"/>
+                <w:b/>
+                <w:bCs/>
+                <w:color w:val="FF0000"/>
+                <w:vertAlign w:val="baseline"/>
+                <w:lang w:val="en-US" w:eastAsia="zh-CN"/>
+                <w14:textFill>
+                  <w14:gradFill>
+                    <w14:gsLst>
+                      <w14:gs w14:pos="50000">
+                        <w14:schemeClr w14:val="accent6"/>
+                      </w14:gs>
+                      <w14:gs w14:pos="0">
+                        <w14:schemeClr w14:val="accent6">
+                          <w14:lumMod w14:val="25000"/>
+                          <w14:lumOff w14:val="75000"/>
+                        </w14:schemeClr>
+                      </w14:gs>
+                      <w14:gs w14:pos="100000">
+                        <w14:schemeClr w14:val="accent6">
+                          <w14:lumMod w14:val="85000"/>
+                        </w14:schemeClr>
+                      </w14:gs>
+                    </w14:gsLst>
+                    <w14:lin w14:ang="5400000" w14:scaled="1"/>
+                  </w14:gradFill>
+                </w14:textFill>
+              </w:rPr>
+              <w:t>所有需要控制的雾灯的编号</w:t>
+            </w:r>
+            <w:r>
+              <w:rPr>
+                <w:rFonts w:hint="eastAsia"/>
+                <w:b/>
+                <w:bCs/>
+                <w:vertAlign w:val="baseline"/>
+                <w:lang w:val="en-US" w:eastAsia="zh-CN"/>
+              </w:rPr>
+              <w:t>都插入</w:t>
+            </w:r>
+            <w:r>
+              <w:rPr>
+                <w:rFonts w:hint="default"/>
+                <w:b/>
+                <w:bCs/>
+                <w:color w:val="FF0000"/>
+                <w:vertAlign w:val="baseline"/>
+                <w:lang w:val="en-US" w:eastAsia="zh-CN"/>
+                <w14:textFill>
+                  <w14:gradFill>
+                    <w14:gsLst>
+                      <w14:gs w14:pos="0">
+                        <w14:srgbClr w14:val="14CD68"/>
+                      </w14:gs>
+                      <w14:gs w14:pos="100000">
+                        <w14:srgbClr w14:val="0B6E38"/>
+                      </w14:gs>
+                    </w14:gsLst>
+                    <w14:lin w14:scaled="0"/>
+                  </w14:gradFill>
+                </w14:textFill>
+              </w:rPr>
+              <w:t>jsonArray</w:t>
+            </w:r>
+          </w:p>
+        </w:tc>
+      </w:tr>
+      <w:tr>
+        <w:tblPrEx>
+          <w:tblBorders>
+            <w:top w:val="single" w:color="auto" w:sz="4" w:space="0"/>
+            <w:left w:val="single" w:color="auto" w:sz="4" w:space="0"/>
+            <w:bottom w:val="single" w:color="auto" w:sz="4" w:space="0"/>
+            <w:right w:val="single" w:color="auto" w:sz="4" w:space="0"/>
+            <w:insideH w:val="single" w:color="auto" w:sz="4" w:space="0"/>
+            <w:insideV w:val="single" w:color="auto" w:sz="4" w:space="0"/>
+          </w:tblBorders>
+          <w:tblCellMar>
+            <w:top w:w="0" w:type="dxa"/>
+            <w:left w:w="108" w:type="dxa"/>
+            <w:bottom w:w="0" w:type="dxa"/>
+            <w:right w:w="108" w:type="dxa"/>
+          </w:tblCellMar>
+        </w:tblPrEx>
+        <w:trPr>
+          <w:trHeight w:val="307" w:hRule="atLeast"/>
+        </w:trPr>
+        <w:tc>
+          <w:tcPr>
+            <w:tcW w:w="1331" w:type="dxa"/>
+            <w:vAlign w:val="center"/>
+          </w:tcPr>
+          <w:p>
+            <w:pPr>
+              <w:jc w:val="center"/>
+              <w:rPr>
+                <w:rFonts w:hint="eastAsia"/>
+                <w:b/>
+                <w:bCs/>
+                <w:color w:val="0070C0"/>
+                <w:vertAlign w:val="baseline"/>
+                <w:lang w:val="en-US" w:eastAsia="zh-CN"/>
+              </w:rPr>
+            </w:pPr>
+            <w:r>
+              <w:rPr>
+                <w:rFonts w:hint="eastAsia"/>
+                <w:b/>
+                <w:bCs/>
+                <w:color w:val="0070C0"/>
+                <w:vertAlign w:val="baseline"/>
+                <w:lang w:val="en-US" w:eastAsia="zh-CN"/>
+              </w:rPr>
+              <w:t>Content</w:t>
+            </w:r>
+          </w:p>
+        </w:tc>
+        <w:tc>
+          <w:tcPr>
+            <w:tcW w:w="1067" w:type="dxa"/>
+            <w:vAlign w:val="center"/>
+          </w:tcPr>
+          <w:p>
+            <w:pPr>
+              <w:jc w:val="center"/>
+              <w:rPr>
+                <w:rFonts w:hint="eastAsia" w:cstheme="minorBidi"/>
+                <w:b/>
+                <w:bCs/>
+                <w:color w:val="FFC000"/>
+                <w:kern w:val="2"/>
+                <w:sz w:val="21"/>
+                <w:szCs w:val="24"/>
+                <w:vertAlign w:val="baseline"/>
+                <w:lang w:val="en-US" w:eastAsia="zh-CN" w:bidi="ar-SA"/>
+              </w:rPr>
+            </w:pPr>
+            <w:r>
+              <w:rPr>
+                <w:rFonts w:hint="eastAsia" w:cstheme="minorBidi"/>
+                <w:b/>
+                <w:bCs/>
+                <w:color w:val="FFC000"/>
+                <w:kern w:val="2"/>
+                <w:sz w:val="21"/>
+                <w:szCs w:val="24"/>
+                <w:vertAlign w:val="baseline"/>
+                <w:lang w:val="en-US" w:eastAsia="zh-CN" w:bidi="ar-SA"/>
+              </w:rPr>
+              <w:t>Array</w:t>
+            </w:r>
+          </w:p>
+          <w:p>
+            <w:pPr>
+              <w:jc w:val="center"/>
+              <w:rPr>
+                <w:rFonts w:hint="default" w:cstheme="minorBidi"/>
+                <w:b/>
+                <w:bCs/>
+                <w:color w:val="FFC000"/>
+                <w:kern w:val="2"/>
+                <w:sz w:val="21"/>
+                <w:szCs w:val="24"/>
+                <w:vertAlign w:val="baseline"/>
+                <w:lang w:val="en-US" w:eastAsia="zh-CN" w:bidi="ar-SA"/>
+              </w:rPr>
+            </w:pPr>
+            <w:r>
+              <w:rPr>
+                <w:rFonts w:hint="default" w:cstheme="minorBidi"/>
+                <w:b/>
+                <w:bCs/>
+                <w:color w:val="FFC000"/>
+                <w:kern w:val="2"/>
+                <w:sz w:val="21"/>
+                <w:szCs w:val="24"/>
+                <w:vertAlign w:val="baseline"/>
+                <w:lang w:val="en-US" w:eastAsia="zh-CN" w:bidi="ar-SA"/>
+              </w:rPr>
+              <w:t>[</w:t>
+            </w:r>
+            <w:r>
+              <w:rPr>
+                <w:rFonts w:hint="eastAsia" w:cstheme="minorBidi"/>
+                <w:b/>
+                <w:bCs/>
+                <w:color w:val="FFC000"/>
+                <w:kern w:val="2"/>
+                <w:sz w:val="21"/>
+                <w:szCs w:val="24"/>
+                <w:vertAlign w:val="baseline"/>
+                <w:lang w:val="en-US" w:eastAsia="zh-CN" w:bidi="ar-SA"/>
+              </w:rPr>
+              <w:t>string</w:t>
+            </w:r>
+            <w:r>
+              <w:rPr>
+                <w:rFonts w:hint="default" w:cstheme="minorBidi"/>
+                <w:b/>
+                <w:bCs/>
+                <w:color w:val="FFC000"/>
+                <w:kern w:val="2"/>
+                <w:sz w:val="21"/>
+                <w:szCs w:val="24"/>
+                <w:vertAlign w:val="baseline"/>
+                <w:lang w:val="en-US" w:eastAsia="zh-CN" w:bidi="ar-SA"/>
+              </w:rPr>
+              <w:t>]</w:t>
+            </w:r>
+          </w:p>
+        </w:tc>
+        <w:tc>
+          <w:tcPr>
+            <w:tcW w:w="1262" w:type="dxa"/>
+            <w:vAlign w:val="center"/>
+          </w:tcPr>
+          <w:p>
+            <w:pPr>
+              <w:jc w:val="center"/>
+              <w:rPr>
+                <w:rFonts w:hint="eastAsia" w:cstheme="minorBidi"/>
+                <w:b/>
+                <w:bCs/>
+                <w:color w:val="FFC000"/>
+                <w:kern w:val="2"/>
+                <w:sz w:val="21"/>
+                <w:szCs w:val="24"/>
+                <w:vertAlign w:val="baseline"/>
+                <w:lang w:val="en-US" w:eastAsia="zh-CN" w:bidi="ar-SA"/>
+              </w:rPr>
+            </w:pPr>
+            <w:r>
+              <w:rPr>
+                <w:rFonts w:hint="eastAsia" w:cstheme="minorBidi"/>
+                <w:b/>
+                <w:bCs/>
+                <w:color w:val="FF0000"/>
+                <w:kern w:val="2"/>
+                <w:sz w:val="21"/>
+                <w:szCs w:val="24"/>
+                <w:vertAlign w:val="baseline"/>
+                <w:lang w:val="en-US" w:eastAsia="zh-CN" w:bidi="ar-SA"/>
+              </w:rPr>
+              <w:t>否</w:t>
+            </w:r>
+          </w:p>
+        </w:tc>
+        <w:tc>
+          <w:tcPr>
+            <w:tcW w:w="6302" w:type="dxa"/>
+            <w:vAlign w:val="center"/>
+          </w:tcPr>
+          <w:p>
+            <w:pPr>
+              <w:jc w:val="left"/>
+              <w:rPr>
+                <w:rFonts w:hint="default"/>
+                <w:b/>
+                <w:bCs/>
+                <w:vertAlign w:val="baseline"/>
+                <w:lang w:val="en-US" w:eastAsia="zh-CN"/>
+              </w:rPr>
+            </w:pPr>
+            <w:r>
+              <w:rPr>
+                <w:rFonts w:hint="eastAsia" w:cstheme="minorBidi"/>
+                <w:b/>
+                <w:bCs/>
+                <w:color w:val="ED7D31" w:themeColor="accent2"/>
+                <w:kern w:val="2"/>
+                <w:sz w:val="21"/>
+                <w:szCs w:val="24"/>
+                <w:vertAlign w:val="baseline"/>
+                <w:lang w:val="en-US" w:eastAsia="zh-CN" w:bidi="ar-SA"/>
+                <w14:textFill>
+                  <w14:solidFill>
+                    <w14:schemeClr w14:val="accent2"/>
+                  </w14:solidFill>
+                </w14:textFill>
+              </w:rPr>
+              <w:t>需要显示的内容：</w:t>
+            </w:r>
+          </w:p>
+          <w:p>
+            <w:pPr>
+              <w:numPr>
+                <w:ilvl w:val="0"/>
+                <w:numId w:val="4"/>
+              </w:numPr>
+              <w:jc w:val="left"/>
+              <w:rPr>
+                <w:rFonts w:hint="default"/>
+                <w:b/>
+                <w:bCs/>
+                <w:vertAlign w:val="baseline"/>
+                <w:lang w:val="en-US" w:eastAsia="zh-CN"/>
+              </w:rPr>
+            </w:pPr>
+            <w:r>
+              <w:rPr>
+                <w:rFonts w:hint="eastAsia"/>
+                <w:b/>
+                <w:bCs/>
+                <w:vertAlign w:val="baseline"/>
+                <w:lang w:val="en-US" w:eastAsia="zh-CN"/>
+              </w:rPr>
+              <w:t xml:space="preserve">广播模式 </w:t>
+            </w:r>
+            <w:r>
+              <w:rPr>
+                <w:rFonts w:hint="default"/>
+                <w:b/>
+                <w:bCs/>
+                <w:color w:val="0070C0"/>
+                <w:vertAlign w:val="baseline"/>
+                <w:lang w:val="en-US" w:eastAsia="zh-CN"/>
+              </w:rPr>
+              <w:t>Broadcast</w:t>
+            </w:r>
+            <w:r>
+              <w:rPr>
+                <w:rFonts w:hint="eastAsia"/>
+                <w:b/>
+                <w:bCs/>
+                <w:color w:val="0070C0"/>
+                <w:vertAlign w:val="baseline"/>
+                <w:lang w:val="en-US" w:eastAsia="zh-CN"/>
+              </w:rPr>
+              <w:t xml:space="preserve"> </w:t>
+            </w:r>
+            <w:r>
+              <w:rPr>
+                <w:rFonts w:hint="eastAsia"/>
+                <w:b/>
+                <w:bCs/>
+                <w:color w:val="auto"/>
+                <w:vertAlign w:val="baseline"/>
+                <w:lang w:val="en-US" w:eastAsia="zh-CN"/>
+              </w:rPr>
+              <w:t>为1时，</w:t>
+            </w:r>
+            <w:r>
+              <w:rPr>
+                <w:rFonts w:hint="eastAsia"/>
+                <w:b/>
+                <w:bCs/>
+                <w:color w:val="0070C0"/>
+                <w:vertAlign w:val="baseline"/>
+                <w:lang w:val="en-US" w:eastAsia="zh-CN"/>
+              </w:rPr>
+              <w:t>Content</w:t>
+            </w:r>
+            <w:r>
+              <w:rPr>
+                <w:rFonts w:hint="eastAsia"/>
+                <w:b/>
+                <w:bCs/>
+                <w:color w:val="auto"/>
+                <w:vertAlign w:val="baseline"/>
+                <w:lang w:val="en-US" w:eastAsia="zh-CN"/>
+              </w:rPr>
+              <w:t>数量只能为1或者0，0为关闭全部灯，1为全部灯设置为同一个字</w:t>
+            </w:r>
+          </w:p>
+          <w:p>
+            <w:pPr>
+              <w:numPr>
+                <w:ilvl w:val="0"/>
+                <w:numId w:val="4"/>
+              </w:numPr>
+              <w:jc w:val="left"/>
+              <w:rPr>
+                <w:rFonts w:hint="default"/>
+                <w:b/>
+                <w:bCs/>
+                <w:vertAlign w:val="baseline"/>
+                <w:lang w:val="en-US" w:eastAsia="zh-CN"/>
+              </w:rPr>
+            </w:pPr>
+            <w:r>
+              <w:rPr>
+                <w:rFonts w:hint="eastAsia"/>
+                <w:b/>
+                <w:bCs/>
+                <w:vertAlign w:val="baseline"/>
+                <w:lang w:val="en-US" w:eastAsia="zh-CN"/>
+              </w:rPr>
+              <w:t xml:space="preserve">非广播模式 </w:t>
+            </w:r>
+            <w:r>
+              <w:rPr>
+                <w:rFonts w:hint="default"/>
+                <w:b/>
+                <w:bCs/>
+                <w:color w:val="0070C0"/>
+                <w:vertAlign w:val="baseline"/>
+                <w:lang w:val="en-US" w:eastAsia="zh-CN"/>
+              </w:rPr>
+              <w:t>Broadcast</w:t>
+            </w:r>
+            <w:r>
+              <w:rPr>
+                <w:rFonts w:hint="eastAsia"/>
+                <w:b/>
+                <w:bCs/>
+                <w:color w:val="0070C0"/>
+                <w:vertAlign w:val="baseline"/>
+                <w:lang w:val="en-US" w:eastAsia="zh-CN"/>
+              </w:rPr>
+              <w:t xml:space="preserve"> </w:t>
+            </w:r>
+            <w:r>
+              <w:rPr>
+                <w:rFonts w:hint="eastAsia"/>
+                <w:b/>
+                <w:bCs/>
+                <w:color w:val="auto"/>
+                <w:vertAlign w:val="baseline"/>
+                <w:lang w:val="en-US" w:eastAsia="zh-CN"/>
+              </w:rPr>
+              <w:t>为0时，</w:t>
+            </w:r>
+            <w:r>
+              <w:rPr>
+                <w:rFonts w:hint="eastAsia"/>
+                <w:b/>
+                <w:bCs/>
+                <w:color w:val="0070C0"/>
+                <w:vertAlign w:val="baseline"/>
+                <w:lang w:val="en-US" w:eastAsia="zh-CN"/>
+              </w:rPr>
+              <w:t>Content</w:t>
+            </w:r>
+            <w:r>
+              <w:rPr>
+                <w:rFonts w:hint="eastAsia"/>
+                <w:b/>
+                <w:bCs/>
+                <w:color w:val="auto"/>
+                <w:vertAlign w:val="baseline"/>
+                <w:lang w:val="en-US" w:eastAsia="zh-CN"/>
+              </w:rPr>
+              <w:t>数量只能跟</w:t>
+            </w:r>
+            <w:r>
+              <w:rPr>
+                <w:rFonts w:hint="eastAsia"/>
+                <w:b/>
+                <w:bCs/>
+                <w:color w:val="0070C0"/>
+                <w:vertAlign w:val="baseline"/>
+                <w:lang w:val="en-US" w:eastAsia="zh-CN"/>
+              </w:rPr>
+              <w:t>TermId</w:t>
+            </w:r>
+            <w:r>
+              <w:rPr>
+                <w:rFonts w:hint="eastAsia"/>
+                <w:b/>
+                <w:bCs/>
+                <w:color w:val="auto"/>
+                <w:vertAlign w:val="baseline"/>
+                <w:lang w:val="en-US" w:eastAsia="zh-CN"/>
+              </w:rPr>
+              <w:t>数量相同，</w:t>
+            </w:r>
+            <w:r>
+              <w:rPr>
+                <w:rFonts w:hint="eastAsia"/>
+                <w:b/>
+                <w:bCs/>
+                <w:color w:val="0070C0"/>
+                <w:vertAlign w:val="baseline"/>
+                <w:lang w:val="en-US" w:eastAsia="zh-CN"/>
+              </w:rPr>
+              <w:t>TermId</w:t>
+            </w:r>
+            <w:r>
+              <w:rPr>
+                <w:rFonts w:hint="eastAsia"/>
+                <w:b/>
+                <w:bCs/>
+                <w:color w:val="auto"/>
+                <w:vertAlign w:val="baseline"/>
+                <w:lang w:val="en-US" w:eastAsia="zh-CN"/>
+              </w:rPr>
+              <w:t>对应的雾灯</w:t>
+            </w:r>
+            <w:r>
+              <w:rPr>
+                <w:rFonts w:hint="eastAsia"/>
+                <w:b/>
+                <w:bCs/>
+                <w:vertAlign w:val="baseline"/>
+                <w:lang w:val="en-US" w:eastAsia="zh-CN"/>
+              </w:rPr>
+              <w:t>会显示对</w:t>
+            </w:r>
+            <w:r>
+              <w:rPr>
+                <w:rFonts w:hint="eastAsia"/>
+                <w:b/>
+                <w:bCs/>
+                <w:color w:val="auto"/>
+                <w:vertAlign w:val="baseline"/>
+                <w:lang w:val="en-US" w:eastAsia="zh-CN"/>
+              </w:rPr>
+              <w:t>应的</w:t>
+            </w:r>
+            <w:r>
+              <w:rPr>
+                <w:rFonts w:hint="eastAsia"/>
+                <w:b/>
+                <w:bCs/>
+                <w:color w:val="0070C0"/>
+                <w:vertAlign w:val="baseline"/>
+                <w:lang w:val="en-US" w:eastAsia="zh-CN"/>
+              </w:rPr>
+              <w:t>Content</w:t>
+            </w:r>
+            <w:r>
+              <w:rPr>
+                <w:rFonts w:hint="eastAsia"/>
+                <w:b/>
+                <w:bCs/>
+                <w:vertAlign w:val="baseline"/>
+                <w:lang w:val="en-US" w:eastAsia="zh-CN"/>
+              </w:rPr>
+              <w:t>文字</w:t>
+            </w:r>
+            <w:r>
+              <w:rPr>
+                <w:rFonts w:hint="eastAsia"/>
+                <w:b/>
+                <w:bCs/>
+                <w:color w:val="auto"/>
+                <w:vertAlign w:val="baseline"/>
+                <w:lang w:val="en-US" w:eastAsia="zh-CN"/>
+              </w:rPr>
+              <w:t>，</w:t>
+            </w:r>
+            <w:r>
+              <w:rPr>
+                <w:rFonts w:hint="eastAsia"/>
+                <w:b/>
+                <w:bCs/>
+                <w:color w:val="0070C0"/>
+                <w:vertAlign w:val="baseline"/>
+                <w:lang w:val="en-US" w:eastAsia="zh-CN"/>
+              </w:rPr>
+              <w:t>Content</w:t>
+            </w:r>
+            <w:r>
+              <w:rPr>
+                <w:rFonts w:hint="eastAsia"/>
+                <w:b/>
+                <w:bCs/>
+                <w:color w:val="auto"/>
+                <w:vertAlign w:val="baseline"/>
+                <w:lang w:val="en-US" w:eastAsia="zh-CN"/>
+              </w:rPr>
+              <w:t>为空串时，对应的灯关闭</w:t>
+            </w:r>
+          </w:p>
+          <w:p>
+            <w:pPr>
+              <w:numPr>
+                <w:ilvl w:val="0"/>
+                <w:numId w:val="0"/>
+              </w:numPr>
+              <w:jc w:val="left"/>
+              <w:rPr>
+                <w:rFonts w:hint="default"/>
+                <w:b/>
+                <w:bCs/>
+                <w:vertAlign w:val="baseline"/>
+                <w:lang w:val="en-US" w:eastAsia="zh-CN"/>
+              </w:rPr>
+            </w:pPr>
+            <w:r>
+              <w:rPr>
+                <w:rFonts w:hint="eastAsia" w:cstheme="minorBidi"/>
+                <w:b/>
+                <w:bCs/>
+                <w:color w:val="FF0000"/>
+                <w:kern w:val="2"/>
+                <w:sz w:val="21"/>
+                <w:szCs w:val="24"/>
+                <w:vertAlign w:val="baseline"/>
+                <w:lang w:val="en-US" w:eastAsia="zh-CN" w:bidi="ar-SA"/>
+              </w:rPr>
+              <w:t>注：灯如果关闭显示，则会激活节能模式，重新显示内容以后，默认是关闭了轨迹跟踪模式，如需使用，需要重新开启</w:t>
+            </w:r>
+          </w:p>
+        </w:tc>
+      </w:tr>
+      <w:tr>
+        <w:tblPrEx>
+          <w:tblBorders>
+            <w:top w:val="single" w:color="auto" w:sz="4" w:space="0"/>
+            <w:left w:val="single" w:color="auto" w:sz="4" w:space="0"/>
+            <w:bottom w:val="single" w:color="auto" w:sz="4" w:space="0"/>
+            <w:right w:val="single" w:color="auto" w:sz="4" w:space="0"/>
+            <w:insideH w:val="single" w:color="auto" w:sz="4" w:space="0"/>
+            <w:insideV w:val="single" w:color="auto" w:sz="4" w:space="0"/>
+          </w:tblBorders>
+          <w:tblCellMar>
+            <w:top w:w="0" w:type="dxa"/>
+            <w:left w:w="108" w:type="dxa"/>
+            <w:bottom w:w="0" w:type="dxa"/>
+            <w:right w:w="108" w:type="dxa"/>
+          </w:tblCellMar>
+        </w:tblPrEx>
+        <w:tc>
+          <w:tcPr>
+            <w:tcW w:w="1331" w:type="dxa"/>
+            <w:vAlign w:val="center"/>
+          </w:tcPr>
+          <w:p>
+            <w:pPr>
+              <w:jc w:val="center"/>
+              <w:rPr>
+                <w:rFonts w:hint="eastAsia"/>
+                <w:b/>
+                <w:bCs/>
+                <w:color w:val="0070C0"/>
+                <w:vertAlign w:val="baseline"/>
+                <w:lang w:val="en-US" w:eastAsia="zh-CN"/>
+              </w:rPr>
+            </w:pPr>
+            <w:r>
+              <w:rPr>
+                <w:rFonts w:hint="eastAsia"/>
+                <w:b/>
+                <w:bCs/>
+                <w:color w:val="0070C0"/>
+                <w:vertAlign w:val="baseline"/>
+                <w:lang w:val="en-US" w:eastAsia="zh-CN"/>
+              </w:rPr>
+              <w:t>Luminance</w:t>
+            </w:r>
+          </w:p>
+        </w:tc>
+        <w:tc>
+          <w:tcPr>
+            <w:tcW w:w="1067" w:type="dxa"/>
+            <w:vAlign w:val="center"/>
+          </w:tcPr>
+          <w:p>
+            <w:pPr>
+              <w:jc w:val="center"/>
+              <w:rPr>
+                <w:rFonts w:hint="default" w:cstheme="minorBidi"/>
+                <w:b/>
+                <w:bCs/>
+                <w:color w:val="FFC000"/>
+                <w:kern w:val="2"/>
+                <w:sz w:val="21"/>
+                <w:szCs w:val="24"/>
+                <w:vertAlign w:val="baseline"/>
+                <w:lang w:val="en-US" w:eastAsia="zh-CN" w:bidi="ar-SA"/>
+              </w:rPr>
+            </w:pPr>
+            <w:r>
+              <w:rPr>
+                <w:rFonts w:hint="eastAsia" w:cstheme="minorBidi"/>
+                <w:b/>
+                <w:bCs/>
+                <w:color w:val="FFC000"/>
+                <w:kern w:val="2"/>
+                <w:sz w:val="21"/>
+                <w:szCs w:val="24"/>
+                <w:vertAlign w:val="baseline"/>
+                <w:lang w:val="en-US" w:eastAsia="zh-CN" w:bidi="ar-SA"/>
+              </w:rPr>
+              <w:t>int</w:t>
+            </w:r>
+          </w:p>
+        </w:tc>
+        <w:tc>
+          <w:tcPr>
+            <w:tcW w:w="1262" w:type="dxa"/>
+            <w:vAlign w:val="center"/>
+          </w:tcPr>
+          <w:p>
+            <w:pPr>
+              <w:jc w:val="center"/>
+              <w:rPr>
+                <w:rFonts w:hint="eastAsia" w:cstheme="minorBidi"/>
+                <w:b/>
+                <w:bCs/>
+                <w:color w:val="FFC000"/>
+                <w:kern w:val="2"/>
+                <w:sz w:val="21"/>
+                <w:szCs w:val="24"/>
+                <w:vertAlign w:val="baseline"/>
+                <w:lang w:val="en-US" w:eastAsia="zh-CN" w:bidi="ar-SA"/>
+              </w:rPr>
+            </w:pPr>
+            <w:r>
+              <w:rPr>
+                <w:rFonts w:hint="eastAsia" w:cstheme="minorBidi"/>
+                <w:b/>
+                <w:bCs/>
+                <w:color w:val="FF0000"/>
+                <w:kern w:val="2"/>
+                <w:sz w:val="21"/>
+                <w:szCs w:val="24"/>
+                <w:vertAlign w:val="baseline"/>
+                <w:lang w:val="en-US" w:eastAsia="zh-CN" w:bidi="ar-SA"/>
+              </w:rPr>
+              <w:t>是</w:t>
+            </w:r>
+          </w:p>
+        </w:tc>
+        <w:tc>
+          <w:tcPr>
+            <w:tcW w:w="6302" w:type="dxa"/>
+            <w:vAlign w:val="center"/>
+          </w:tcPr>
+          <w:p>
+            <w:pPr>
+              <w:jc w:val="left"/>
+              <w:rPr>
+                <w:rFonts w:hint="eastAsia" w:cstheme="minorBidi"/>
+                <w:b/>
+                <w:bCs/>
+                <w:color w:val="ED7D31" w:themeColor="accent2"/>
+                <w:kern w:val="2"/>
+                <w:sz w:val="21"/>
+                <w:szCs w:val="24"/>
+                <w:vertAlign w:val="baseline"/>
+                <w:lang w:val="en-US" w:eastAsia="zh-CN" w:bidi="ar-SA"/>
+                <w14:textFill>
+                  <w14:solidFill>
+                    <w14:schemeClr w14:val="accent2"/>
+                  </w14:solidFill>
+                </w14:textFill>
+              </w:rPr>
+            </w:pPr>
+            <w:r>
+              <w:rPr>
+                <w:rFonts w:hint="eastAsia" w:cstheme="minorBidi"/>
+                <w:b/>
+                <w:bCs/>
+                <w:color w:val="ED7D31" w:themeColor="accent2"/>
+                <w:kern w:val="2"/>
+                <w:sz w:val="21"/>
+                <w:szCs w:val="24"/>
+                <w:vertAlign w:val="baseline"/>
+                <w:lang w:val="en-US" w:eastAsia="zh-CN" w:bidi="ar-SA"/>
+                <w14:textFill>
+                  <w14:solidFill>
+                    <w14:schemeClr w14:val="accent2"/>
+                  </w14:solidFill>
+                </w14:textFill>
+              </w:rPr>
+              <w:t>需要显示的亮度：</w:t>
+            </w:r>
+          </w:p>
+          <w:p>
+            <w:pPr>
+              <w:numPr>
+                <w:ilvl w:val="0"/>
+                <w:numId w:val="5"/>
+              </w:numPr>
+              <w:jc w:val="left"/>
+              <w:rPr>
+                <w:rFonts w:hint="default" w:asciiTheme="minorHAnsi" w:hAnsiTheme="minorHAnsi" w:eastAsiaTheme="minorEastAsia" w:cstheme="minorBidi"/>
+                <w:b/>
+                <w:bCs/>
+                <w:kern w:val="2"/>
+                <w:sz w:val="21"/>
+                <w:szCs w:val="24"/>
+                <w:vertAlign w:val="baseline"/>
+                <w:lang w:val="en-US" w:eastAsia="zh-CN" w:bidi="ar-SA"/>
+              </w:rPr>
+            </w:pPr>
+            <w:r>
+              <w:rPr>
+                <w:rFonts w:hint="eastAsia" w:cstheme="minorBidi"/>
+                <w:b/>
+                <w:bCs/>
+                <w:kern w:val="2"/>
+                <w:sz w:val="21"/>
+                <w:szCs w:val="24"/>
+                <w:vertAlign w:val="baseline"/>
+                <w:lang w:val="en-US" w:eastAsia="zh-CN" w:bidi="ar-SA"/>
+              </w:rPr>
+              <w:t>数值为 1~100</w:t>
+            </w:r>
+          </w:p>
+        </w:tc>
+      </w:tr>
+      <w:tr>
+        <w:tblPrEx>
+          <w:tblBorders>
+            <w:top w:val="single" w:color="auto" w:sz="4" w:space="0"/>
+            <w:left w:val="single" w:color="auto" w:sz="4" w:space="0"/>
+            <w:bottom w:val="single" w:color="auto" w:sz="4" w:space="0"/>
+            <w:right w:val="single" w:color="auto" w:sz="4" w:space="0"/>
+            <w:insideH w:val="single" w:color="auto" w:sz="4" w:space="0"/>
+            <w:insideV w:val="single" w:color="auto" w:sz="4" w:space="0"/>
+          </w:tblBorders>
+          <w:tblCellMar>
+            <w:top w:w="0" w:type="dxa"/>
+            <w:left w:w="108" w:type="dxa"/>
+            <w:bottom w:w="0" w:type="dxa"/>
+            <w:right w:w="108" w:type="dxa"/>
+          </w:tblCellMar>
+        </w:tblPrEx>
+        <w:tc>
+          <w:tcPr>
+            <w:tcW w:w="1331" w:type="dxa"/>
+            <w:vAlign w:val="center"/>
+          </w:tcPr>
+          <w:p>
+            <w:pPr>
+              <w:jc w:val="center"/>
+              <w:rPr>
+                <w:rFonts w:hint="eastAsia"/>
+                <w:b/>
+                <w:bCs/>
+                <w:color w:val="0070C0"/>
+                <w:vertAlign w:val="baseline"/>
+                <w:lang w:val="en-US" w:eastAsia="zh-CN"/>
+              </w:rPr>
+            </w:pPr>
+            <w:r>
+              <w:rPr>
+                <w:rFonts w:hint="eastAsia"/>
+                <w:b/>
+                <w:bCs/>
+                <w:color w:val="0070C0"/>
+                <w:vertAlign w:val="baseline"/>
+                <w:lang w:val="en-US" w:eastAsia="zh-CN"/>
+              </w:rPr>
+              <w:t>Flicker</w:t>
+            </w:r>
+          </w:p>
+        </w:tc>
+        <w:tc>
+          <w:tcPr>
+            <w:tcW w:w="1067" w:type="dxa"/>
+            <w:vAlign w:val="center"/>
+          </w:tcPr>
+          <w:p>
+            <w:pPr>
+              <w:jc w:val="center"/>
+              <w:rPr>
+                <w:rFonts w:hint="eastAsia" w:cstheme="minorBidi"/>
+                <w:b/>
+                <w:bCs/>
+                <w:color w:val="FFC000"/>
+                <w:kern w:val="2"/>
+                <w:sz w:val="21"/>
+                <w:szCs w:val="24"/>
+                <w:vertAlign w:val="baseline"/>
+                <w:lang w:val="en-US" w:eastAsia="zh-CN" w:bidi="ar-SA"/>
+              </w:rPr>
+            </w:pPr>
+            <w:r>
+              <w:rPr>
+                <w:rFonts w:hint="eastAsia" w:cstheme="minorBidi"/>
+                <w:b/>
+                <w:bCs/>
+                <w:color w:val="FFC000"/>
+                <w:kern w:val="2"/>
+                <w:sz w:val="21"/>
+                <w:szCs w:val="24"/>
+                <w:vertAlign w:val="baseline"/>
+                <w:lang w:val="en-US" w:eastAsia="zh-CN" w:bidi="ar-SA"/>
+              </w:rPr>
+              <w:t>Array</w:t>
+            </w:r>
+          </w:p>
+          <w:p>
+            <w:pPr>
+              <w:jc w:val="center"/>
+              <w:rPr>
+                <w:rFonts w:hint="eastAsia" w:cstheme="minorBidi"/>
+                <w:b/>
+                <w:bCs/>
+                <w:color w:val="FFC000"/>
+                <w:kern w:val="2"/>
+                <w:sz w:val="21"/>
+                <w:szCs w:val="24"/>
+                <w:vertAlign w:val="baseline"/>
+                <w:lang w:val="en-US" w:eastAsia="zh-CN" w:bidi="ar-SA"/>
+              </w:rPr>
+            </w:pPr>
+            <w:r>
+              <w:rPr>
+                <w:rFonts w:hint="default" w:cstheme="minorBidi"/>
+                <w:b/>
+                <w:bCs/>
+                <w:color w:val="FFC000"/>
+                <w:kern w:val="2"/>
+                <w:sz w:val="21"/>
+                <w:szCs w:val="24"/>
+                <w:vertAlign w:val="baseline"/>
+                <w:lang w:val="en-US" w:eastAsia="zh-CN" w:bidi="ar-SA"/>
+              </w:rPr>
+              <w:t>[int]</w:t>
+            </w:r>
+          </w:p>
+        </w:tc>
+        <w:tc>
+          <w:tcPr>
+            <w:tcW w:w="1262" w:type="dxa"/>
+            <w:vAlign w:val="center"/>
+          </w:tcPr>
+          <w:p>
+            <w:pPr>
+              <w:jc w:val="center"/>
+              <w:rPr>
+                <w:rFonts w:hint="eastAsia" w:cstheme="minorBidi"/>
+                <w:b/>
+                <w:bCs/>
+                <w:color w:val="FFC000"/>
+                <w:kern w:val="2"/>
+                <w:sz w:val="21"/>
+                <w:szCs w:val="24"/>
+                <w:vertAlign w:val="baseline"/>
+                <w:lang w:val="en-US" w:eastAsia="zh-CN" w:bidi="ar-SA"/>
+              </w:rPr>
+            </w:pPr>
+            <w:r>
+              <w:rPr>
+                <w:rFonts w:hint="eastAsia" w:cstheme="minorBidi"/>
+                <w:b/>
+                <w:bCs/>
+                <w:color w:val="FF0000"/>
+                <w:kern w:val="2"/>
+                <w:sz w:val="21"/>
+                <w:szCs w:val="24"/>
+                <w:vertAlign w:val="baseline"/>
+                <w:lang w:val="en-US" w:eastAsia="zh-CN" w:bidi="ar-SA"/>
+              </w:rPr>
+              <w:t>是</w:t>
+            </w:r>
+          </w:p>
+        </w:tc>
+        <w:tc>
+          <w:tcPr>
+            <w:tcW w:w="6302" w:type="dxa"/>
+            <w:vAlign w:val="center"/>
+          </w:tcPr>
+          <w:p>
+            <w:pPr>
+              <w:jc w:val="left"/>
+              <w:rPr>
+                <w:rFonts w:hint="eastAsia" w:cstheme="minorBidi"/>
+                <w:b/>
+                <w:bCs/>
+                <w:color w:val="ED7D31" w:themeColor="accent2"/>
+                <w:kern w:val="2"/>
+                <w:sz w:val="21"/>
+                <w:szCs w:val="24"/>
+                <w:vertAlign w:val="baseline"/>
+                <w:lang w:val="en-US" w:eastAsia="zh-CN" w:bidi="ar-SA"/>
+                <w14:textFill>
+                  <w14:solidFill>
+                    <w14:schemeClr w14:val="accent2"/>
+                  </w14:solidFill>
+                </w14:textFill>
+              </w:rPr>
+            </w:pPr>
+            <w:r>
+              <w:rPr>
+                <w:rFonts w:hint="eastAsia" w:cstheme="minorBidi"/>
+                <w:b/>
+                <w:bCs/>
+                <w:color w:val="ED7D31" w:themeColor="accent2"/>
+                <w:kern w:val="2"/>
+                <w:sz w:val="21"/>
+                <w:szCs w:val="24"/>
+                <w:vertAlign w:val="baseline"/>
+                <w:lang w:val="en-US" w:eastAsia="zh-CN" w:bidi="ar-SA"/>
+                <w14:textFill>
+                  <w14:solidFill>
+                    <w14:schemeClr w14:val="accent2"/>
+                  </w14:solidFill>
+                </w14:textFill>
+              </w:rPr>
+              <w:t>闪烁频率：</w:t>
+            </w:r>
+          </w:p>
+          <w:p>
+            <w:pPr>
+              <w:numPr>
+                <w:ilvl w:val="0"/>
+                <w:numId w:val="6"/>
+              </w:numPr>
+              <w:jc w:val="left"/>
+              <w:rPr>
+                <w:rFonts w:hint="default" w:asciiTheme="minorHAnsi" w:hAnsiTheme="minorHAnsi" w:eastAsiaTheme="minorEastAsia" w:cstheme="minorBidi"/>
+                <w:b/>
+                <w:bCs/>
+                <w:kern w:val="2"/>
+                <w:sz w:val="21"/>
+                <w:szCs w:val="24"/>
+                <w:vertAlign w:val="baseline"/>
+                <w:lang w:val="en-US" w:eastAsia="zh-CN" w:bidi="ar-SA"/>
+              </w:rPr>
+            </w:pPr>
+            <w:r>
+              <w:rPr>
+                <w:rFonts w:hint="eastAsia" w:cstheme="minorBidi"/>
+                <w:b/>
+                <w:bCs/>
+                <w:kern w:val="2"/>
+                <w:sz w:val="21"/>
+                <w:szCs w:val="24"/>
+                <w:vertAlign w:val="baseline"/>
+                <w:lang w:val="en-US" w:eastAsia="zh-CN" w:bidi="ar-SA"/>
+              </w:rPr>
+              <w:t>亮和灭的时间</w:t>
+            </w:r>
+            <w:r>
+              <w:rPr>
+                <w:rFonts w:hint="eastAsia"/>
+                <w:b/>
+                <w:bCs/>
+                <w:vertAlign w:val="baseline"/>
+                <w:lang w:val="en-US" w:eastAsia="zh-CN"/>
+              </w:rPr>
+              <w:t>以</w:t>
+            </w:r>
+            <w:r>
+              <w:rPr>
+                <w:rFonts w:hint="default"/>
+                <w:b/>
+                <w:bCs/>
+                <w:color w:val="FF0000"/>
+                <w:vertAlign w:val="baseline"/>
+                <w:lang w:val="en-US" w:eastAsia="zh-CN"/>
+                <w14:textFill>
+                  <w14:gradFill>
+                    <w14:gsLst>
+                      <w14:gs w14:pos="0">
+                        <w14:srgbClr w14:val="14CD68"/>
+                      </w14:gs>
+                      <w14:gs w14:pos="100000">
+                        <w14:srgbClr w14:val="0B6E38"/>
+                      </w14:gs>
+                    </w14:gsLst>
+                    <w14:lin w14:scaled="0"/>
+                  </w14:gradFill>
+                </w14:textFill>
+              </w:rPr>
+              <w:t>Array</w:t>
+            </w:r>
+            <w:r>
+              <w:rPr>
+                <w:rFonts w:hint="eastAsia"/>
+                <w:b/>
+                <w:bCs/>
+                <w:vertAlign w:val="baseline"/>
+                <w:lang w:val="en-US" w:eastAsia="zh-CN"/>
+              </w:rPr>
+              <w:t>类型发送</w:t>
+            </w:r>
+            <w:r>
+              <w:rPr>
+                <w:rFonts w:hint="eastAsia"/>
+                <w:b/>
+                <w:bCs/>
+                <w:color w:val="FF0000"/>
+                <w:vertAlign w:val="baseline"/>
+                <w:lang w:val="en-US" w:eastAsia="zh-CN"/>
+                <w14:textFill>
+                  <w14:gradFill>
+                    <w14:gsLst>
+                      <w14:gs w14:pos="0">
+                        <w14:srgbClr w14:val="14CD68"/>
+                      </w14:gs>
+                      <w14:gs w14:pos="100000">
+                        <w14:srgbClr w14:val="0B6E38"/>
+                      </w14:gs>
+                    </w14:gsLst>
+                    <w14:lin w14:scaled="0"/>
+                  </w14:gradFill>
+                </w14:textFill>
+              </w:rPr>
+              <w:t>int</w:t>
+            </w:r>
+            <w:r>
+              <w:rPr>
+                <w:rFonts w:hint="eastAsia"/>
+                <w:b/>
+                <w:bCs/>
+                <w:vertAlign w:val="baseline"/>
+                <w:lang w:val="en-US" w:eastAsia="zh-CN"/>
+              </w:rPr>
+              <w:t xml:space="preserve">，单位 ms </w:t>
+            </w:r>
+          </w:p>
+          <w:p>
+            <w:pPr>
+              <w:numPr>
+                <w:ilvl w:val="0"/>
+                <w:numId w:val="6"/>
+              </w:numPr>
+              <w:jc w:val="left"/>
+              <w:rPr>
+                <w:rFonts w:hint="default" w:asciiTheme="minorHAnsi" w:hAnsiTheme="minorHAnsi" w:eastAsiaTheme="minorEastAsia" w:cstheme="minorBidi"/>
+                <w:b/>
+                <w:bCs/>
+                <w:kern w:val="2"/>
+                <w:sz w:val="21"/>
+                <w:szCs w:val="24"/>
+                <w:vertAlign w:val="baseline"/>
+                <w:lang w:val="en-US" w:eastAsia="zh-CN" w:bidi="ar-SA"/>
+              </w:rPr>
+            </w:pPr>
+            <w:r>
+              <w:rPr>
+                <w:rFonts w:hint="eastAsia" w:cstheme="minorBidi"/>
+                <w:b/>
+                <w:bCs/>
+                <w:kern w:val="2"/>
+                <w:sz w:val="21"/>
+                <w:szCs w:val="24"/>
+                <w:vertAlign w:val="baseline"/>
+                <w:lang w:val="en-US" w:eastAsia="zh-CN" w:bidi="ar-SA"/>
+              </w:rPr>
+              <w:t>关闭闪烁设置为</w:t>
+            </w:r>
+            <w:r>
+              <w:rPr>
+                <w:rFonts w:hint="eastAsia"/>
+                <w:b/>
+                <w:bCs/>
+                <w:color w:val="FF0000"/>
+                <w:vertAlign w:val="baseline"/>
+                <w:lang w:val="en-US" w:eastAsia="zh-CN"/>
+                <w14:textFill>
+                  <w14:gradFill>
+                    <w14:gsLst>
+                      <w14:gs w14:pos="0">
+                        <w14:srgbClr w14:val="14CD68"/>
+                      </w14:gs>
+                      <w14:gs w14:pos="100000">
+                        <w14:srgbClr w14:val="0B6E38"/>
+                      </w14:gs>
+                    </w14:gsLst>
+                    <w14:lin w14:scaled="0"/>
+                  </w14:gradFill>
+                </w14:textFill>
+              </w:rPr>
+              <w:t>Array</w:t>
+            </w:r>
+            <w:r>
+              <w:rPr>
+                <w:rFonts w:hint="eastAsia"/>
+                <w:b/>
+                <w:bCs/>
+                <w:vertAlign w:val="baseline"/>
+                <w:lang w:val="en-US" w:eastAsia="zh-CN"/>
+              </w:rPr>
+              <w:t>元素数量为0 或者 亮灭都为</w:t>
+            </w:r>
+            <w:r>
+              <w:rPr>
+                <w:rFonts w:hint="eastAsia"/>
+                <w:b/>
+                <w:bCs/>
+                <w:color w:val="FF0000"/>
+                <w:vertAlign w:val="baseline"/>
+                <w:lang w:val="en-US" w:eastAsia="zh-CN"/>
+                <w14:textFill>
+                  <w14:gradFill>
+                    <w14:gsLst>
+                      <w14:gs w14:pos="0">
+                        <w14:srgbClr w14:val="14CD68"/>
+                      </w14:gs>
+                      <w14:gs w14:pos="100000">
+                        <w14:srgbClr w14:val="0B6E38"/>
+                      </w14:gs>
+                    </w14:gsLst>
+                    <w14:lin w14:scaled="0"/>
+                  </w14:gradFill>
+                </w14:textFill>
+              </w:rPr>
+              <w:t>0 [0，0]</w:t>
+            </w:r>
+          </w:p>
+        </w:tc>
+      </w:tr>
+      <w:tr>
+        <w:tblPrEx>
+          <w:tblBorders>
+            <w:top w:val="single" w:color="auto" w:sz="4" w:space="0"/>
+            <w:left w:val="single" w:color="auto" w:sz="4" w:space="0"/>
+            <w:bottom w:val="single" w:color="auto" w:sz="4" w:space="0"/>
+            <w:right w:val="single" w:color="auto" w:sz="4" w:space="0"/>
+            <w:insideH w:val="single" w:color="auto" w:sz="4" w:space="0"/>
+            <w:insideV w:val="single" w:color="auto" w:sz="4" w:space="0"/>
+          </w:tblBorders>
+          <w:tblCellMar>
+            <w:top w:w="0" w:type="dxa"/>
+            <w:left w:w="108" w:type="dxa"/>
+            <w:bottom w:w="0" w:type="dxa"/>
+            <w:right w:w="108" w:type="dxa"/>
+          </w:tblCellMar>
+        </w:tblPrEx>
+        <w:tc>
+          <w:tcPr>
+            <w:tcW w:w="1331" w:type="dxa"/>
+            <w:vAlign w:val="center"/>
+          </w:tcPr>
+          <w:p>
+            <w:pPr>
+              <w:jc w:val="center"/>
+              <w:rPr>
+                <w:rFonts w:hint="eastAsia"/>
+                <w:b/>
+                <w:bCs/>
+                <w:color w:val="0070C0"/>
+                <w:vertAlign w:val="baseline"/>
+                <w:lang w:val="en-US" w:eastAsia="zh-CN"/>
+              </w:rPr>
+            </w:pPr>
+            <w:r>
+              <w:rPr>
+                <w:rFonts w:hint="eastAsia"/>
+                <w:b/>
+                <w:bCs/>
+                <w:color w:val="0070C0"/>
+                <w:vertAlign w:val="baseline"/>
+                <w:lang w:val="en-US" w:eastAsia="zh-CN"/>
+              </w:rPr>
+              <w:t>FontColor</w:t>
+            </w:r>
+          </w:p>
+        </w:tc>
+        <w:tc>
+          <w:tcPr>
+            <w:tcW w:w="1067" w:type="dxa"/>
+            <w:vAlign w:val="center"/>
+          </w:tcPr>
+          <w:p>
+            <w:pPr>
+              <w:jc w:val="center"/>
+              <w:rPr>
+                <w:rFonts w:hint="default" w:cstheme="minorBidi"/>
+                <w:b/>
+                <w:bCs/>
+                <w:color w:val="FFC000"/>
+                <w:kern w:val="2"/>
+                <w:sz w:val="21"/>
+                <w:szCs w:val="24"/>
+                <w:vertAlign w:val="baseline"/>
+                <w:lang w:val="en-US" w:eastAsia="zh-CN" w:bidi="ar-SA"/>
+              </w:rPr>
+            </w:pPr>
+            <w:r>
+              <w:rPr>
+                <w:rFonts w:hint="eastAsia" w:cstheme="minorBidi"/>
+                <w:b/>
+                <w:bCs/>
+                <w:color w:val="FFC000"/>
+                <w:kern w:val="2"/>
+                <w:sz w:val="21"/>
+                <w:szCs w:val="24"/>
+                <w:vertAlign w:val="baseline"/>
+                <w:lang w:val="en-US" w:eastAsia="zh-CN" w:bidi="ar-SA"/>
+              </w:rPr>
+              <w:t>int</w:t>
+            </w:r>
+          </w:p>
+        </w:tc>
+        <w:tc>
+          <w:tcPr>
+            <w:tcW w:w="1262" w:type="dxa"/>
+            <w:vAlign w:val="center"/>
+          </w:tcPr>
+          <w:p>
+            <w:pPr>
+              <w:jc w:val="center"/>
+              <w:rPr>
+                <w:rFonts w:hint="eastAsia" w:cstheme="minorBidi"/>
+                <w:b/>
+                <w:bCs/>
+                <w:color w:val="FFC000"/>
+                <w:kern w:val="2"/>
+                <w:sz w:val="21"/>
+                <w:szCs w:val="24"/>
+                <w:vertAlign w:val="baseline"/>
+                <w:lang w:val="en-US" w:eastAsia="zh-CN" w:bidi="ar-SA"/>
+              </w:rPr>
+            </w:pPr>
+            <w:r>
+              <w:rPr>
+                <w:rFonts w:hint="eastAsia" w:cstheme="minorBidi"/>
+                <w:b/>
+                <w:bCs/>
+                <w:color w:val="FF0000"/>
+                <w:kern w:val="2"/>
+                <w:sz w:val="21"/>
+                <w:szCs w:val="24"/>
+                <w:vertAlign w:val="baseline"/>
+                <w:lang w:val="en-US" w:eastAsia="zh-CN" w:bidi="ar-SA"/>
+              </w:rPr>
+              <w:t>是</w:t>
+            </w:r>
+          </w:p>
+        </w:tc>
+        <w:tc>
+          <w:tcPr>
+            <w:tcW w:w="6302" w:type="dxa"/>
+            <w:vAlign w:val="center"/>
+          </w:tcPr>
+          <w:p>
+            <w:pPr>
+              <w:jc w:val="left"/>
+              <w:rPr>
+                <w:rFonts w:hint="eastAsia" w:cstheme="minorBidi"/>
+                <w:b/>
+                <w:bCs/>
+                <w:color w:val="ED7D31" w:themeColor="accent2"/>
+                <w:kern w:val="2"/>
+                <w:sz w:val="21"/>
+                <w:szCs w:val="24"/>
+                <w:vertAlign w:val="baseline"/>
+                <w:lang w:val="en-US" w:eastAsia="zh-CN" w:bidi="ar-SA"/>
+                <w14:textFill>
+                  <w14:solidFill>
+                    <w14:schemeClr w14:val="accent2"/>
+                  </w14:solidFill>
+                </w14:textFill>
+              </w:rPr>
+            </w:pPr>
+            <w:r>
+              <w:rPr>
+                <w:rFonts w:hint="eastAsia" w:cstheme="minorBidi"/>
+                <w:b/>
+                <w:bCs/>
+                <w:color w:val="ED7D31" w:themeColor="accent2"/>
+                <w:kern w:val="2"/>
+                <w:sz w:val="21"/>
+                <w:szCs w:val="24"/>
+                <w:vertAlign w:val="baseline"/>
+                <w:lang w:val="en-US" w:eastAsia="zh-CN" w:bidi="ar-SA"/>
+                <w14:textFill>
+                  <w14:solidFill>
+                    <w14:schemeClr w14:val="accent2"/>
+                  </w14:solidFill>
+                </w14:textFill>
+              </w:rPr>
+              <w:t>文字颜色：</w:t>
+            </w:r>
+          </w:p>
+          <w:p>
+            <w:pPr>
+              <w:tabs>
+                <w:tab w:val="left" w:pos="2539"/>
+                <w:tab w:val="center" w:pos="3415"/>
+              </w:tabs>
+              <w:jc w:val="left"/>
+              <w:rPr>
+                <w:rFonts w:hint="eastAsia"/>
+                <w:b/>
+                <w:bCs/>
+                <w:vertAlign w:val="baseline"/>
+                <w:lang w:val="en-US" w:eastAsia="zh-CN"/>
+              </w:rPr>
+            </w:pPr>
+            <w:r>
+              <w:rPr>
+                <w:rFonts w:hint="eastAsia"/>
+                <w:b/>
+                <w:bCs/>
+                <w:vertAlign w:val="baseline"/>
+                <w:lang w:val="en-US" w:eastAsia="zh-CN"/>
+              </w:rPr>
+              <w:t>目前支持9种颜色，直接发送数字即可：</w:t>
+            </w:r>
+          </w:p>
+          <w:p>
+            <w:pPr>
+              <w:tabs>
+                <w:tab w:val="left" w:pos="2539"/>
+                <w:tab w:val="center" w:pos="3415"/>
+              </w:tabs>
+              <w:jc w:val="left"/>
+              <w:rPr>
+                <w:rFonts w:hint="default"/>
+                <w:b/>
+                <w:bCs/>
+                <w:vertAlign w:val="baseline"/>
+                <w:lang w:val="en-US" w:eastAsia="zh-CN"/>
+              </w:rPr>
+            </w:pPr>
+            <w:r>
+              <w:rPr>
+                <w:rFonts w:hint="default"/>
+                <w:b/>
+                <w:bCs/>
+                <w:vertAlign w:val="baseline"/>
+                <w:lang w:val="en-US" w:eastAsia="zh-CN"/>
+              </w:rPr>
+              <w:t>1红 2绿 3蓝 4白 5黄 6青 7洋红 8黑 9橙</w:t>
+            </w:r>
+          </w:p>
+          <w:p>
+            <w:pPr>
+              <w:tabs>
+                <w:tab w:val="left" w:pos="2539"/>
+                <w:tab w:val="center" w:pos="3415"/>
+              </w:tabs>
+              <w:jc w:val="left"/>
+              <w:rPr>
+                <w:rFonts w:hint="default"/>
+                <w:b/>
+                <w:bCs/>
+                <w:vertAlign w:val="baseline"/>
+                <w:lang w:val="en-US" w:eastAsia="zh-CN"/>
+              </w:rPr>
+            </w:pPr>
+            <w:r>
+              <w:rPr>
+                <w:rFonts w:hint="eastAsia"/>
+                <w:b/>
+                <w:bCs/>
+                <w:vertAlign w:val="baseline"/>
+                <w:lang w:val="en-US" w:eastAsia="zh-CN"/>
+              </w:rPr>
+              <w:t>当</w:t>
+            </w:r>
+            <w:r>
+              <w:rPr>
+                <w:rFonts w:hint="eastAsia"/>
+                <w:b/>
+                <w:bCs/>
+                <w:color w:val="0070C0"/>
+                <w:vertAlign w:val="baseline"/>
+                <w:lang w:val="en-US" w:eastAsia="zh-CN"/>
+              </w:rPr>
+              <w:t>Version</w:t>
+            </w:r>
+            <w:r>
+              <w:rPr>
+                <w:rFonts w:hint="eastAsia"/>
+                <w:b/>
+                <w:bCs/>
+                <w:vertAlign w:val="baseline"/>
+                <w:lang w:val="en-US" w:eastAsia="zh-CN"/>
+              </w:rPr>
+              <w:t>为2时，必须发送此字段</w:t>
+            </w:r>
+          </w:p>
+        </w:tc>
+      </w:tr>
+      <w:tr>
+        <w:tblPrEx>
+          <w:tblBorders>
+            <w:top w:val="single" w:color="auto" w:sz="4" w:space="0"/>
+            <w:left w:val="single" w:color="auto" w:sz="4" w:space="0"/>
+            <w:bottom w:val="single" w:color="auto" w:sz="4" w:space="0"/>
+            <w:right w:val="single" w:color="auto" w:sz="4" w:space="0"/>
+            <w:insideH w:val="single" w:color="auto" w:sz="4" w:space="0"/>
+            <w:insideV w:val="single" w:color="auto" w:sz="4" w:space="0"/>
+          </w:tblBorders>
+          <w:tblCellMar>
+            <w:top w:w="0" w:type="dxa"/>
+            <w:left w:w="108" w:type="dxa"/>
+            <w:bottom w:w="0" w:type="dxa"/>
+            <w:right w:w="108" w:type="dxa"/>
+          </w:tblCellMar>
+        </w:tblPrEx>
+        <w:tc>
+          <w:tcPr>
+            <w:tcW w:w="1331" w:type="dxa"/>
+            <w:vAlign w:val="center"/>
+          </w:tcPr>
+          <w:p>
+            <w:pPr>
+              <w:jc w:val="center"/>
+              <w:rPr>
+                <w:rFonts w:hint="eastAsia"/>
+                <w:b/>
+                <w:bCs/>
+                <w:color w:val="0070C0"/>
+                <w:vertAlign w:val="baseline"/>
+                <w:lang w:val="en-US" w:eastAsia="zh-CN"/>
+              </w:rPr>
+            </w:pPr>
+            <w:r>
+              <w:rPr>
+                <w:rFonts w:hint="eastAsia"/>
+                <w:b/>
+                <w:bCs/>
+                <w:color w:val="0070C0"/>
+                <w:vertAlign w:val="baseline"/>
+                <w:lang w:val="en-US" w:eastAsia="zh-CN"/>
+              </w:rPr>
+              <w:t>Version</w:t>
+            </w:r>
+          </w:p>
+        </w:tc>
+        <w:tc>
+          <w:tcPr>
+            <w:tcW w:w="1067" w:type="dxa"/>
+            <w:vAlign w:val="center"/>
+          </w:tcPr>
+          <w:p>
+            <w:pPr>
+              <w:jc w:val="center"/>
+              <w:rPr>
+                <w:rFonts w:hint="default" w:cstheme="minorBidi"/>
+                <w:b/>
+                <w:bCs/>
+                <w:color w:val="FFC000"/>
+                <w:kern w:val="2"/>
+                <w:sz w:val="21"/>
+                <w:szCs w:val="24"/>
+                <w:vertAlign w:val="baseline"/>
+                <w:lang w:val="en-US" w:eastAsia="zh-CN" w:bidi="ar-SA"/>
+              </w:rPr>
+            </w:pPr>
+            <w:r>
+              <w:rPr>
+                <w:rFonts w:hint="default" w:cstheme="minorBidi"/>
+                <w:b/>
+                <w:bCs/>
+                <w:color w:val="FFC000"/>
+                <w:kern w:val="2"/>
+                <w:sz w:val="21"/>
+                <w:szCs w:val="24"/>
+                <w:vertAlign w:val="baseline"/>
+                <w:lang w:val="en-US" w:eastAsia="zh-CN" w:bidi="ar-SA"/>
+              </w:rPr>
+              <w:t>int</w:t>
+            </w:r>
+          </w:p>
+        </w:tc>
+        <w:tc>
+          <w:tcPr>
+            <w:tcW w:w="1262" w:type="dxa"/>
+            <w:vAlign w:val="center"/>
+          </w:tcPr>
+          <w:p>
+            <w:pPr>
+              <w:jc w:val="center"/>
+              <w:rPr>
+                <w:rFonts w:hint="eastAsia" w:cstheme="minorBidi"/>
+                <w:b/>
+                <w:bCs/>
+                <w:color w:val="FFC000"/>
+                <w:kern w:val="2"/>
+                <w:sz w:val="21"/>
+                <w:szCs w:val="24"/>
+                <w:vertAlign w:val="baseline"/>
+                <w:lang w:val="en-US" w:eastAsia="zh-CN" w:bidi="ar-SA"/>
+              </w:rPr>
+            </w:pPr>
+            <w:r>
+              <w:rPr>
+                <w:rFonts w:hint="eastAsia" w:cstheme="minorBidi"/>
+                <w:b/>
+                <w:bCs/>
+                <w:color w:val="FF0000"/>
+                <w:kern w:val="2"/>
+                <w:sz w:val="21"/>
+                <w:szCs w:val="24"/>
+                <w:vertAlign w:val="baseline"/>
+                <w:lang w:val="en-US" w:eastAsia="zh-CN" w:bidi="ar-SA"/>
+              </w:rPr>
+              <w:t>否</w:t>
+            </w:r>
+          </w:p>
+        </w:tc>
+        <w:tc>
+          <w:tcPr>
+            <w:tcW w:w="6302" w:type="dxa"/>
+            <w:vAlign w:val="center"/>
+          </w:tcPr>
+          <w:p>
+            <w:pPr>
+              <w:jc w:val="left"/>
+              <w:rPr>
+                <w:rFonts w:hint="eastAsia" w:cstheme="minorBidi"/>
+                <w:b/>
+                <w:bCs/>
+                <w:color w:val="ED7D31" w:themeColor="accent2"/>
+                <w:kern w:val="2"/>
+                <w:sz w:val="21"/>
+                <w:szCs w:val="24"/>
+                <w:vertAlign w:val="baseline"/>
+                <w:lang w:val="en-US" w:eastAsia="zh-CN" w:bidi="ar-SA"/>
+                <w14:textFill>
+                  <w14:solidFill>
+                    <w14:schemeClr w14:val="accent2"/>
+                  </w14:solidFill>
+                </w14:textFill>
+              </w:rPr>
+            </w:pPr>
+            <w:r>
+              <w:rPr>
+                <w:rFonts w:hint="eastAsia" w:cstheme="minorBidi"/>
+                <w:b/>
+                <w:bCs/>
+                <w:color w:val="ED7D31" w:themeColor="accent2"/>
+                <w:kern w:val="2"/>
+                <w:sz w:val="21"/>
+                <w:szCs w:val="24"/>
+                <w:vertAlign w:val="baseline"/>
+                <w:lang w:val="en-US" w:eastAsia="zh-CN" w:bidi="ar-SA"/>
+                <w14:textFill>
+                  <w14:solidFill>
+                    <w14:schemeClr w14:val="accent2"/>
+                  </w14:solidFill>
+                </w14:textFill>
+              </w:rPr>
+              <w:t>雾灯版本：</w:t>
+            </w:r>
+          </w:p>
+          <w:p>
+            <w:pPr>
+              <w:numPr>
+                <w:ilvl w:val="0"/>
+                <w:numId w:val="7"/>
+              </w:numPr>
+              <w:jc w:val="left"/>
+              <w:rPr>
+                <w:rFonts w:hint="default"/>
+                <w:b/>
+                <w:bCs/>
+                <w:vertAlign w:val="baseline"/>
+                <w:lang w:val="en-US" w:eastAsia="zh-CN"/>
+              </w:rPr>
+            </w:pPr>
+            <w:r>
+              <w:rPr>
+                <w:rFonts w:hint="eastAsia"/>
+                <w:b/>
+                <w:bCs/>
+                <w:vertAlign w:val="baseline"/>
+                <w:lang w:val="en-US" w:eastAsia="zh-CN"/>
+              </w:rPr>
+              <w:t xml:space="preserve"> 1 ，旧版本单色雾灯</w:t>
+            </w:r>
+          </w:p>
+          <w:p>
+            <w:pPr>
+              <w:numPr>
+                <w:ilvl w:val="0"/>
+                <w:numId w:val="7"/>
+              </w:numPr>
+              <w:jc w:val="left"/>
+              <w:rPr>
+                <w:rFonts w:hint="default"/>
+                <w:b/>
+                <w:bCs/>
+                <w:vertAlign w:val="baseline"/>
+                <w:lang w:val="en-US" w:eastAsia="zh-CN"/>
+              </w:rPr>
+            </w:pPr>
+            <w:r>
+              <w:rPr>
+                <w:rFonts w:hint="eastAsia"/>
+                <w:b/>
+                <w:bCs/>
+                <w:vertAlign w:val="baseline"/>
+                <w:lang w:val="en-US" w:eastAsia="zh-CN"/>
+              </w:rPr>
+              <w:t xml:space="preserve"> 2 ，新版本彩色雾灯</w:t>
+            </w:r>
+          </w:p>
+        </w:tc>
+      </w:tr>
+      <w:tr>
+        <w:tblPrEx>
+          <w:tblBorders>
+            <w:top w:val="single" w:color="auto" w:sz="4" w:space="0"/>
+            <w:left w:val="single" w:color="auto" w:sz="4" w:space="0"/>
+            <w:bottom w:val="single" w:color="auto" w:sz="4" w:space="0"/>
+            <w:right w:val="single" w:color="auto" w:sz="4" w:space="0"/>
+            <w:insideH w:val="single" w:color="auto" w:sz="4" w:space="0"/>
+            <w:insideV w:val="single" w:color="auto" w:sz="4" w:space="0"/>
+          </w:tblBorders>
+          <w:tblCellMar>
+            <w:top w:w="0" w:type="dxa"/>
+            <w:left w:w="108" w:type="dxa"/>
+            <w:bottom w:w="0" w:type="dxa"/>
+            <w:right w:w="108" w:type="dxa"/>
+          </w:tblCellMar>
+        </w:tblPrEx>
+        <w:tc>
+          <w:tcPr>
+            <w:tcW w:w="1331" w:type="dxa"/>
+            <w:vAlign w:val="center"/>
+          </w:tcPr>
+          <w:p>
+            <w:pPr>
+              <w:jc w:val="center"/>
+              <w:rPr>
+                <w:rFonts w:hint="eastAsia"/>
+                <w:b/>
+                <w:bCs/>
+                <w:color w:val="0070C0"/>
+                <w:vertAlign w:val="baseline"/>
+                <w:lang w:val="en-US" w:eastAsia="zh-CN"/>
+              </w:rPr>
+            </w:pPr>
+            <w:r>
+              <w:rPr>
+                <w:rFonts w:hint="default"/>
+                <w:b/>
+                <w:bCs/>
+                <w:color w:val="0070C0"/>
+                <w:vertAlign w:val="baseline"/>
+                <w:lang w:val="en-US" w:eastAsia="zh-CN"/>
+              </w:rPr>
+              <w:t>D</w:t>
+            </w:r>
+            <w:r>
+              <w:rPr>
+                <w:rFonts w:hint="eastAsia"/>
+                <w:b/>
+                <w:bCs/>
+                <w:color w:val="0070C0"/>
+                <w:vertAlign w:val="baseline"/>
+                <w:lang w:val="en-US" w:eastAsia="zh-CN"/>
+              </w:rPr>
+              <w:t>eviceId</w:t>
+            </w:r>
+          </w:p>
+        </w:tc>
+        <w:tc>
+          <w:tcPr>
+            <w:tcW w:w="1067" w:type="dxa"/>
+            <w:vAlign w:val="center"/>
+          </w:tcPr>
+          <w:p>
+            <w:pPr>
+              <w:jc w:val="center"/>
+              <w:rPr>
+                <w:rFonts w:hint="default" w:cstheme="minorBidi"/>
+                <w:b/>
+                <w:bCs/>
+                <w:color w:val="FFC000"/>
+                <w:kern w:val="2"/>
+                <w:sz w:val="21"/>
+                <w:szCs w:val="24"/>
+                <w:vertAlign w:val="baseline"/>
+                <w:lang w:val="en-US" w:eastAsia="zh-CN" w:bidi="ar-SA"/>
+              </w:rPr>
+            </w:pPr>
+            <w:r>
+              <w:rPr>
+                <w:rFonts w:hint="eastAsia" w:cstheme="minorBidi"/>
+                <w:b/>
+                <w:bCs/>
+                <w:color w:val="FFC000"/>
+                <w:kern w:val="2"/>
+                <w:sz w:val="21"/>
+                <w:szCs w:val="24"/>
+                <w:vertAlign w:val="baseline"/>
+                <w:lang w:val="en-US" w:eastAsia="zh-CN" w:bidi="ar-SA"/>
+              </w:rPr>
+              <w:t>string</w:t>
+            </w:r>
+          </w:p>
+        </w:tc>
+        <w:tc>
+          <w:tcPr>
+            <w:tcW w:w="1262" w:type="dxa"/>
+            <w:vAlign w:val="center"/>
+          </w:tcPr>
+          <w:p>
+            <w:pPr>
+              <w:jc w:val="center"/>
+              <w:rPr>
+                <w:rFonts w:hint="eastAsia" w:cstheme="minorBidi"/>
+                <w:b/>
+                <w:bCs/>
+                <w:color w:val="FFC000"/>
+                <w:kern w:val="2"/>
+                <w:sz w:val="21"/>
+                <w:szCs w:val="24"/>
+                <w:vertAlign w:val="baseline"/>
+                <w:lang w:val="en-US" w:eastAsia="zh-CN" w:bidi="ar-SA"/>
+              </w:rPr>
+            </w:pPr>
+            <w:r>
+              <w:rPr>
+                <w:rFonts w:hint="eastAsia" w:cstheme="minorBidi"/>
+                <w:b/>
+                <w:bCs/>
+                <w:color w:val="FF0000"/>
+                <w:kern w:val="2"/>
+                <w:sz w:val="21"/>
+                <w:szCs w:val="24"/>
+                <w:vertAlign w:val="baseline"/>
+                <w:lang w:val="en-US" w:eastAsia="zh-CN" w:bidi="ar-SA"/>
+              </w:rPr>
+              <w:t>否</w:t>
+            </w:r>
+          </w:p>
+        </w:tc>
+        <w:tc>
+          <w:tcPr>
+            <w:tcW w:w="6302" w:type="dxa"/>
+            <w:vAlign w:val="center"/>
+          </w:tcPr>
+          <w:p>
+            <w:pPr>
+              <w:jc w:val="left"/>
+              <w:rPr>
+                <w:rFonts w:hint="eastAsia" w:cstheme="minorBidi"/>
+                <w:b/>
+                <w:bCs/>
+                <w:color w:val="ED7D31" w:themeColor="accent2"/>
+                <w:kern w:val="2"/>
+                <w:sz w:val="21"/>
+                <w:szCs w:val="24"/>
+                <w:vertAlign w:val="baseline"/>
+                <w:lang w:val="en-US" w:eastAsia="zh-CN" w:bidi="ar-SA"/>
+                <w14:textFill>
+                  <w14:solidFill>
+                    <w14:schemeClr w14:val="accent2"/>
+                  </w14:solidFill>
+                </w14:textFill>
+              </w:rPr>
+            </w:pPr>
+            <w:r>
+              <w:rPr>
+                <w:rFonts w:hint="eastAsia" w:cstheme="minorBidi"/>
+                <w:b/>
+                <w:bCs/>
+                <w:color w:val="ED7D31" w:themeColor="accent2"/>
+                <w:kern w:val="2"/>
+                <w:sz w:val="21"/>
+                <w:szCs w:val="24"/>
+                <w:vertAlign w:val="baseline"/>
+                <w:lang w:val="en-US" w:eastAsia="zh-CN" w:bidi="ar-SA"/>
+                <w14:textFill>
+                  <w14:solidFill>
+                    <w14:schemeClr w14:val="accent2"/>
+                  </w14:solidFill>
+                </w14:textFill>
+              </w:rPr>
+              <w:t>设备编号：</w:t>
+            </w:r>
+          </w:p>
+          <w:p>
+            <w:pPr>
+              <w:numPr>
+                <w:ilvl w:val="0"/>
+                <w:numId w:val="8"/>
+              </w:numPr>
+              <w:jc w:val="left"/>
+              <w:rPr>
+                <w:rFonts w:hint="default"/>
+                <w:b/>
+                <w:bCs/>
+                <w:vertAlign w:val="baseline"/>
+                <w:lang w:val="en-US" w:eastAsia="zh-CN"/>
+              </w:rPr>
+            </w:pPr>
+            <w:r>
+              <w:rPr>
+                <w:rFonts w:hint="eastAsia"/>
+                <w:b/>
+                <w:bCs/>
+                <w:vertAlign w:val="baseline"/>
+                <w:lang w:val="en-US" w:eastAsia="zh-CN"/>
+              </w:rPr>
+              <w:t>控制器的设备编号，注意:</w:t>
+            </w:r>
+            <w:r>
+              <w:rPr>
+                <w:rFonts w:hint="default"/>
+                <w:b/>
+                <w:bCs/>
+                <w:vertAlign w:val="baseline"/>
+                <w:lang w:val="en-US" w:eastAsia="zh-CN"/>
+              </w:rPr>
+              <w:t>(</w:t>
+            </w:r>
+            <w:r>
+              <w:rPr>
+                <w:rFonts w:hint="eastAsia"/>
+                <w:b/>
+                <w:bCs/>
+                <w:color w:val="92D050"/>
+                <w:vertAlign w:val="baseline"/>
+                <w:lang w:val="en-US" w:eastAsia="zh-CN"/>
+              </w:rPr>
+              <w:t>是将以前的</w:t>
+            </w:r>
+            <w:r>
+              <w:rPr>
+                <w:rFonts w:hint="default"/>
+                <w:b/>
+                <w:bCs/>
+                <w:color w:val="92D050"/>
+                <w:vertAlign w:val="baseline"/>
+                <w:lang w:val="en-US" w:eastAsia="zh-CN"/>
+              </w:rPr>
+              <w:t>sbbh</w:t>
+            </w:r>
+            <w:r>
+              <w:rPr>
+                <w:rFonts w:hint="eastAsia"/>
+                <w:b/>
+                <w:bCs/>
+                <w:color w:val="92D050"/>
+                <w:vertAlign w:val="baseline"/>
+                <w:lang w:val="en-US" w:eastAsia="zh-CN"/>
+              </w:rPr>
+              <w:t>改为</w:t>
+            </w:r>
+            <w:r>
+              <w:rPr>
+                <w:rFonts w:hint="default"/>
+                <w:b/>
+                <w:bCs/>
+                <w:color w:val="92D050"/>
+                <w:vertAlign w:val="baseline"/>
+                <w:lang w:val="en-US" w:eastAsia="zh-CN"/>
+              </w:rPr>
+              <w:t>D</w:t>
+            </w:r>
+            <w:r>
+              <w:rPr>
+                <w:rFonts w:hint="eastAsia"/>
+                <w:b/>
+                <w:bCs/>
+                <w:color w:val="92D050"/>
+                <w:vertAlign w:val="baseline"/>
+                <w:lang w:val="en-US" w:eastAsia="zh-CN"/>
+              </w:rPr>
+              <w:t>eviceId</w:t>
+            </w:r>
+            <w:r>
+              <w:rPr>
+                <w:rFonts w:hint="default"/>
+                <w:b/>
+                <w:bCs/>
+                <w:vertAlign w:val="baseline"/>
+                <w:lang w:val="en-US" w:eastAsia="zh-CN"/>
+              </w:rPr>
+              <w:t>)</w:t>
+            </w:r>
+          </w:p>
+        </w:tc>
+      </w:tr>
+      <w:tr>
+        <w:tblPrEx>
+          <w:tblBorders>
+            <w:top w:val="single" w:color="auto" w:sz="4" w:space="0"/>
+            <w:left w:val="single" w:color="auto" w:sz="4" w:space="0"/>
+            <w:bottom w:val="single" w:color="auto" w:sz="4" w:space="0"/>
+            <w:right w:val="single" w:color="auto" w:sz="4" w:space="0"/>
+            <w:insideH w:val="single" w:color="auto" w:sz="4" w:space="0"/>
+            <w:insideV w:val="single" w:color="auto" w:sz="4" w:space="0"/>
+          </w:tblBorders>
+          <w:tblCellMar>
+            <w:top w:w="0" w:type="dxa"/>
+            <w:left w:w="108" w:type="dxa"/>
+            <w:bottom w:w="0" w:type="dxa"/>
+            <w:right w:w="108" w:type="dxa"/>
+          </w:tblCellMar>
+        </w:tblPrEx>
+        <w:tc>
+          <w:tcPr>
+            <w:tcW w:w="1331" w:type="dxa"/>
+            <w:vAlign w:val="center"/>
+          </w:tcPr>
+          <w:p>
+            <w:pPr>
+              <w:jc w:val="center"/>
+              <w:rPr>
+                <w:rFonts w:hint="default"/>
+                <w:b/>
+                <w:bCs/>
+                <w:color w:val="0070C0"/>
+                <w:vertAlign w:val="baseline"/>
+                <w:lang w:val="en-US" w:eastAsia="zh-CN"/>
+              </w:rPr>
+            </w:pPr>
+            <w:r>
+              <w:rPr>
+                <w:rFonts w:hint="default"/>
+                <w:b/>
+                <w:bCs/>
+                <w:color w:val="0070C0"/>
+                <w:vertAlign w:val="baseline"/>
+                <w:lang w:val="en-US" w:eastAsia="zh-CN"/>
+              </w:rPr>
+              <w:t>Broadcast</w:t>
+            </w:r>
+          </w:p>
+        </w:tc>
+        <w:tc>
+          <w:tcPr>
+            <w:tcW w:w="1067" w:type="dxa"/>
+            <w:vAlign w:val="center"/>
+          </w:tcPr>
+          <w:p>
+            <w:pPr>
+              <w:jc w:val="center"/>
+              <w:rPr>
+                <w:rFonts w:hint="default" w:cstheme="minorBidi"/>
+                <w:b/>
+                <w:bCs/>
+                <w:color w:val="FFC000"/>
+                <w:kern w:val="2"/>
+                <w:sz w:val="21"/>
+                <w:szCs w:val="24"/>
+                <w:vertAlign w:val="baseline"/>
+                <w:lang w:val="en-US" w:eastAsia="zh-CN" w:bidi="ar-SA"/>
+              </w:rPr>
+            </w:pPr>
+            <w:r>
+              <w:rPr>
+                <w:rFonts w:hint="default" w:cstheme="minorBidi"/>
+                <w:b/>
+                <w:bCs/>
+                <w:color w:val="FFC000"/>
+                <w:kern w:val="2"/>
+                <w:sz w:val="21"/>
+                <w:szCs w:val="24"/>
+                <w:vertAlign w:val="baseline"/>
+                <w:lang w:val="en-US" w:eastAsia="zh-CN" w:bidi="ar-SA"/>
+              </w:rPr>
+              <w:t>int</w:t>
+            </w:r>
+          </w:p>
+        </w:tc>
+        <w:tc>
+          <w:tcPr>
+            <w:tcW w:w="1262" w:type="dxa"/>
+            <w:vAlign w:val="center"/>
+          </w:tcPr>
+          <w:p>
+            <w:pPr>
+              <w:jc w:val="center"/>
+              <w:rPr>
+                <w:rFonts w:hint="eastAsia" w:cstheme="minorBidi"/>
+                <w:b/>
+                <w:bCs/>
+                <w:color w:val="FF0000"/>
+                <w:kern w:val="2"/>
+                <w:sz w:val="21"/>
+                <w:szCs w:val="24"/>
+                <w:vertAlign w:val="baseline"/>
+                <w:lang w:val="en-US" w:eastAsia="zh-CN" w:bidi="ar-SA"/>
+              </w:rPr>
+            </w:pPr>
+            <w:r>
+              <w:rPr>
+                <w:rFonts w:hint="eastAsia" w:cstheme="minorBidi"/>
+                <w:b/>
+                <w:bCs/>
+                <w:color w:val="FF0000"/>
+                <w:kern w:val="2"/>
+                <w:sz w:val="21"/>
+                <w:szCs w:val="24"/>
+                <w:vertAlign w:val="baseline"/>
+                <w:lang w:val="en-US" w:eastAsia="zh-CN" w:bidi="ar-SA"/>
+              </w:rPr>
+              <w:t>否</w:t>
+            </w:r>
+          </w:p>
+        </w:tc>
+        <w:tc>
+          <w:tcPr>
+            <w:tcW w:w="6302" w:type="dxa"/>
+            <w:vAlign w:val="center"/>
+          </w:tcPr>
+          <w:p>
+            <w:pPr>
+              <w:numPr>
+                <w:ilvl w:val="0"/>
+                <w:numId w:val="0"/>
+              </w:numPr>
+              <w:jc w:val="left"/>
+              <w:rPr>
+                <w:rFonts w:hint="eastAsia"/>
+                <w:b/>
+                <w:bCs/>
+                <w:vertAlign w:val="baseline"/>
+                <w:lang w:val="en-US" w:eastAsia="zh-CN"/>
+              </w:rPr>
+            </w:pPr>
+            <w:r>
+              <w:rPr>
+                <w:rFonts w:hint="eastAsia" w:cstheme="minorBidi"/>
+                <w:b/>
+                <w:bCs/>
+                <w:color w:val="ED7D31" w:themeColor="accent2"/>
+                <w:kern w:val="2"/>
+                <w:sz w:val="21"/>
+                <w:szCs w:val="24"/>
+                <w:vertAlign w:val="baseline"/>
+                <w:lang w:val="en-US" w:eastAsia="zh-CN" w:bidi="ar-SA"/>
+                <w14:textFill>
+                  <w14:solidFill>
+                    <w14:schemeClr w14:val="accent2"/>
+                  </w14:solidFill>
+                </w14:textFill>
+              </w:rPr>
+              <w:t>是否为广播：</w:t>
+            </w:r>
+            <w:r>
+              <w:rPr>
+                <w:rFonts w:hint="eastAsia"/>
+                <w:b/>
+                <w:bCs/>
+                <w:vertAlign w:val="baseline"/>
+                <w:lang w:val="en-US" w:eastAsia="zh-CN"/>
+              </w:rPr>
+              <w:t>1是广播 0非广播</w:t>
+            </w:r>
+          </w:p>
+          <w:p>
+            <w:pPr>
+              <w:numPr>
+                <w:ilvl w:val="0"/>
+                <w:numId w:val="9"/>
+              </w:numPr>
+              <w:jc w:val="left"/>
+              <w:rPr>
+                <w:rFonts w:hint="eastAsia"/>
+                <w:b/>
+                <w:bCs/>
+                <w:vertAlign w:val="baseline"/>
+                <w:lang w:val="en-US" w:eastAsia="zh-CN"/>
+              </w:rPr>
+            </w:pPr>
+            <w:r>
+              <w:rPr>
+                <w:rFonts w:hint="eastAsia"/>
+                <w:b/>
+                <w:bCs/>
+                <w:vertAlign w:val="baseline"/>
+                <w:lang w:val="en-US" w:eastAsia="zh-CN"/>
+              </w:rPr>
+              <w:t>当状态为广播模式时，</w:t>
+            </w:r>
+            <w:r>
+              <w:rPr>
+                <w:rFonts w:hint="eastAsia"/>
+                <w:b/>
+                <w:bCs/>
+                <w:color w:val="0070C0"/>
+                <w:vertAlign w:val="baseline"/>
+                <w:lang w:val="en-US" w:eastAsia="zh-CN"/>
+              </w:rPr>
+              <w:t>Content</w:t>
+            </w:r>
+            <w:r>
+              <w:rPr>
+                <w:rFonts w:hint="eastAsia"/>
+                <w:b/>
+                <w:bCs/>
+                <w:vertAlign w:val="baseline"/>
+                <w:lang w:val="en-US" w:eastAsia="zh-CN"/>
+              </w:rPr>
+              <w:t>数量只能为 0 或者 1，0为关灯，1为所有灯显示同一个字</w:t>
+            </w:r>
+          </w:p>
+          <w:p>
+            <w:pPr>
+              <w:numPr>
+                <w:ilvl w:val="0"/>
+                <w:numId w:val="9"/>
+              </w:numPr>
+              <w:jc w:val="left"/>
+              <w:rPr>
+                <w:rFonts w:hint="default"/>
+                <w:b/>
+                <w:bCs/>
+                <w:vertAlign w:val="baseline"/>
+                <w:lang w:val="en-US" w:eastAsia="zh-CN"/>
+              </w:rPr>
+            </w:pPr>
+            <w:r>
+              <w:rPr>
+                <w:rFonts w:hint="eastAsia"/>
+                <w:b/>
+                <w:bCs/>
+                <w:vertAlign w:val="baseline"/>
+                <w:lang w:val="en-US" w:eastAsia="zh-CN"/>
+              </w:rPr>
+              <w:t>当状态为非广播模式时，</w:t>
+            </w:r>
+            <w:r>
+              <w:rPr>
+                <w:rFonts w:hint="eastAsia"/>
+                <w:b/>
+                <w:bCs/>
+                <w:color w:val="0070C0"/>
+                <w:vertAlign w:val="baseline"/>
+                <w:lang w:val="en-US" w:eastAsia="zh-CN"/>
+              </w:rPr>
+              <w:t>TermId</w:t>
+            </w:r>
+            <w:r>
+              <w:rPr>
+                <w:rFonts w:hint="eastAsia"/>
+                <w:b/>
+                <w:bCs/>
+                <w:vertAlign w:val="baseline"/>
+                <w:lang w:val="en-US" w:eastAsia="zh-CN"/>
+              </w:rPr>
+              <w:t>数量必须跟</w:t>
+            </w:r>
+            <w:r>
+              <w:rPr>
+                <w:rFonts w:hint="eastAsia"/>
+                <w:b/>
+                <w:bCs/>
+                <w:color w:val="0070C0"/>
+                <w:vertAlign w:val="baseline"/>
+                <w:lang w:val="en-US" w:eastAsia="zh-CN"/>
+              </w:rPr>
+              <w:t>Content</w:t>
+            </w:r>
+            <w:r>
+              <w:rPr>
+                <w:rFonts w:hint="eastAsia"/>
+                <w:b/>
+                <w:bCs/>
+                <w:vertAlign w:val="baseline"/>
+                <w:lang w:val="en-US" w:eastAsia="zh-CN"/>
+              </w:rPr>
+              <w:t>数量相等，一个</w:t>
+            </w:r>
+            <w:r>
+              <w:rPr>
+                <w:rFonts w:hint="eastAsia"/>
+                <w:b/>
+                <w:bCs/>
+                <w:color w:val="0070C0"/>
+                <w:vertAlign w:val="baseline"/>
+                <w:lang w:val="en-US" w:eastAsia="zh-CN"/>
+              </w:rPr>
+              <w:t>TermId</w:t>
+            </w:r>
+            <w:r>
+              <w:rPr>
+                <w:rFonts w:hint="eastAsia"/>
+                <w:b/>
+                <w:bCs/>
+                <w:vertAlign w:val="baseline"/>
+                <w:lang w:val="en-US" w:eastAsia="zh-CN"/>
+              </w:rPr>
+              <w:t>对应一个</w:t>
+            </w:r>
+            <w:r>
+              <w:rPr>
+                <w:rFonts w:hint="eastAsia"/>
+                <w:b/>
+                <w:bCs/>
+                <w:color w:val="0070C0"/>
+                <w:vertAlign w:val="baseline"/>
+                <w:lang w:val="en-US" w:eastAsia="zh-CN"/>
+              </w:rPr>
+              <w:t>Content</w:t>
+            </w:r>
+            <w:r>
+              <w:rPr>
+                <w:rFonts w:hint="eastAsia"/>
+                <w:b/>
+                <w:bCs/>
+                <w:vertAlign w:val="baseline"/>
+                <w:lang w:val="en-US" w:eastAsia="zh-CN"/>
+              </w:rPr>
+              <w:t>里面的文字，如果对应文字为空串，则将对应的灯关闭</w:t>
+            </w:r>
+          </w:p>
+        </w:tc>
+      </w:tr>
+      <w:tr>
+        <w:tblPrEx>
+          <w:tblBorders>
+            <w:top w:val="single" w:color="auto" w:sz="4" w:space="0"/>
+            <w:left w:val="single" w:color="auto" w:sz="4" w:space="0"/>
+            <w:bottom w:val="single" w:color="auto" w:sz="4" w:space="0"/>
+            <w:right w:val="single" w:color="auto" w:sz="4" w:space="0"/>
+            <w:insideH w:val="single" w:color="auto" w:sz="4" w:space="0"/>
+            <w:insideV w:val="single" w:color="auto" w:sz="4" w:space="0"/>
+          </w:tblBorders>
+          <w:tblCellMar>
+            <w:top w:w="0" w:type="dxa"/>
+            <w:left w:w="108" w:type="dxa"/>
+            <w:bottom w:w="0" w:type="dxa"/>
+            <w:right w:w="108" w:type="dxa"/>
+          </w:tblCellMar>
+        </w:tblPrEx>
+        <w:tc>
+          <w:tcPr>
+            <w:tcW w:w="1331" w:type="dxa"/>
+            <w:vAlign w:val="center"/>
+          </w:tcPr>
+          <w:p>
+            <w:pPr>
+              <w:tabs>
+                <w:tab w:val="left" w:pos="368"/>
+              </w:tabs>
+              <w:jc w:val="center"/>
+              <w:rPr>
+                <w:rFonts w:hint="default"/>
+                <w:b/>
+                <w:bCs/>
+                <w:color w:val="0070C0"/>
+                <w:vertAlign w:val="baseline"/>
+                <w:lang w:val="en-US" w:eastAsia="zh-CN"/>
+              </w:rPr>
+            </w:pPr>
+            <w:r>
+              <w:rPr>
+                <w:rFonts w:hint="eastAsia"/>
+                <w:b/>
+                <w:bCs/>
+                <w:color w:val="0070C0"/>
+                <w:vertAlign w:val="baseline"/>
+                <w:lang w:val="en-US" w:eastAsia="zh-CN"/>
+              </w:rPr>
+              <w:t>name</w:t>
+            </w:r>
+          </w:p>
+        </w:tc>
+        <w:tc>
+          <w:tcPr>
+            <w:tcW w:w="1067" w:type="dxa"/>
+            <w:vAlign w:val="center"/>
+          </w:tcPr>
+          <w:p>
+            <w:pPr>
+              <w:tabs>
+                <w:tab w:val="left" w:pos="573"/>
+              </w:tabs>
+              <w:jc w:val="center"/>
+              <w:rPr>
+                <w:rFonts w:hint="default" w:cstheme="minorBidi"/>
+                <w:b/>
+                <w:bCs/>
+                <w:color w:val="FFC000"/>
+                <w:kern w:val="2"/>
+                <w:sz w:val="21"/>
+                <w:szCs w:val="24"/>
+                <w:vertAlign w:val="baseline"/>
+                <w:lang w:val="en-US" w:eastAsia="zh-CN" w:bidi="ar-SA"/>
+              </w:rPr>
+            </w:pPr>
+            <w:r>
+              <w:rPr>
+                <w:rFonts w:hint="eastAsia" w:cstheme="minorBidi"/>
+                <w:b/>
+                <w:bCs/>
+                <w:color w:val="FFC000"/>
+                <w:kern w:val="2"/>
+                <w:sz w:val="21"/>
+                <w:szCs w:val="24"/>
+                <w:vertAlign w:val="baseline"/>
+                <w:lang w:val="en-US" w:eastAsia="zh-CN" w:bidi="ar-SA"/>
+              </w:rPr>
+              <w:t>string</w:t>
+            </w:r>
+          </w:p>
+        </w:tc>
+        <w:tc>
+          <w:tcPr>
+            <w:tcW w:w="1262" w:type="dxa"/>
+            <w:vAlign w:val="center"/>
+          </w:tcPr>
+          <w:p>
+            <w:pPr>
+              <w:jc w:val="center"/>
+              <w:rPr>
+                <w:rFonts w:hint="eastAsia" w:cstheme="minorBidi"/>
+                <w:b/>
+                <w:bCs/>
+                <w:color w:val="FF0000"/>
+                <w:kern w:val="2"/>
+                <w:sz w:val="21"/>
+                <w:szCs w:val="24"/>
+                <w:vertAlign w:val="baseline"/>
+                <w:lang w:val="en-US" w:eastAsia="zh-CN" w:bidi="ar-SA"/>
+              </w:rPr>
+            </w:pPr>
+            <w:r>
+              <w:rPr>
+                <w:rFonts w:hint="eastAsia" w:cstheme="minorBidi"/>
+                <w:b/>
+                <w:bCs/>
+                <w:color w:val="FF0000"/>
+                <w:kern w:val="2"/>
+                <w:sz w:val="21"/>
+                <w:szCs w:val="24"/>
+                <w:vertAlign w:val="baseline"/>
+                <w:lang w:val="en-US" w:eastAsia="zh-CN" w:bidi="ar-SA"/>
+              </w:rPr>
+              <w:t>否</w:t>
+            </w:r>
+          </w:p>
+        </w:tc>
+        <w:tc>
+          <w:tcPr>
+            <w:tcW w:w="6302" w:type="dxa"/>
+            <w:vAlign w:val="center"/>
+          </w:tcPr>
+          <w:p>
+            <w:pPr>
+              <w:numPr>
+                <w:ilvl w:val="0"/>
+                <w:numId w:val="0"/>
+              </w:numPr>
+              <w:jc w:val="left"/>
+              <w:rPr>
+                <w:rFonts w:hint="default"/>
+                <w:b/>
+                <w:bCs/>
+                <w:vertAlign w:val="baseline"/>
+                <w:lang w:val="en-US" w:eastAsia="zh-CN"/>
+              </w:rPr>
+            </w:pPr>
+            <w:r>
+              <w:rPr>
+                <w:rFonts w:hint="eastAsia"/>
+                <w:b/>
+                <w:bCs/>
+                <w:vertAlign w:val="baseline"/>
+                <w:lang w:val="en-US" w:eastAsia="zh-CN"/>
+              </w:rPr>
+              <w:t>中转数据，直接传达至</w:t>
+            </w:r>
+            <w:r>
+              <w:rPr>
+                <w:rFonts w:hint="eastAsia"/>
+                <w:b/>
+                <w:bCs/>
+                <w:color w:val="0070C0"/>
+                <w:vertAlign w:val="baseline"/>
+                <w:lang w:val="en-US" w:eastAsia="zh-CN"/>
+              </w:rPr>
+              <w:t xml:space="preserve">kafka </w:t>
+            </w:r>
+            <w:r>
+              <w:rPr>
+                <w:rFonts w:hint="eastAsia"/>
+                <w:b/>
+                <w:bCs/>
+                <w:vertAlign w:val="baseline"/>
+                <w:lang w:val="en-US" w:eastAsia="zh-CN"/>
+              </w:rPr>
+              <w:t xml:space="preserve">内 </w:t>
+            </w:r>
+            <w:r>
+              <w:rPr>
+                <w:rFonts w:hint="eastAsia"/>
+                <w:b/>
+                <w:bCs/>
+                <w:color w:val="0070C0"/>
+                <w:vertAlign w:val="baseline"/>
+                <w:lang w:val="en-US" w:eastAsia="zh-CN"/>
+              </w:rPr>
+              <w:t>value</w:t>
+            </w:r>
+          </w:p>
+        </w:tc>
+      </w:tr>
+    </w:tbl>
+    <w:p>
+      <w:pPr>
+        <w:rPr>
+          <w:rFonts w:hint="eastAsia"/>
+          <w:b/>
+          <w:bCs/>
+          <w:lang w:val="en-US" w:eastAsia="zh-CN"/>
+        </w:rPr>
+      </w:pPr>
+    </w:p>
+    <w:p>
+      <w:pPr>
+        <w:rPr>
+          <w:rFonts w:hint="eastAsia"/>
+          <w:b/>
+          <w:bCs/>
+          <w:lang w:val="en-US" w:eastAsia="zh-CN"/>
+        </w:rPr>
+      </w:pPr>
+    </w:p>
+    <w:p>
+      <w:pPr>
+        <w:rPr>
+          <w:rFonts w:hint="eastAsia"/>
+          <w:b/>
+          <w:bCs/>
+          <w:lang w:val="en-US" w:eastAsia="zh-CN"/>
+        </w:rPr>
+      </w:pPr>
+      <w:r>
+        <w:rPr>
+          <w:rFonts w:hint="eastAsia"/>
+          <w:b/>
+          <w:bCs/>
+          <w:lang w:val="en-US" w:eastAsia="zh-CN"/>
+        </w:rPr>
+        <w:t>返回值：</w:t>
+      </w:r>
+    </w:p>
+    <w:tbl>
+      <w:tblPr>
+        <w:tblStyle w:val="7"/>
+        <w:tblW w:w="0" w:type="auto"/>
+        <w:tblInd w:w="0" w:type="dxa"/>
+        <w:tblBorders>
+          <w:top w:val="single" w:color="auto" w:sz="4" w:space="0"/>
+          <w:left w:val="single" w:color="auto" w:sz="4" w:space="0"/>
+          <w:bottom w:val="single" w:color="auto" w:sz="4" w:space="0"/>
+          <w:right w:val="single" w:color="auto" w:sz="4" w:space="0"/>
+          <w:insideH w:val="single" w:color="auto" w:sz="4" w:space="0"/>
+          <w:insideV w:val="single" w:color="auto" w:sz="4" w:space="0"/>
+        </w:tblBorders>
+        <w:tblLayout w:type="autofit"/>
+        <w:tblCellMar>
+          <w:top w:w="0" w:type="dxa"/>
+          <w:left w:w="108" w:type="dxa"/>
+          <w:bottom w:w="0" w:type="dxa"/>
+          <w:right w:w="108" w:type="dxa"/>
+        </w:tblCellMar>
+      </w:tblPr>
+      <w:tblGrid>
+        <w:gridCol w:w="1163"/>
+        <w:gridCol w:w="1400"/>
+        <w:gridCol w:w="7399"/>
+      </w:tblGrid>
+      <w:tr>
+        <w:tblPrEx>
+          <w:tblBorders>
+            <w:top w:val="single" w:color="auto" w:sz="4" w:space="0"/>
+            <w:left w:val="single" w:color="auto" w:sz="4" w:space="0"/>
+            <w:bottom w:val="single" w:color="auto" w:sz="4" w:space="0"/>
+            <w:right w:val="single" w:color="auto" w:sz="4" w:space="0"/>
+            <w:insideH w:val="single" w:color="auto" w:sz="4" w:space="0"/>
+            <w:insideV w:val="single" w:color="auto" w:sz="4" w:space="0"/>
+          </w:tblBorders>
+          <w:tblCellMar>
+            <w:top w:w="0" w:type="dxa"/>
+            <w:left w:w="108" w:type="dxa"/>
+            <w:bottom w:w="0" w:type="dxa"/>
+            <w:right w:w="108" w:type="dxa"/>
+          </w:tblCellMar>
+        </w:tblPrEx>
+        <w:tc>
+          <w:tcPr>
+            <w:tcW w:w="1163" w:type="dxa"/>
+            <w:vAlign w:val="center"/>
+          </w:tcPr>
+          <w:p>
+            <w:pPr>
+              <w:pStyle w:val="4"/>
+              <w:keepNext w:val="0"/>
+              <w:keepLines w:val="0"/>
+              <w:widowControl/>
+              <w:suppressLineNumbers w:val="0"/>
+              <w:spacing w:before="0" w:beforeAutospacing="0" w:after="0" w:afterAutospacing="0"/>
+              <w:ind w:left="0" w:leftChars="0" w:right="0" w:rightChars="0" w:firstLine="0" w:firstLineChars="0"/>
+              <w:jc w:val="center"/>
+              <w:rPr>
+                <w:rFonts w:hint="eastAsia" w:ascii="宋体" w:hAnsi="宋体" w:eastAsia="宋体" w:cs="宋体"/>
+                <w:b/>
+                <w:bCs/>
+                <w:kern w:val="0"/>
+                <w:sz w:val="24"/>
+                <w:szCs w:val="24"/>
+                <w:vertAlign w:val="baseline"/>
+                <w:lang w:val="en-US" w:eastAsia="zh-CN" w:bidi="ar"/>
+              </w:rPr>
+            </w:pPr>
+            <w:r>
+              <w:rPr>
+                <w:rFonts w:hint="eastAsia" w:asciiTheme="minorHAnsi" w:hAnsiTheme="minorHAnsi" w:eastAsiaTheme="minorEastAsia" w:cstheme="minorBidi"/>
+                <w:b/>
+                <w:bCs/>
+                <w:kern w:val="2"/>
+                <w:sz w:val="21"/>
+                <w:szCs w:val="24"/>
+                <w:vertAlign w:val="baseline"/>
+                <w:lang w:val="en-US" w:eastAsia="zh-CN" w:bidi="ar-SA"/>
+              </w:rPr>
+              <w:t>名称</w:t>
+            </w:r>
+          </w:p>
+        </w:tc>
+        <w:tc>
+          <w:tcPr>
+            <w:tcW w:w="1400" w:type="dxa"/>
+            <w:vAlign w:val="center"/>
+          </w:tcPr>
+          <w:p>
+            <w:pPr>
+              <w:tabs>
+                <w:tab w:val="left" w:pos="440"/>
+              </w:tabs>
+              <w:jc w:val="left"/>
+              <w:rPr>
+                <w:rFonts w:hint="default"/>
+                <w:b/>
+                <w:bCs/>
+                <w:vertAlign w:val="baseline"/>
+                <w:lang w:val="en-US" w:eastAsia="zh-CN"/>
+              </w:rPr>
+            </w:pPr>
+            <w:r>
+              <w:rPr>
+                <w:rFonts w:hint="eastAsia"/>
+                <w:b/>
+                <w:bCs/>
+                <w:vertAlign w:val="baseline"/>
+                <w:lang w:val="en-US" w:eastAsia="zh-CN"/>
+              </w:rPr>
+              <w:tab/>
+            </w:r>
+            <w:r>
+              <w:rPr>
+                <w:rFonts w:hint="eastAsia"/>
+                <w:b/>
+                <w:bCs/>
+                <w:vertAlign w:val="baseline"/>
+                <w:lang w:val="en-US" w:eastAsia="zh-CN"/>
+              </w:rPr>
+              <w:t>类型</w:t>
+            </w:r>
+          </w:p>
+        </w:tc>
+        <w:tc>
+          <w:tcPr>
+            <w:tcW w:w="7399" w:type="dxa"/>
+            <w:vAlign w:val="center"/>
+          </w:tcPr>
+          <w:p>
+            <w:pPr>
+              <w:jc w:val="center"/>
+              <w:rPr>
+                <w:rFonts w:hint="default" w:asciiTheme="minorHAnsi" w:hAnsiTheme="minorHAnsi" w:eastAsiaTheme="minorEastAsia" w:cstheme="minorBidi"/>
+                <w:b/>
+                <w:bCs/>
+                <w:kern w:val="2"/>
+                <w:sz w:val="21"/>
+                <w:szCs w:val="24"/>
+                <w:vertAlign w:val="baseline"/>
+                <w:lang w:val="en-US" w:eastAsia="zh-CN" w:bidi="ar-SA"/>
+              </w:rPr>
+            </w:pPr>
+            <w:r>
+              <w:rPr>
+                <w:rFonts w:hint="eastAsia"/>
+                <w:b/>
+                <w:bCs/>
+                <w:vertAlign w:val="baseline"/>
+                <w:lang w:val="en-US" w:eastAsia="zh-CN"/>
+              </w:rPr>
+              <w:t>注释</w:t>
+            </w:r>
+          </w:p>
+        </w:tc>
+      </w:tr>
+      <w:tr>
+        <w:tblPrEx>
+          <w:tblBorders>
+            <w:top w:val="single" w:color="auto" w:sz="4" w:space="0"/>
+            <w:left w:val="single" w:color="auto" w:sz="4" w:space="0"/>
+            <w:bottom w:val="single" w:color="auto" w:sz="4" w:space="0"/>
+            <w:right w:val="single" w:color="auto" w:sz="4" w:space="0"/>
+            <w:insideH w:val="single" w:color="auto" w:sz="4" w:space="0"/>
+            <w:insideV w:val="single" w:color="auto" w:sz="4" w:space="0"/>
+          </w:tblBorders>
+          <w:tblCellMar>
+            <w:top w:w="0" w:type="dxa"/>
+            <w:left w:w="108" w:type="dxa"/>
+            <w:bottom w:w="0" w:type="dxa"/>
+            <w:right w:w="108" w:type="dxa"/>
+          </w:tblCellMar>
+        </w:tblPrEx>
+        <w:tc>
+          <w:tcPr>
+            <w:tcW w:w="1163" w:type="dxa"/>
+            <w:vAlign w:val="center"/>
+          </w:tcPr>
+          <w:p>
+            <w:pPr>
+              <w:jc w:val="center"/>
+              <w:rPr>
+                <w:rFonts w:hint="eastAsia"/>
+                <w:b/>
+                <w:bCs/>
+                <w:color w:val="0070C0"/>
+                <w:vertAlign w:val="baseline"/>
+                <w:lang w:val="en-US" w:eastAsia="zh-CN"/>
+              </w:rPr>
+            </w:pPr>
+            <w:r>
+              <w:rPr>
+                <w:rFonts w:hint="eastAsia"/>
+                <w:b/>
+                <w:bCs/>
+                <w:color w:val="0070C0"/>
+                <w:vertAlign w:val="baseline"/>
+                <w:lang w:val="en-US" w:eastAsia="zh-CN"/>
+              </w:rPr>
+              <w:t>code</w:t>
+            </w:r>
+          </w:p>
+        </w:tc>
+        <w:tc>
+          <w:tcPr>
+            <w:tcW w:w="1400" w:type="dxa"/>
+            <w:vAlign w:val="center"/>
+          </w:tcPr>
+          <w:p>
+            <w:pPr>
+              <w:jc w:val="center"/>
+              <w:rPr>
+                <w:rFonts w:hint="default" w:cstheme="minorBidi"/>
+                <w:b/>
+                <w:bCs/>
+                <w:color w:val="FFC000"/>
+                <w:kern w:val="2"/>
+                <w:sz w:val="21"/>
+                <w:szCs w:val="24"/>
+                <w:vertAlign w:val="baseline"/>
+                <w:lang w:val="en-US" w:eastAsia="zh-CN" w:bidi="ar-SA"/>
+              </w:rPr>
+            </w:pPr>
+            <w:r>
+              <w:rPr>
+                <w:rFonts w:hint="eastAsia" w:cstheme="minorBidi"/>
+                <w:b/>
+                <w:bCs/>
+                <w:color w:val="FFC000"/>
+                <w:kern w:val="2"/>
+                <w:sz w:val="21"/>
+                <w:szCs w:val="24"/>
+                <w:vertAlign w:val="baseline"/>
+                <w:lang w:val="en-US" w:eastAsia="zh-CN" w:bidi="ar-SA"/>
+              </w:rPr>
+              <w:t>string</w:t>
+            </w:r>
+          </w:p>
+        </w:tc>
+        <w:tc>
+          <w:tcPr>
+            <w:tcW w:w="7399" w:type="dxa"/>
+            <w:vAlign w:val="center"/>
+          </w:tcPr>
+          <w:p>
+            <w:pPr>
+              <w:numPr>
+                <w:ilvl w:val="0"/>
+                <w:numId w:val="10"/>
+              </w:numPr>
+              <w:jc w:val="left"/>
+              <w:rPr>
+                <w:rFonts w:hint="default"/>
+                <w:b/>
+                <w:bCs/>
+                <w:vertAlign w:val="baseline"/>
+                <w:lang w:val="en-US" w:eastAsia="zh-CN"/>
+              </w:rPr>
+            </w:pPr>
+            <w:r>
+              <w:rPr>
+                <w:rFonts w:hint="eastAsia"/>
+                <w:b/>
+                <w:bCs/>
+                <w:vertAlign w:val="baseline"/>
+                <w:lang w:val="en-US" w:eastAsia="zh-CN"/>
+              </w:rPr>
+              <w:t xml:space="preserve">成功返回 </w:t>
+            </w:r>
+            <w:r>
+              <w:rPr>
+                <w:rFonts w:hint="default"/>
+                <w:b/>
+                <w:bCs/>
+                <w:vertAlign w:val="baseline"/>
+                <w:lang w:val="en-US" w:eastAsia="zh-CN"/>
+              </w:rPr>
+              <w:t>“</w:t>
+            </w:r>
+            <w:r>
+              <w:rPr>
+                <w:rFonts w:hint="eastAsia"/>
+                <w:b/>
+                <w:bCs/>
+                <w:vertAlign w:val="baseline"/>
+                <w:lang w:val="en-US" w:eastAsia="zh-CN"/>
+              </w:rPr>
+              <w:t>0</w:t>
+            </w:r>
+            <w:r>
+              <w:rPr>
+                <w:rFonts w:hint="default"/>
+                <w:b/>
+                <w:bCs/>
+                <w:vertAlign w:val="baseline"/>
+                <w:lang w:val="en-US" w:eastAsia="zh-CN"/>
+              </w:rPr>
+              <w:t>”</w:t>
+            </w:r>
+          </w:p>
+          <w:p>
+            <w:pPr>
+              <w:numPr>
+                <w:ilvl w:val="0"/>
+                <w:numId w:val="10"/>
+              </w:numPr>
+              <w:jc w:val="left"/>
+              <w:rPr>
+                <w:rFonts w:hint="default" w:asciiTheme="minorHAnsi" w:hAnsiTheme="minorHAnsi" w:eastAsiaTheme="minorEastAsia" w:cstheme="minorBidi"/>
+                <w:b/>
+                <w:bCs/>
+                <w:kern w:val="2"/>
+                <w:sz w:val="21"/>
+                <w:szCs w:val="24"/>
+                <w:vertAlign w:val="baseline"/>
+                <w:lang w:val="en-US" w:eastAsia="zh-CN" w:bidi="ar-SA"/>
+              </w:rPr>
+            </w:pPr>
+            <w:r>
+              <w:rPr>
+                <w:rFonts w:hint="eastAsia"/>
+                <w:b/>
+                <w:bCs/>
+                <w:vertAlign w:val="baseline"/>
+                <w:lang w:val="en-US" w:eastAsia="zh-CN"/>
+              </w:rPr>
+              <w:t xml:space="preserve">失败返回 </w:t>
+            </w:r>
+            <w:r>
+              <w:rPr>
+                <w:rFonts w:hint="default"/>
+                <w:b/>
+                <w:bCs/>
+                <w:vertAlign w:val="baseline"/>
+                <w:lang w:val="en-US" w:eastAsia="zh-CN"/>
+              </w:rPr>
+              <w:t>“</w:t>
+            </w:r>
+            <w:r>
+              <w:rPr>
+                <w:rFonts w:hint="eastAsia"/>
+                <w:b/>
+                <w:bCs/>
+                <w:vertAlign w:val="baseline"/>
+                <w:lang w:val="en-US" w:eastAsia="zh-CN"/>
+              </w:rPr>
+              <w:t>1</w:t>
+            </w:r>
+            <w:r>
+              <w:rPr>
+                <w:rFonts w:hint="default"/>
+                <w:b/>
+                <w:bCs/>
+                <w:vertAlign w:val="baseline"/>
+                <w:lang w:val="en-US" w:eastAsia="zh-CN"/>
+              </w:rPr>
+              <w:t>”</w:t>
+            </w:r>
+          </w:p>
+        </w:tc>
+      </w:tr>
+      <w:tr>
+        <w:tblPrEx>
+          <w:tblBorders>
+            <w:top w:val="single" w:color="auto" w:sz="4" w:space="0"/>
+            <w:left w:val="single" w:color="auto" w:sz="4" w:space="0"/>
+            <w:bottom w:val="single" w:color="auto" w:sz="4" w:space="0"/>
+            <w:right w:val="single" w:color="auto" w:sz="4" w:space="0"/>
+            <w:insideH w:val="single" w:color="auto" w:sz="4" w:space="0"/>
+            <w:insideV w:val="single" w:color="auto" w:sz="4" w:space="0"/>
+          </w:tblBorders>
+          <w:tblCellMar>
+            <w:top w:w="0" w:type="dxa"/>
+            <w:left w:w="108" w:type="dxa"/>
+            <w:bottom w:w="0" w:type="dxa"/>
+            <w:right w:w="108" w:type="dxa"/>
+          </w:tblCellMar>
+        </w:tblPrEx>
+        <w:tc>
+          <w:tcPr>
+            <w:tcW w:w="1163" w:type="dxa"/>
+            <w:vAlign w:val="center"/>
+          </w:tcPr>
+          <w:p>
+            <w:pPr>
+              <w:jc w:val="center"/>
+              <w:rPr>
+                <w:rFonts w:hint="eastAsia"/>
+                <w:b/>
+                <w:bCs/>
+                <w:color w:val="0070C0"/>
+                <w:vertAlign w:val="baseline"/>
+                <w:lang w:val="en-US" w:eastAsia="zh-CN"/>
+              </w:rPr>
+            </w:pPr>
+            <w:r>
+              <w:rPr>
+                <w:rFonts w:hint="eastAsia"/>
+                <w:b/>
+                <w:bCs/>
+                <w:color w:val="0070C0"/>
+                <w:vertAlign w:val="baseline"/>
+                <w:lang w:val="en-US" w:eastAsia="zh-CN"/>
+              </w:rPr>
+              <w:t>msg</w:t>
+            </w:r>
+          </w:p>
+        </w:tc>
+        <w:tc>
+          <w:tcPr>
+            <w:tcW w:w="1400" w:type="dxa"/>
+            <w:vAlign w:val="center"/>
+          </w:tcPr>
+          <w:p>
+            <w:pPr>
+              <w:jc w:val="center"/>
+              <w:rPr>
+                <w:rFonts w:hint="default" w:cstheme="minorBidi"/>
+                <w:b/>
+                <w:bCs/>
+                <w:color w:val="FFC000"/>
+                <w:kern w:val="2"/>
+                <w:sz w:val="21"/>
+                <w:szCs w:val="24"/>
+                <w:vertAlign w:val="baseline"/>
+                <w:lang w:val="en-US" w:eastAsia="zh-CN" w:bidi="ar-SA"/>
+              </w:rPr>
+            </w:pPr>
+            <w:r>
+              <w:rPr>
+                <w:rFonts w:hint="eastAsia" w:cstheme="minorBidi"/>
+                <w:b/>
+                <w:bCs/>
+                <w:color w:val="FFC000"/>
+                <w:kern w:val="2"/>
+                <w:sz w:val="21"/>
+                <w:szCs w:val="24"/>
+                <w:vertAlign w:val="baseline"/>
+                <w:lang w:val="en-US" w:eastAsia="zh-CN" w:bidi="ar-SA"/>
+              </w:rPr>
+              <w:t>string</w:t>
+            </w:r>
+          </w:p>
+        </w:tc>
+        <w:tc>
+          <w:tcPr>
+            <w:tcW w:w="7399" w:type="dxa"/>
+            <w:vAlign w:val="center"/>
+          </w:tcPr>
+          <w:p>
+            <w:pPr>
+              <w:jc w:val="left"/>
+              <w:rPr>
+                <w:rFonts w:hint="default"/>
+                <w:b/>
+                <w:bCs/>
+                <w:vertAlign w:val="baseline"/>
+                <w:lang w:val="en-US" w:eastAsia="zh-CN"/>
+              </w:rPr>
+            </w:pPr>
+            <w:r>
+              <w:rPr>
+                <w:rFonts w:hint="eastAsia"/>
+                <w:b/>
+                <w:bCs/>
+                <w:vertAlign w:val="baseline"/>
+                <w:lang w:val="en-US" w:eastAsia="zh-CN"/>
+              </w:rPr>
+              <w:t>相关信息</w:t>
+            </w:r>
+          </w:p>
+        </w:tc>
+      </w:tr>
+      <w:tr>
+        <w:tblPrEx>
+          <w:tblBorders>
+            <w:top w:val="single" w:color="auto" w:sz="4" w:space="0"/>
+            <w:left w:val="single" w:color="auto" w:sz="4" w:space="0"/>
+            <w:bottom w:val="single" w:color="auto" w:sz="4" w:space="0"/>
+            <w:right w:val="single" w:color="auto" w:sz="4" w:space="0"/>
+            <w:insideH w:val="single" w:color="auto" w:sz="4" w:space="0"/>
+            <w:insideV w:val="single" w:color="auto" w:sz="4" w:space="0"/>
+          </w:tblBorders>
+          <w:tblCellMar>
+            <w:top w:w="0" w:type="dxa"/>
+            <w:left w:w="108" w:type="dxa"/>
+            <w:bottom w:w="0" w:type="dxa"/>
+            <w:right w:w="108" w:type="dxa"/>
+          </w:tblCellMar>
+        </w:tblPrEx>
+        <w:tc>
+          <w:tcPr>
+            <w:tcW w:w="1163" w:type="dxa"/>
+            <w:vAlign w:val="center"/>
+          </w:tcPr>
+          <w:p>
+            <w:pPr>
+              <w:jc w:val="center"/>
+              <w:rPr>
+                <w:rFonts w:hint="default"/>
+                <w:b/>
+                <w:bCs/>
+                <w:color w:val="0070C0"/>
+                <w:vertAlign w:val="baseline"/>
+                <w:lang w:val="en-US" w:eastAsia="zh-CN"/>
+              </w:rPr>
+            </w:pPr>
+            <w:r>
+              <w:rPr>
+                <w:rFonts w:hint="eastAsia"/>
+                <w:b/>
+                <w:bCs/>
+                <w:color w:val="0070C0"/>
+                <w:vertAlign w:val="baseline"/>
+                <w:lang w:val="en-US" w:eastAsia="zh-CN"/>
+              </w:rPr>
+              <w:t>[other]</w:t>
+            </w:r>
+          </w:p>
+        </w:tc>
+        <w:tc>
+          <w:tcPr>
+            <w:tcW w:w="1400" w:type="dxa"/>
+            <w:vAlign w:val="center"/>
+          </w:tcPr>
+          <w:p>
+            <w:pPr>
+              <w:jc w:val="center"/>
+              <w:rPr>
+                <w:rFonts w:hint="default" w:cstheme="minorBidi"/>
+                <w:b/>
+                <w:bCs/>
+                <w:color w:val="FFC000"/>
+                <w:kern w:val="2"/>
+                <w:sz w:val="21"/>
+                <w:szCs w:val="24"/>
+                <w:vertAlign w:val="baseline"/>
+                <w:lang w:val="en-US" w:eastAsia="zh-CN" w:bidi="ar-SA"/>
+              </w:rPr>
+            </w:pPr>
+            <w:r>
+              <w:rPr>
+                <w:rFonts w:hint="eastAsia" w:cstheme="minorBidi"/>
+                <w:b/>
+                <w:bCs/>
+                <w:color w:val="FFC000"/>
+                <w:kern w:val="2"/>
+                <w:sz w:val="21"/>
+                <w:szCs w:val="24"/>
+                <w:vertAlign w:val="baseline"/>
+                <w:lang w:val="en-US" w:eastAsia="zh-CN" w:bidi="ar-SA"/>
+              </w:rPr>
+              <w:t>string</w:t>
+            </w:r>
+          </w:p>
+        </w:tc>
+        <w:tc>
+          <w:tcPr>
+            <w:tcW w:w="7399" w:type="dxa"/>
+            <w:vAlign w:val="center"/>
+          </w:tcPr>
+          <w:p>
+            <w:pPr>
+              <w:jc w:val="left"/>
+              <w:rPr>
+                <w:rFonts w:hint="default"/>
+                <w:b/>
+                <w:bCs/>
+                <w:vertAlign w:val="baseline"/>
+                <w:lang w:val="en-US" w:eastAsia="zh-CN"/>
+              </w:rPr>
+            </w:pPr>
+            <w:r>
+              <w:rPr>
+                <w:rFonts w:hint="eastAsia"/>
+                <w:b/>
+                <w:bCs/>
+                <w:vertAlign w:val="baseline"/>
+                <w:lang w:val="en-US" w:eastAsia="zh-CN"/>
+              </w:rPr>
+              <w:t>其他错误类信息，可忽略，需要时可以查看</w:t>
+            </w:r>
+          </w:p>
+        </w:tc>
+      </w:tr>
+    </w:tbl>
+    <w:p>
+      <w:pPr>
+        <w:rPr>
+          <w:rFonts w:hint="eastAsia"/>
+          <w:b/>
+          <w:bCs/>
+          <w:lang w:val="en-US" w:eastAsia="zh-CN"/>
+        </w:rPr>
+      </w:pPr>
+    </w:p>
+    <w:p>
+      <w:pPr>
+        <w:rPr>
+          <w:rFonts w:hint="default"/>
+          <w:b/>
+          <w:bCs/>
+          <w:lang w:val="en-US" w:eastAsia="zh-CN"/>
+        </w:rPr>
+      </w:pPr>
+      <w:r>
+        <w:rPr>
+          <w:rFonts w:hint="eastAsia"/>
+          <w:b/>
+          <w:bCs/>
+          <w:lang w:val="en-US" w:eastAsia="zh-CN"/>
+        </w:rPr>
+        <w:t>示例： 修改1 2 3 4号雾灯的显示</w:t>
+      </w:r>
+    </w:p>
+    <w:p>
+      <w:pPr>
+        <w:keepNext w:val="0"/>
+        <w:keepLines w:val="0"/>
+        <w:widowControl/>
+        <w:suppressLineNumbers w:val="0"/>
+        <w:shd w:val="clear" w:fill="FFFFFF"/>
+        <w:spacing w:line="216" w:lineRule="atLeast"/>
+        <w:jc w:val="left"/>
+        <w:rPr>
+          <w:rFonts w:ascii="Courier New" w:hAnsi="Courier New" w:eastAsia="Courier New" w:cs="Courier New"/>
+          <w:b w:val="0"/>
+          <w:bCs w:val="0"/>
+          <w:color w:val="000000"/>
+          <w:sz w:val="14"/>
+          <w:szCs w:val="14"/>
+        </w:rPr>
+      </w:pPr>
+      <w:r>
+        <w:rPr>
+          <w:rFonts w:hint="default" w:ascii="Courier New" w:hAnsi="Courier New" w:eastAsia="Courier New" w:cs="Courier New"/>
+          <w:b w:val="0"/>
+          <w:bCs w:val="0"/>
+          <w:color w:val="000000"/>
+          <w:kern w:val="0"/>
+          <w:sz w:val="14"/>
+          <w:szCs w:val="14"/>
+          <w:shd w:val="clear" w:fill="FFFFFF"/>
+          <w:lang w:val="en-US" w:eastAsia="zh-CN" w:bidi="ar"/>
+        </w:rPr>
+        <w:t>{</w:t>
+      </w:r>
+    </w:p>
+    <w:p>
+      <w:pPr>
+        <w:keepNext w:val="0"/>
+        <w:keepLines w:val="0"/>
+        <w:widowControl/>
+        <w:suppressLineNumbers w:val="0"/>
+        <w:shd w:val="clear" w:fill="FFFFFF"/>
+        <w:spacing w:line="216" w:lineRule="atLeast"/>
+        <w:jc w:val="left"/>
+        <w:rPr>
+          <w:rFonts w:hint="default" w:ascii="Courier New" w:hAnsi="Courier New" w:eastAsia="Courier New" w:cs="Courier New"/>
+          <w:b w:val="0"/>
+          <w:bCs w:val="0"/>
+          <w:color w:val="000000"/>
+          <w:sz w:val="14"/>
+          <w:szCs w:val="14"/>
+        </w:rPr>
+      </w:pPr>
+      <w:r>
+        <w:rPr>
+          <w:rFonts w:hint="default" w:ascii="Courier New" w:hAnsi="Courier New" w:eastAsia="Courier New" w:cs="Courier New"/>
+          <w:b w:val="0"/>
+          <w:bCs w:val="0"/>
+          <w:color w:val="000000"/>
+          <w:kern w:val="0"/>
+          <w:sz w:val="14"/>
+          <w:szCs w:val="14"/>
+          <w:shd w:val="clear" w:fill="FFFFFF"/>
+          <w:lang w:val="en-US" w:eastAsia="zh-CN" w:bidi="ar"/>
+        </w:rPr>
+        <w:t xml:space="preserve">    </w:t>
+      </w:r>
+      <w:r>
+        <w:rPr>
+          <w:rFonts w:hint="default" w:ascii="Courier New" w:hAnsi="Courier New" w:eastAsia="Courier New" w:cs="Courier New"/>
+          <w:b w:val="0"/>
+          <w:bCs w:val="0"/>
+          <w:color w:val="A31515"/>
+          <w:kern w:val="0"/>
+          <w:sz w:val="14"/>
+          <w:szCs w:val="14"/>
+          <w:shd w:val="clear" w:fill="FFFFFF"/>
+          <w:lang w:val="en-US" w:eastAsia="zh-CN" w:bidi="ar"/>
+        </w:rPr>
+        <w:t>"ControllerIpPort"</w:t>
+      </w:r>
+      <w:r>
+        <w:rPr>
+          <w:rFonts w:hint="default" w:ascii="Courier New" w:hAnsi="Courier New" w:eastAsia="Courier New" w:cs="Courier New"/>
+          <w:b w:val="0"/>
+          <w:bCs w:val="0"/>
+          <w:color w:val="000000"/>
+          <w:kern w:val="0"/>
+          <w:sz w:val="14"/>
+          <w:szCs w:val="14"/>
+          <w:shd w:val="clear" w:fill="FFFFFF"/>
+          <w:lang w:val="en-US" w:eastAsia="zh-CN" w:bidi="ar"/>
+        </w:rPr>
+        <w:t>:</w:t>
+      </w:r>
+      <w:r>
+        <w:rPr>
+          <w:rFonts w:hint="default" w:ascii="Courier New" w:hAnsi="Courier New" w:eastAsia="Courier New" w:cs="Courier New"/>
+          <w:b w:val="0"/>
+          <w:bCs w:val="0"/>
+          <w:color w:val="0451A5"/>
+          <w:kern w:val="0"/>
+          <w:sz w:val="14"/>
+          <w:szCs w:val="14"/>
+          <w:shd w:val="clear" w:fill="FFFFFF"/>
+          <w:lang w:val="en-US" w:eastAsia="zh-CN" w:bidi="ar"/>
+        </w:rPr>
+        <w:t>"192.168.1.101:8886"</w:t>
+      </w:r>
+      <w:r>
+        <w:rPr>
+          <w:rFonts w:hint="default" w:ascii="Courier New" w:hAnsi="Courier New" w:eastAsia="Courier New" w:cs="Courier New"/>
+          <w:b w:val="0"/>
+          <w:bCs w:val="0"/>
+          <w:color w:val="000000"/>
+          <w:kern w:val="0"/>
+          <w:sz w:val="14"/>
+          <w:szCs w:val="14"/>
+          <w:shd w:val="clear" w:fill="FFFFFF"/>
+          <w:lang w:val="en-US" w:eastAsia="zh-CN" w:bidi="ar"/>
+        </w:rPr>
+        <w:t>,        </w:t>
+      </w:r>
+      <w:r>
+        <w:rPr>
+          <w:rFonts w:hint="default" w:ascii="Courier New" w:hAnsi="Courier New" w:eastAsia="Courier New" w:cs="Courier New"/>
+          <w:b w:val="0"/>
+          <w:bCs w:val="0"/>
+          <w:color w:val="5F8FBF"/>
+          <w:kern w:val="0"/>
+          <w:sz w:val="14"/>
+          <w:szCs w:val="14"/>
+          <w:shd w:val="clear" w:fill="FFFFFF"/>
+          <w:lang w:val="en-US" w:eastAsia="zh-CN" w:bidi="ar"/>
+        </w:rPr>
+        <w:t>// 控制器 ip:port</w:t>
+      </w:r>
+    </w:p>
+    <w:p>
+      <w:pPr>
+        <w:keepNext w:val="0"/>
+        <w:keepLines w:val="0"/>
+        <w:widowControl/>
+        <w:suppressLineNumbers w:val="0"/>
+        <w:shd w:val="clear" w:fill="FFFFFF"/>
+        <w:spacing w:line="216" w:lineRule="atLeast"/>
+        <w:jc w:val="left"/>
+        <w:rPr>
+          <w:rFonts w:hint="default" w:ascii="Courier New" w:hAnsi="Courier New" w:eastAsia="Courier New" w:cs="Courier New"/>
+          <w:b w:val="0"/>
+          <w:bCs w:val="0"/>
+          <w:color w:val="000000"/>
+          <w:sz w:val="14"/>
+          <w:szCs w:val="14"/>
+        </w:rPr>
+      </w:pPr>
+      <w:r>
+        <w:rPr>
+          <w:rFonts w:hint="default" w:ascii="Courier New" w:hAnsi="Courier New" w:eastAsia="Courier New" w:cs="Courier New"/>
+          <w:b w:val="0"/>
+          <w:bCs w:val="0"/>
+          <w:color w:val="000000"/>
+          <w:kern w:val="0"/>
+          <w:sz w:val="14"/>
+          <w:szCs w:val="14"/>
+          <w:shd w:val="clear" w:fill="FFFFFF"/>
+          <w:lang w:val="en-US" w:eastAsia="zh-CN" w:bidi="ar"/>
+        </w:rPr>
+        <w:t xml:space="preserve">    </w:t>
+      </w:r>
+      <w:r>
+        <w:rPr>
+          <w:rFonts w:hint="default" w:ascii="Courier New" w:hAnsi="Courier New" w:eastAsia="Courier New" w:cs="Courier New"/>
+          <w:b w:val="0"/>
+          <w:bCs w:val="0"/>
+          <w:color w:val="A31515"/>
+          <w:kern w:val="0"/>
+          <w:sz w:val="14"/>
+          <w:szCs w:val="14"/>
+          <w:shd w:val="clear" w:fill="FFFFFF"/>
+          <w:lang w:val="en-US" w:eastAsia="zh-CN" w:bidi="ar"/>
+        </w:rPr>
+        <w:t>"DeviceId"</w:t>
+      </w:r>
+      <w:r>
+        <w:rPr>
+          <w:rFonts w:hint="default" w:ascii="Courier New" w:hAnsi="Courier New" w:eastAsia="Courier New" w:cs="Courier New"/>
+          <w:b w:val="0"/>
+          <w:bCs w:val="0"/>
+          <w:color w:val="000000"/>
+          <w:kern w:val="0"/>
+          <w:sz w:val="14"/>
+          <w:szCs w:val="14"/>
+          <w:shd w:val="clear" w:fill="FFFFFF"/>
+          <w:lang w:val="en-US" w:eastAsia="zh-CN" w:bidi="ar"/>
+        </w:rPr>
+        <w:t>:</w:t>
+      </w:r>
+      <w:r>
+        <w:rPr>
+          <w:rFonts w:hint="default" w:ascii="Courier New" w:hAnsi="Courier New" w:eastAsia="Courier New" w:cs="Courier New"/>
+          <w:b w:val="0"/>
+          <w:bCs w:val="0"/>
+          <w:color w:val="0451A5"/>
+          <w:kern w:val="0"/>
+          <w:sz w:val="14"/>
+          <w:szCs w:val="14"/>
+          <w:shd w:val="clear" w:fill="FFFFFF"/>
+          <w:lang w:val="en-US" w:eastAsia="zh-CN" w:bidi="ar"/>
+        </w:rPr>
+        <w:t>"20241216"</w:t>
+      </w:r>
+      <w:r>
+        <w:rPr>
+          <w:rFonts w:hint="default" w:ascii="Courier New" w:hAnsi="Courier New" w:eastAsia="Courier New" w:cs="Courier New"/>
+          <w:b w:val="0"/>
+          <w:bCs w:val="0"/>
+          <w:color w:val="000000"/>
+          <w:kern w:val="0"/>
+          <w:sz w:val="14"/>
+          <w:szCs w:val="14"/>
+          <w:shd w:val="clear" w:fill="FFFFFF"/>
+          <w:lang w:val="en-US" w:eastAsia="zh-CN" w:bidi="ar"/>
+        </w:rPr>
+        <w:t>,                          </w:t>
+      </w:r>
+      <w:r>
+        <w:rPr>
+          <w:rFonts w:hint="default" w:ascii="Courier New" w:hAnsi="Courier New" w:eastAsia="Courier New" w:cs="Courier New"/>
+          <w:b w:val="0"/>
+          <w:bCs w:val="0"/>
+          <w:color w:val="5F8FBF"/>
+          <w:kern w:val="0"/>
+          <w:sz w:val="14"/>
+          <w:szCs w:val="14"/>
+          <w:shd w:val="clear" w:fill="FFFFFF"/>
+          <w:lang w:val="en-US" w:eastAsia="zh-CN" w:bidi="ar"/>
+        </w:rPr>
+        <w:t>// 控制器 设备编号</w:t>
+      </w:r>
+    </w:p>
+    <w:p>
+      <w:pPr>
+        <w:keepNext w:val="0"/>
+        <w:keepLines w:val="0"/>
+        <w:widowControl/>
+        <w:suppressLineNumbers w:val="0"/>
+        <w:shd w:val="clear" w:fill="FFFFFF"/>
+        <w:spacing w:line="216" w:lineRule="atLeast"/>
+        <w:jc w:val="left"/>
+        <w:rPr>
+          <w:rFonts w:hint="default" w:ascii="Courier New" w:hAnsi="Courier New" w:eastAsia="Courier New" w:cs="Courier New"/>
+          <w:b w:val="0"/>
+          <w:bCs w:val="0"/>
+          <w:color w:val="000000"/>
+          <w:sz w:val="14"/>
+          <w:szCs w:val="14"/>
+        </w:rPr>
+      </w:pPr>
+      <w:r>
+        <w:rPr>
+          <w:rFonts w:hint="default" w:ascii="Courier New" w:hAnsi="Courier New" w:eastAsia="Courier New" w:cs="Courier New"/>
+          <w:b w:val="0"/>
+          <w:bCs w:val="0"/>
+          <w:color w:val="000000"/>
+          <w:kern w:val="0"/>
+          <w:sz w:val="14"/>
+          <w:szCs w:val="14"/>
+          <w:shd w:val="clear" w:fill="FFFFFF"/>
+          <w:lang w:val="en-US" w:eastAsia="zh-CN" w:bidi="ar"/>
+        </w:rPr>
+        <w:t xml:space="preserve">    </w:t>
+      </w:r>
+      <w:r>
+        <w:rPr>
+          <w:rFonts w:hint="default" w:ascii="Courier New" w:hAnsi="Courier New" w:eastAsia="Courier New" w:cs="Courier New"/>
+          <w:b w:val="0"/>
+          <w:bCs w:val="0"/>
+          <w:color w:val="A31515"/>
+          <w:kern w:val="0"/>
+          <w:sz w:val="14"/>
+          <w:szCs w:val="14"/>
+          <w:shd w:val="clear" w:fill="FFFFFF"/>
+          <w:lang w:val="en-US" w:eastAsia="zh-CN" w:bidi="ar"/>
+        </w:rPr>
+        <w:t>"Version"</w:t>
+      </w:r>
+      <w:r>
+        <w:rPr>
+          <w:rFonts w:hint="default" w:ascii="Courier New" w:hAnsi="Courier New" w:eastAsia="Courier New" w:cs="Courier New"/>
+          <w:b w:val="0"/>
+          <w:bCs w:val="0"/>
+          <w:color w:val="000000"/>
+          <w:kern w:val="0"/>
+          <w:sz w:val="14"/>
+          <w:szCs w:val="14"/>
+          <w:shd w:val="clear" w:fill="FFFFFF"/>
+          <w:lang w:val="en-US" w:eastAsia="zh-CN" w:bidi="ar"/>
+        </w:rPr>
+        <w:t>:</w:t>
+      </w:r>
+      <w:r>
+        <w:rPr>
+          <w:rFonts w:hint="default" w:ascii="Courier New" w:hAnsi="Courier New" w:eastAsia="Courier New" w:cs="Courier New"/>
+          <w:b w:val="0"/>
+          <w:bCs w:val="0"/>
+          <w:color w:val="098658"/>
+          <w:kern w:val="0"/>
+          <w:sz w:val="14"/>
+          <w:szCs w:val="14"/>
+          <w:shd w:val="clear" w:fill="FFFFFF"/>
+          <w:lang w:val="en-US" w:eastAsia="zh-CN" w:bidi="ar"/>
+        </w:rPr>
+        <w:t>2</w:t>
+      </w:r>
+      <w:r>
+        <w:rPr>
+          <w:rFonts w:hint="default" w:ascii="Courier New" w:hAnsi="Courier New" w:eastAsia="Courier New" w:cs="Courier New"/>
+          <w:b w:val="0"/>
+          <w:bCs w:val="0"/>
+          <w:color w:val="000000"/>
+          <w:kern w:val="0"/>
+          <w:sz w:val="14"/>
+          <w:szCs w:val="14"/>
+          <w:shd w:val="clear" w:fill="FFFFFF"/>
+          <w:lang w:val="en-US" w:eastAsia="zh-CN" w:bidi="ar"/>
+        </w:rPr>
+        <w:t>,                                    </w:t>
+      </w:r>
+      <w:r>
+        <w:rPr>
+          <w:rFonts w:hint="default" w:ascii="Courier New" w:hAnsi="Courier New" w:eastAsia="Courier New" w:cs="Courier New"/>
+          <w:b w:val="0"/>
+          <w:bCs w:val="0"/>
+          <w:color w:val="5F8FBF"/>
+          <w:kern w:val="0"/>
+          <w:sz w:val="14"/>
+          <w:szCs w:val="14"/>
+          <w:shd w:val="clear" w:fill="FFFFFF"/>
+          <w:lang w:val="en-US" w:eastAsia="zh-CN" w:bidi="ar"/>
+        </w:rPr>
+        <w:t>// 灯 版本</w:t>
+      </w:r>
+    </w:p>
+    <w:p>
+      <w:pPr>
+        <w:keepNext w:val="0"/>
+        <w:keepLines w:val="0"/>
+        <w:widowControl/>
+        <w:suppressLineNumbers w:val="0"/>
+        <w:shd w:val="clear" w:fill="FFFFFF"/>
+        <w:spacing w:line="216" w:lineRule="atLeast"/>
+        <w:jc w:val="left"/>
+        <w:rPr>
+          <w:rFonts w:hint="default" w:ascii="Courier New" w:hAnsi="Courier New" w:eastAsia="Courier New" w:cs="Courier New"/>
+          <w:b w:val="0"/>
+          <w:bCs w:val="0"/>
+          <w:color w:val="000000"/>
+          <w:sz w:val="14"/>
+          <w:szCs w:val="14"/>
+        </w:rPr>
+      </w:pPr>
+      <w:r>
+        <w:rPr>
+          <w:rFonts w:hint="default" w:ascii="Courier New" w:hAnsi="Courier New" w:eastAsia="Courier New" w:cs="Courier New"/>
+          <w:b w:val="0"/>
+          <w:bCs w:val="0"/>
+          <w:color w:val="000000"/>
+          <w:kern w:val="0"/>
+          <w:sz w:val="14"/>
+          <w:szCs w:val="14"/>
+          <w:shd w:val="clear" w:fill="FFFFFF"/>
+          <w:lang w:val="en-US" w:eastAsia="zh-CN" w:bidi="ar"/>
+        </w:rPr>
+        <w:t xml:space="preserve">    </w:t>
+      </w:r>
+      <w:r>
+        <w:rPr>
+          <w:rFonts w:hint="default" w:ascii="Courier New" w:hAnsi="Courier New" w:eastAsia="Courier New" w:cs="Courier New"/>
+          <w:b w:val="0"/>
+          <w:bCs w:val="0"/>
+          <w:color w:val="A31515"/>
+          <w:kern w:val="0"/>
+          <w:sz w:val="14"/>
+          <w:szCs w:val="14"/>
+          <w:shd w:val="clear" w:fill="FFFFFF"/>
+          <w:lang w:val="en-US" w:eastAsia="zh-CN" w:bidi="ar"/>
+        </w:rPr>
+        <w:t>"Content"</w:t>
+      </w:r>
+      <w:r>
+        <w:rPr>
+          <w:rFonts w:hint="default" w:ascii="Courier New" w:hAnsi="Courier New" w:eastAsia="Courier New" w:cs="Courier New"/>
+          <w:b w:val="0"/>
+          <w:bCs w:val="0"/>
+          <w:color w:val="000000"/>
+          <w:kern w:val="0"/>
+          <w:sz w:val="14"/>
+          <w:szCs w:val="14"/>
+          <w:shd w:val="clear" w:fill="FFFFFF"/>
+          <w:lang w:val="en-US" w:eastAsia="zh-CN" w:bidi="ar"/>
+        </w:rPr>
+        <w:t>:</w:t>
+      </w:r>
+      <w:r>
+        <w:rPr>
+          <w:rFonts w:hint="default" w:ascii="Courier New" w:hAnsi="Courier New" w:eastAsia="Courier New" w:cs="Courier New"/>
+          <w:b w:val="0"/>
+          <w:bCs w:val="0"/>
+          <w:color w:val="0451A5"/>
+          <w:kern w:val="0"/>
+          <w:sz w:val="14"/>
+          <w:szCs w:val="14"/>
+          <w:shd w:val="clear" w:fill="FFFFFF"/>
+          <w:lang w:val="en-US" w:eastAsia="zh-CN" w:bidi="ar"/>
+        </w:rPr>
+        <w:t>"雨"</w:t>
+      </w:r>
+      <w:r>
+        <w:rPr>
+          <w:rFonts w:hint="default" w:ascii="Courier New" w:hAnsi="Courier New" w:eastAsia="Courier New" w:cs="Courier New"/>
+          <w:b w:val="0"/>
+          <w:bCs w:val="0"/>
+          <w:color w:val="000000"/>
+          <w:kern w:val="0"/>
+          <w:sz w:val="14"/>
+          <w:szCs w:val="14"/>
+          <w:shd w:val="clear" w:fill="FFFFFF"/>
+          <w:lang w:val="en-US" w:eastAsia="zh-CN" w:bidi="ar"/>
+        </w:rPr>
+        <w:t>,                                  </w:t>
+      </w:r>
+      <w:r>
+        <w:rPr>
+          <w:rFonts w:hint="default" w:ascii="Courier New" w:hAnsi="Courier New" w:eastAsia="Courier New" w:cs="Courier New"/>
+          <w:b w:val="0"/>
+          <w:bCs w:val="0"/>
+          <w:color w:val="5F8FBF"/>
+          <w:kern w:val="0"/>
+          <w:sz w:val="14"/>
+          <w:szCs w:val="14"/>
+          <w:shd w:val="clear" w:fill="FFFFFF"/>
+          <w:lang w:val="en-US" w:eastAsia="zh-CN" w:bidi="ar"/>
+        </w:rPr>
+        <w:t>// 灯 内容</w:t>
+      </w:r>
+    </w:p>
+    <w:p>
+      <w:pPr>
+        <w:keepNext w:val="0"/>
+        <w:keepLines w:val="0"/>
+        <w:widowControl/>
+        <w:suppressLineNumbers w:val="0"/>
+        <w:shd w:val="clear" w:fill="FFFFFF"/>
+        <w:spacing w:line="216" w:lineRule="atLeast"/>
+        <w:jc w:val="left"/>
+        <w:rPr>
+          <w:rFonts w:hint="default" w:ascii="Courier New" w:hAnsi="Courier New" w:eastAsia="Courier New" w:cs="Courier New"/>
+          <w:b w:val="0"/>
+          <w:bCs w:val="0"/>
+          <w:color w:val="000000"/>
+          <w:sz w:val="14"/>
+          <w:szCs w:val="14"/>
+        </w:rPr>
+      </w:pPr>
+      <w:r>
+        <w:rPr>
+          <w:rFonts w:hint="default" w:ascii="Courier New" w:hAnsi="Courier New" w:eastAsia="Courier New" w:cs="Courier New"/>
+          <w:b w:val="0"/>
+          <w:bCs w:val="0"/>
+          <w:color w:val="000000"/>
+          <w:kern w:val="0"/>
+          <w:sz w:val="14"/>
+          <w:szCs w:val="14"/>
+          <w:shd w:val="clear" w:fill="FFFFFF"/>
+          <w:lang w:val="en-US" w:eastAsia="zh-CN" w:bidi="ar"/>
+        </w:rPr>
+        <w:t xml:space="preserve">    </w:t>
+      </w:r>
+      <w:r>
+        <w:rPr>
+          <w:rFonts w:hint="default" w:ascii="Courier New" w:hAnsi="Courier New" w:eastAsia="Courier New" w:cs="Courier New"/>
+          <w:b w:val="0"/>
+          <w:bCs w:val="0"/>
+          <w:color w:val="A31515"/>
+          <w:kern w:val="0"/>
+          <w:sz w:val="14"/>
+          <w:szCs w:val="14"/>
+          <w:shd w:val="clear" w:fill="FFFFFF"/>
+          <w:lang w:val="en-US" w:eastAsia="zh-CN" w:bidi="ar"/>
+        </w:rPr>
+        <w:t>"FontColor"</w:t>
+      </w:r>
+      <w:r>
+        <w:rPr>
+          <w:rFonts w:hint="default" w:ascii="Courier New" w:hAnsi="Courier New" w:eastAsia="Courier New" w:cs="Courier New"/>
+          <w:b w:val="0"/>
+          <w:bCs w:val="0"/>
+          <w:color w:val="000000"/>
+          <w:kern w:val="0"/>
+          <w:sz w:val="14"/>
+          <w:szCs w:val="14"/>
+          <w:shd w:val="clear" w:fill="FFFFFF"/>
+          <w:lang w:val="en-US" w:eastAsia="zh-CN" w:bidi="ar"/>
+        </w:rPr>
+        <w:t>:</w:t>
+      </w:r>
+      <w:r>
+        <w:rPr>
+          <w:rFonts w:hint="default" w:ascii="Courier New" w:hAnsi="Courier New" w:eastAsia="Courier New" w:cs="Courier New"/>
+          <w:b w:val="0"/>
+          <w:bCs w:val="0"/>
+          <w:color w:val="098658"/>
+          <w:kern w:val="0"/>
+          <w:sz w:val="14"/>
+          <w:szCs w:val="14"/>
+          <w:shd w:val="clear" w:fill="FFFFFF"/>
+          <w:lang w:val="en-US" w:eastAsia="zh-CN" w:bidi="ar"/>
+        </w:rPr>
+        <w:t>1</w:t>
+      </w:r>
+      <w:r>
+        <w:rPr>
+          <w:rFonts w:hint="default" w:ascii="Courier New" w:hAnsi="Courier New" w:eastAsia="Courier New" w:cs="Courier New"/>
+          <w:b w:val="0"/>
+          <w:bCs w:val="0"/>
+          <w:color w:val="000000"/>
+          <w:kern w:val="0"/>
+          <w:sz w:val="14"/>
+          <w:szCs w:val="14"/>
+          <w:shd w:val="clear" w:fill="FFFFFF"/>
+          <w:lang w:val="en-US" w:eastAsia="zh-CN" w:bidi="ar"/>
+        </w:rPr>
+        <w:t>,                                  </w:t>
+      </w:r>
+      <w:r>
+        <w:rPr>
+          <w:rFonts w:hint="default" w:ascii="Courier New" w:hAnsi="Courier New" w:eastAsia="Courier New" w:cs="Courier New"/>
+          <w:b w:val="0"/>
+          <w:bCs w:val="0"/>
+          <w:color w:val="5F8FBF"/>
+          <w:kern w:val="0"/>
+          <w:sz w:val="14"/>
+          <w:szCs w:val="14"/>
+          <w:shd w:val="clear" w:fill="FFFFFF"/>
+          <w:lang w:val="en-US" w:eastAsia="zh-CN" w:bidi="ar"/>
+        </w:rPr>
+        <w:t>// 文字 颜色</w:t>
+      </w:r>
+      <w:bookmarkStart w:id="3" w:name="_GoBack"/>
+      <w:bookmarkEnd w:id="3"/>
+    </w:p>
+    <w:p>
+      <w:pPr>
+        <w:keepNext w:val="0"/>
+        <w:keepLines w:val="0"/>
+        <w:widowControl/>
+        <w:suppressLineNumbers w:val="0"/>
+        <w:shd w:val="clear" w:fill="FFFFFF"/>
+        <w:spacing w:line="216" w:lineRule="atLeast"/>
+        <w:jc w:val="left"/>
+        <w:rPr>
+          <w:rFonts w:hint="default" w:ascii="Courier New" w:hAnsi="Courier New" w:eastAsia="Courier New" w:cs="Courier New"/>
+          <w:b w:val="0"/>
+          <w:bCs w:val="0"/>
+          <w:color w:val="000000"/>
+          <w:sz w:val="14"/>
+          <w:szCs w:val="14"/>
+        </w:rPr>
+      </w:pPr>
+      <w:r>
+        <w:rPr>
+          <w:rFonts w:hint="default" w:ascii="Courier New" w:hAnsi="Courier New" w:eastAsia="Courier New" w:cs="Courier New"/>
+          <w:b w:val="0"/>
+          <w:bCs w:val="0"/>
+          <w:color w:val="000000"/>
+          <w:kern w:val="0"/>
+          <w:sz w:val="14"/>
+          <w:szCs w:val="14"/>
+          <w:shd w:val="clear" w:fill="FFFFFF"/>
+          <w:lang w:val="en-US" w:eastAsia="zh-CN" w:bidi="ar"/>
+        </w:rPr>
+        <w:t xml:space="preserve">    </w:t>
+      </w:r>
+      <w:r>
+        <w:rPr>
+          <w:rFonts w:hint="default" w:ascii="Courier New" w:hAnsi="Courier New" w:eastAsia="Courier New" w:cs="Courier New"/>
+          <w:b w:val="0"/>
+          <w:bCs w:val="0"/>
+          <w:color w:val="A31515"/>
+          <w:kern w:val="0"/>
+          <w:sz w:val="14"/>
+          <w:szCs w:val="14"/>
+          <w:shd w:val="clear" w:fill="FFFFFF"/>
+          <w:lang w:val="en-US" w:eastAsia="zh-CN" w:bidi="ar"/>
+        </w:rPr>
+        <w:t>"Luminance"</w:t>
+      </w:r>
+      <w:r>
+        <w:rPr>
+          <w:rFonts w:hint="default" w:ascii="Courier New" w:hAnsi="Courier New" w:eastAsia="Courier New" w:cs="Courier New"/>
+          <w:b w:val="0"/>
+          <w:bCs w:val="0"/>
+          <w:color w:val="000000"/>
+          <w:kern w:val="0"/>
+          <w:sz w:val="14"/>
+          <w:szCs w:val="14"/>
+          <w:shd w:val="clear" w:fill="FFFFFF"/>
+          <w:lang w:val="en-US" w:eastAsia="zh-CN" w:bidi="ar"/>
+        </w:rPr>
+        <w:t>:</w:t>
+      </w:r>
+      <w:r>
+        <w:rPr>
+          <w:rFonts w:hint="default" w:ascii="Courier New" w:hAnsi="Courier New" w:eastAsia="Courier New" w:cs="Courier New"/>
+          <w:b w:val="0"/>
+          <w:bCs w:val="0"/>
+          <w:color w:val="098658"/>
+          <w:kern w:val="0"/>
+          <w:sz w:val="14"/>
+          <w:szCs w:val="14"/>
+          <w:shd w:val="clear" w:fill="FFFFFF"/>
+          <w:lang w:val="en-US" w:eastAsia="zh-CN" w:bidi="ar"/>
+        </w:rPr>
+        <w:t>30</w:t>
+      </w:r>
+      <w:r>
+        <w:rPr>
+          <w:rFonts w:hint="default" w:ascii="Courier New" w:hAnsi="Courier New" w:eastAsia="Courier New" w:cs="Courier New"/>
+          <w:b w:val="0"/>
+          <w:bCs w:val="0"/>
+          <w:color w:val="000000"/>
+          <w:kern w:val="0"/>
+          <w:sz w:val="14"/>
+          <w:szCs w:val="14"/>
+          <w:shd w:val="clear" w:fill="FFFFFF"/>
+          <w:lang w:val="en-US" w:eastAsia="zh-CN" w:bidi="ar"/>
+        </w:rPr>
+        <w:t xml:space="preserve">,                                 </w:t>
+      </w:r>
+      <w:r>
+        <w:rPr>
+          <w:rFonts w:hint="default" w:ascii="Courier New" w:hAnsi="Courier New" w:eastAsia="Courier New" w:cs="Courier New"/>
+          <w:b w:val="0"/>
+          <w:bCs w:val="0"/>
+          <w:color w:val="5F8FBF"/>
+          <w:kern w:val="0"/>
+          <w:sz w:val="14"/>
+          <w:szCs w:val="14"/>
+          <w:shd w:val="clear" w:fill="FFFFFF"/>
+          <w:lang w:val="en-US" w:eastAsia="zh-CN" w:bidi="ar"/>
+        </w:rPr>
+        <w:t>// 灯 亮度</w:t>
+      </w:r>
+    </w:p>
+    <w:p>
+      <w:pPr>
+        <w:keepNext w:val="0"/>
+        <w:keepLines w:val="0"/>
+        <w:widowControl/>
+        <w:suppressLineNumbers w:val="0"/>
+        <w:shd w:val="clear" w:fill="FFFFFF"/>
+        <w:spacing w:line="216" w:lineRule="atLeast"/>
+        <w:jc w:val="left"/>
+        <w:rPr>
+          <w:rFonts w:hint="default" w:ascii="Courier New" w:hAnsi="Courier New" w:eastAsia="Courier New" w:cs="Courier New"/>
+          <w:b w:val="0"/>
+          <w:bCs w:val="0"/>
+          <w:color w:val="000000"/>
+          <w:sz w:val="14"/>
+          <w:szCs w:val="14"/>
+        </w:rPr>
+      </w:pPr>
+      <w:r>
+        <w:rPr>
+          <w:rFonts w:hint="default" w:ascii="Courier New" w:hAnsi="Courier New" w:eastAsia="Courier New" w:cs="Courier New"/>
+          <w:b w:val="0"/>
+          <w:bCs w:val="0"/>
+          <w:color w:val="000000"/>
+          <w:kern w:val="0"/>
+          <w:sz w:val="14"/>
+          <w:szCs w:val="14"/>
+          <w:shd w:val="clear" w:fill="FFFFFF"/>
+          <w:lang w:val="en-US" w:eastAsia="zh-CN" w:bidi="ar"/>
+        </w:rPr>
+        <w:t xml:space="preserve">    </w:t>
+      </w:r>
+      <w:r>
+        <w:rPr>
+          <w:rFonts w:hint="default" w:ascii="Courier New" w:hAnsi="Courier New" w:eastAsia="Courier New" w:cs="Courier New"/>
+          <w:b w:val="0"/>
+          <w:bCs w:val="0"/>
+          <w:color w:val="A31515"/>
+          <w:kern w:val="0"/>
+          <w:sz w:val="14"/>
+          <w:szCs w:val="14"/>
+          <w:shd w:val="clear" w:fill="FFFFFF"/>
+          <w:lang w:val="en-US" w:eastAsia="zh-CN" w:bidi="ar"/>
+        </w:rPr>
+        <w:t>"Flicker"</w:t>
+      </w:r>
+      <w:r>
+        <w:rPr>
+          <w:rFonts w:hint="default" w:ascii="Courier New" w:hAnsi="Courier New" w:eastAsia="Courier New" w:cs="Courier New"/>
+          <w:b w:val="0"/>
+          <w:bCs w:val="0"/>
+          <w:color w:val="000000"/>
+          <w:kern w:val="0"/>
+          <w:sz w:val="14"/>
+          <w:szCs w:val="14"/>
+          <w:shd w:val="clear" w:fill="FFFFFF"/>
+          <w:lang w:val="en-US" w:eastAsia="zh-CN" w:bidi="ar"/>
+        </w:rPr>
+        <w:t>:[</w:t>
+      </w:r>
+      <w:r>
+        <w:rPr>
+          <w:rFonts w:hint="default" w:ascii="Courier New" w:hAnsi="Courier New" w:eastAsia="Courier New" w:cs="Courier New"/>
+          <w:b w:val="0"/>
+          <w:bCs w:val="0"/>
+          <w:color w:val="098658"/>
+          <w:kern w:val="0"/>
+          <w:sz w:val="14"/>
+          <w:szCs w:val="14"/>
+          <w:shd w:val="clear" w:fill="FFFFFF"/>
+          <w:lang w:val="en-US" w:eastAsia="zh-CN" w:bidi="ar"/>
+        </w:rPr>
+        <w:t>5000</w:t>
+      </w:r>
+      <w:r>
+        <w:rPr>
+          <w:rFonts w:hint="default" w:ascii="Courier New" w:hAnsi="Courier New" w:eastAsia="Courier New" w:cs="Courier New"/>
+          <w:b w:val="0"/>
+          <w:bCs w:val="0"/>
+          <w:color w:val="000000"/>
+          <w:kern w:val="0"/>
+          <w:sz w:val="14"/>
+          <w:szCs w:val="14"/>
+          <w:shd w:val="clear" w:fill="FFFFFF"/>
+          <w:lang w:val="en-US" w:eastAsia="zh-CN" w:bidi="ar"/>
+        </w:rPr>
+        <w:t>,</w:t>
+      </w:r>
+      <w:r>
+        <w:rPr>
+          <w:rFonts w:hint="default" w:ascii="Courier New" w:hAnsi="Courier New" w:eastAsia="Courier New" w:cs="Courier New"/>
+          <w:b w:val="0"/>
+          <w:bCs w:val="0"/>
+          <w:color w:val="098658"/>
+          <w:kern w:val="0"/>
+          <w:sz w:val="14"/>
+          <w:szCs w:val="14"/>
+          <w:shd w:val="clear" w:fill="FFFFFF"/>
+          <w:lang w:val="en-US" w:eastAsia="zh-CN" w:bidi="ar"/>
+        </w:rPr>
+        <w:t>5000</w:t>
+      </w:r>
+      <w:r>
+        <w:rPr>
+          <w:rFonts w:hint="default" w:ascii="Courier New" w:hAnsi="Courier New" w:eastAsia="Courier New" w:cs="Courier New"/>
+          <w:b w:val="0"/>
+          <w:bCs w:val="0"/>
+          <w:color w:val="000000"/>
+          <w:kern w:val="0"/>
+          <w:sz w:val="14"/>
+          <w:szCs w:val="14"/>
+          <w:shd w:val="clear" w:fill="FFFFFF"/>
+          <w:lang w:val="en-US" w:eastAsia="zh-CN" w:bidi="ar"/>
+        </w:rPr>
+        <w:t>],                          </w:t>
+      </w:r>
+      <w:r>
+        <w:rPr>
+          <w:rFonts w:hint="default" w:ascii="Courier New" w:hAnsi="Courier New" w:eastAsia="Courier New" w:cs="Courier New"/>
+          <w:b w:val="0"/>
+          <w:bCs w:val="0"/>
+          <w:color w:val="5F8FBF"/>
+          <w:kern w:val="0"/>
+          <w:sz w:val="14"/>
+          <w:szCs w:val="14"/>
+          <w:shd w:val="clear" w:fill="FFFFFF"/>
+          <w:lang w:val="en-US" w:eastAsia="zh-CN" w:bidi="ar"/>
+        </w:rPr>
+        <w:t>// 灯 闪烁（size == 0时，为不闪烁）</w:t>
+      </w:r>
+    </w:p>
+    <w:p>
+      <w:pPr>
+        <w:keepNext w:val="0"/>
+        <w:keepLines w:val="0"/>
+        <w:widowControl/>
+        <w:suppressLineNumbers w:val="0"/>
+        <w:shd w:val="clear" w:fill="FFFFFF"/>
+        <w:spacing w:line="216" w:lineRule="atLeast"/>
+        <w:jc w:val="left"/>
+        <w:rPr>
+          <w:rFonts w:hint="default" w:ascii="Courier New" w:hAnsi="Courier New" w:eastAsia="Courier New" w:cs="Courier New"/>
+          <w:b w:val="0"/>
+          <w:bCs w:val="0"/>
+          <w:color w:val="000000"/>
+          <w:sz w:val="14"/>
+          <w:szCs w:val="14"/>
+        </w:rPr>
+      </w:pPr>
+      <w:r>
+        <w:rPr>
+          <w:rFonts w:hint="default" w:ascii="Courier New" w:hAnsi="Courier New" w:eastAsia="Courier New" w:cs="Courier New"/>
+          <w:b w:val="0"/>
+          <w:bCs w:val="0"/>
+          <w:color w:val="000000"/>
+          <w:kern w:val="0"/>
+          <w:sz w:val="14"/>
+          <w:szCs w:val="14"/>
+          <w:shd w:val="clear" w:fill="FFFFFF"/>
+          <w:lang w:val="en-US" w:eastAsia="zh-CN" w:bidi="ar"/>
+        </w:rPr>
+        <w:t xml:space="preserve">    </w:t>
+      </w:r>
+      <w:r>
+        <w:rPr>
+          <w:rFonts w:hint="default" w:ascii="Courier New" w:hAnsi="Courier New" w:eastAsia="Courier New" w:cs="Courier New"/>
+          <w:b w:val="0"/>
+          <w:bCs w:val="0"/>
+          <w:color w:val="A31515"/>
+          <w:kern w:val="0"/>
+          <w:sz w:val="14"/>
+          <w:szCs w:val="14"/>
+          <w:shd w:val="clear" w:fill="FFFFFF"/>
+          <w:lang w:val="en-US" w:eastAsia="zh-CN" w:bidi="ar"/>
+        </w:rPr>
+        <w:t>"ReservedInterface1"</w:t>
+      </w:r>
+      <w:r>
+        <w:rPr>
+          <w:rFonts w:hint="default" w:ascii="Courier New" w:hAnsi="Courier New" w:eastAsia="Courier New" w:cs="Courier New"/>
+          <w:b w:val="0"/>
+          <w:bCs w:val="0"/>
+          <w:color w:val="000000"/>
+          <w:kern w:val="0"/>
+          <w:sz w:val="14"/>
+          <w:szCs w:val="14"/>
+          <w:shd w:val="clear" w:fill="FFFFFF"/>
+          <w:lang w:val="en-US" w:eastAsia="zh-CN" w:bidi="ar"/>
+        </w:rPr>
+        <w:t>:</w:t>
+      </w:r>
+      <w:r>
+        <w:rPr>
+          <w:rFonts w:hint="default" w:ascii="Courier New" w:hAnsi="Courier New" w:eastAsia="Courier New" w:cs="Courier New"/>
+          <w:b w:val="0"/>
+          <w:bCs w:val="0"/>
+          <w:color w:val="0451A5"/>
+          <w:kern w:val="0"/>
+          <w:sz w:val="14"/>
+          <w:szCs w:val="14"/>
+          <w:shd w:val="clear" w:fill="FFFFFF"/>
+          <w:lang w:val="en-US" w:eastAsia="zh-CN" w:bidi="ar"/>
+        </w:rPr>
+        <w:t>"预留接口1"</w:t>
+      </w:r>
+      <w:r>
+        <w:rPr>
+          <w:rFonts w:hint="default" w:ascii="Courier New" w:hAnsi="Courier New" w:eastAsia="Courier New" w:cs="Courier New"/>
+          <w:b w:val="0"/>
+          <w:bCs w:val="0"/>
+          <w:color w:val="000000"/>
+          <w:kern w:val="0"/>
+          <w:sz w:val="14"/>
+          <w:szCs w:val="14"/>
+          <w:shd w:val="clear" w:fill="FFFFFF"/>
+          <w:lang w:val="en-US" w:eastAsia="zh-CN" w:bidi="ar"/>
+        </w:rPr>
+        <w:t>,                </w:t>
+      </w:r>
+      <w:r>
+        <w:rPr>
+          <w:rFonts w:hint="default" w:ascii="Courier New" w:hAnsi="Courier New" w:eastAsia="Courier New" w:cs="Courier New"/>
+          <w:b w:val="0"/>
+          <w:bCs w:val="0"/>
+          <w:color w:val="5F8FBF"/>
+          <w:kern w:val="0"/>
+          <w:sz w:val="14"/>
+          <w:szCs w:val="14"/>
+          <w:shd w:val="clear" w:fill="FFFFFF"/>
+          <w:lang w:val="en-US" w:eastAsia="zh-CN" w:bidi="ar"/>
+        </w:rPr>
+        <w:t>// 预留接口1</w:t>
+      </w:r>
+    </w:p>
+    <w:p>
+      <w:pPr>
+        <w:keepNext w:val="0"/>
+        <w:keepLines w:val="0"/>
+        <w:widowControl/>
+        <w:suppressLineNumbers w:val="0"/>
+        <w:shd w:val="clear" w:fill="FFFFFF"/>
+        <w:spacing w:line="216" w:lineRule="atLeast"/>
+        <w:jc w:val="left"/>
+        <w:rPr>
+          <w:rFonts w:hint="default" w:ascii="Courier New" w:hAnsi="Courier New" w:eastAsia="Courier New" w:cs="Courier New"/>
+          <w:b w:val="0"/>
+          <w:bCs w:val="0"/>
+          <w:color w:val="000000"/>
+          <w:sz w:val="14"/>
+          <w:szCs w:val="14"/>
+        </w:rPr>
+      </w:pPr>
+      <w:r>
+        <w:rPr>
+          <w:rFonts w:hint="default" w:ascii="Courier New" w:hAnsi="Courier New" w:eastAsia="Courier New" w:cs="Courier New"/>
+          <w:b w:val="0"/>
+          <w:bCs w:val="0"/>
+          <w:color w:val="000000"/>
+          <w:kern w:val="0"/>
+          <w:sz w:val="14"/>
+          <w:szCs w:val="14"/>
+          <w:shd w:val="clear" w:fill="FFFFFF"/>
+          <w:lang w:val="en-US" w:eastAsia="zh-CN" w:bidi="ar"/>
+        </w:rPr>
+        <w:t xml:space="preserve">    </w:t>
+      </w:r>
+      <w:r>
+        <w:rPr>
+          <w:rFonts w:hint="default" w:ascii="Courier New" w:hAnsi="Courier New" w:eastAsia="Courier New" w:cs="Courier New"/>
+          <w:b w:val="0"/>
+          <w:bCs w:val="0"/>
+          <w:color w:val="A31515"/>
+          <w:kern w:val="0"/>
+          <w:sz w:val="14"/>
+          <w:szCs w:val="14"/>
+          <w:shd w:val="clear" w:fill="FFFFFF"/>
+          <w:lang w:val="en-US" w:eastAsia="zh-CN" w:bidi="ar"/>
+        </w:rPr>
+        <w:t>"ReservedInterface2"</w:t>
+      </w:r>
+      <w:r>
+        <w:rPr>
+          <w:rFonts w:hint="default" w:ascii="Courier New" w:hAnsi="Courier New" w:eastAsia="Courier New" w:cs="Courier New"/>
+          <w:b w:val="0"/>
+          <w:bCs w:val="0"/>
+          <w:color w:val="000000"/>
+          <w:kern w:val="0"/>
+          <w:sz w:val="14"/>
+          <w:szCs w:val="14"/>
+          <w:shd w:val="clear" w:fill="FFFFFF"/>
+          <w:lang w:val="en-US" w:eastAsia="zh-CN" w:bidi="ar"/>
+        </w:rPr>
+        <w:t>:</w:t>
+      </w:r>
+      <w:r>
+        <w:rPr>
+          <w:rFonts w:hint="default" w:ascii="Courier New" w:hAnsi="Courier New" w:eastAsia="Courier New" w:cs="Courier New"/>
+          <w:b w:val="0"/>
+          <w:bCs w:val="0"/>
+          <w:color w:val="0451A5"/>
+          <w:kern w:val="0"/>
+          <w:sz w:val="14"/>
+          <w:szCs w:val="14"/>
+          <w:shd w:val="clear" w:fill="FFFFFF"/>
+          <w:lang w:val="en-US" w:eastAsia="zh-CN" w:bidi="ar"/>
+        </w:rPr>
+        <w:t>"预留接口2"</w:t>
+      </w:r>
+      <w:r>
+        <w:rPr>
+          <w:rFonts w:hint="default" w:ascii="Courier New" w:hAnsi="Courier New" w:eastAsia="Courier New" w:cs="Courier New"/>
+          <w:b w:val="0"/>
+          <w:bCs w:val="0"/>
+          <w:color w:val="000000"/>
+          <w:kern w:val="0"/>
+          <w:sz w:val="14"/>
+          <w:szCs w:val="14"/>
+          <w:shd w:val="clear" w:fill="FFFFFF"/>
+          <w:lang w:val="en-US" w:eastAsia="zh-CN" w:bidi="ar"/>
+        </w:rPr>
+        <w:t xml:space="preserve">                 </w:t>
+      </w:r>
+      <w:r>
+        <w:rPr>
+          <w:rFonts w:hint="default" w:ascii="Courier New" w:hAnsi="Courier New" w:eastAsia="Courier New" w:cs="Courier New"/>
+          <w:b w:val="0"/>
+          <w:bCs w:val="0"/>
+          <w:color w:val="5F8FBF"/>
+          <w:kern w:val="0"/>
+          <w:sz w:val="14"/>
+          <w:szCs w:val="14"/>
+          <w:shd w:val="clear" w:fill="FFFFFF"/>
+          <w:lang w:val="en-US" w:eastAsia="zh-CN" w:bidi="ar"/>
+        </w:rPr>
+        <w:t>// 预留接口2</w:t>
+      </w:r>
+    </w:p>
+    <w:p>
+      <w:pPr>
+        <w:keepNext w:val="0"/>
+        <w:keepLines w:val="0"/>
+        <w:widowControl/>
+        <w:suppressLineNumbers w:val="0"/>
+        <w:shd w:val="clear" w:fill="FFFFFF"/>
+        <w:spacing w:line="216" w:lineRule="atLeast"/>
+        <w:jc w:val="left"/>
+        <w:rPr>
+          <w:rFonts w:hint="default" w:ascii="Courier New" w:hAnsi="Courier New" w:eastAsia="Courier New" w:cs="Courier New"/>
+          <w:b w:val="0"/>
+          <w:bCs w:val="0"/>
+          <w:color w:val="000000"/>
+          <w:sz w:val="14"/>
+          <w:szCs w:val="14"/>
+        </w:rPr>
+      </w:pPr>
+      <w:r>
+        <w:rPr>
+          <w:rFonts w:hint="default" w:ascii="Courier New" w:hAnsi="Courier New" w:eastAsia="Courier New" w:cs="Courier New"/>
+          <w:b w:val="0"/>
+          <w:bCs w:val="0"/>
+          <w:color w:val="000000"/>
+          <w:kern w:val="0"/>
+          <w:sz w:val="14"/>
+          <w:szCs w:val="14"/>
+          <w:shd w:val="clear" w:fill="FFFFFF"/>
+          <w:lang w:val="en-US" w:eastAsia="zh-CN" w:bidi="ar"/>
+        </w:rPr>
+        <w:t>}</w:t>
+      </w:r>
+    </w:p>
+    <w:p>
+      <w:pPr>
+        <w:numPr>
+          <w:ilvl w:val="-1"/>
+          <w:numId w:val="0"/>
+        </w:numPr>
+        <w:ind w:left="0" w:leftChars="0" w:firstLine="420" w:firstLineChars="0"/>
+        <w:jc w:val="left"/>
+        <w:rPr>
+          <w:rFonts w:hint="default"/>
+          <w:b/>
+          <w:bCs/>
+          <w:color w:val="000000" w:themeColor="text1"/>
+          <w:vertAlign w:val="baseline"/>
+          <w:lang w:val="en-US" w:eastAsia="zh-CN"/>
+          <w14:textFill>
+            <w14:solidFill>
+              <w14:schemeClr w14:val="tx1"/>
+            </w14:solidFill>
+          </w14:textFill>
+        </w:rPr>
+      </w:pPr>
     </w:p>
     <w:sectPr>
       <w:footerReference r:id="rId3" w:type="default"/>
